--- a/Week_1/Week1_DesignPrinciples&Patterns_HandsOn.docx
+++ b/Week_1/Week1_DesignPrinciples&Patterns_HandsOn.docx
@@ -31,6 +31,14 @@
           <w:szCs w:val="28"/>
         </w:rPr>
       </w:r>
+      <w:r>
+        <w:rPr>
+          <w:b/>
+          <w:bCs/>
+          <w:sz w:val="28"/>
+          <w:szCs w:val="28"/>
+        </w:rPr>
+      </w:r>
     </w:p>
     <w:p>
       <w:pPr>
@@ -60,6 +68,15 @@
           <w:bCs/>
           <w:sz w:val="24"/>
           <w:szCs w:val="24"/>
+        </w:rPr>
+      </w:r>
+      <w:r>
+        <w:rPr>
+          <w:b/>
+          <w:bCs/>
+          <w:sz w:val="24"/>
+          <w:szCs w:val="24"/>
+          <w:highlight w:val="none"/>
         </w:rPr>
       </w:r>
     </w:p>
@@ -106,7 +123,7 @@
           <w:highlight w:val="none"/>
           <w:u w:val="single"/>
         </w:rPr>
-        <w:t xml:space="preserve">java</w:t>
+        <w:t xml:space="preserve">cs</w:t>
       </w:r>
       <w:r>
         <w:rPr>
@@ -114,17 +131,6 @@
           <w:bCs w:val="0"/>
           <w:sz w:val="22"/>
           <w:szCs w:val="22"/>
-          <w:highlight w:val="none"/>
-          <w:u w:val="single"/>
-        </w:rPr>
-      </w:r>
-      <w:r>
-        <w:rPr>
-          <w:b w:val="0"/>
-          <w:bCs w:val="0"/>
-          <w:sz w:val="22"/>
-          <w:szCs w:val="22"/>
-          <w:highlight w:val="none"/>
           <w:u w:val="single"/>
         </w:rPr>
       </w:r>
@@ -143,7 +149,7 @@
           <mc:Choice Requires="wpg">
             <w:drawing>
               <wp:inline xmlns:wp="http://schemas.openxmlformats.org/drawingml/2006/wordprocessingDrawing" distT="0" distB="0" distL="0" distR="0">
-                <wp:extent cx="4782525" cy="3046076"/>
+                <wp:extent cx="4049100" cy="4344067"/>
                 <wp:effectExtent l="0" t="0" r="0" b="0"/>
                 <wp:docPr id="1" name=""/>
                 <wp:cNvGraphicFramePr>
@@ -153,7 +159,7 @@
                   <a:graphicData uri="http://schemas.openxmlformats.org/drawingml/2006/picture">
                     <pic:pic xmlns:pic="http://schemas.openxmlformats.org/drawingml/2006/picture">
                       <pic:nvPicPr>
-                        <pic:cNvPr id="164825920" name=""/>
+                        <pic:cNvPr id="1849457360" name=""/>
                         <pic:cNvPicPr>
                           <a:picLocks noChangeAspect="1"/>
                         </pic:cNvPicPr>
@@ -166,7 +172,7 @@
                       <pic:spPr bwMode="auto">
                         <a:xfrm flipH="0" flipV="0">
                           <a:off x="0" y="0"/>
-                          <a:ext cx="4782524" cy="3046075"/>
+                          <a:ext cx="4049100" cy="4344067"/>
                         </a:xfrm>
                         <a:prstGeom prst="rect">
                           <a:avLst/>
@@ -199,7 +205,7 @@
                 <v:path o:extrusionok="f" gradientshapeok="t" o:connecttype="rect"/>
                 <o:lock v:ext="edit" aspectratio="t"/>
               </v:shapetype>
-              <v:shape id="_x0000_i0" o:spid="_x0000_s0" type="#_x0000_t75" style="width:376.58pt;height:239.85pt;mso-wrap-distance-left:0.00pt;mso-wrap-distance-top:0.00pt;mso-wrap-distance-right:0.00pt;mso-wrap-distance-bottom:0.00pt;z-index:1;" stroked="false">
+              <v:shape id="_x0000_i0" o:spid="_x0000_s0" type="#_x0000_t75" style="width:318.83pt;height:342.05pt;mso-wrap-distance-left:0.00pt;mso-wrap-distance-top:0.00pt;mso-wrap-distance-right:0.00pt;mso-wrap-distance-bottom:0.00pt;z-index:1;" stroked="false">
                 <v:imagedata r:id="rId8" o:title=""/>
                 <o:lock v:ext="edit" rotation="t"/>
               </v:shape>
@@ -207,55 +213,10 @@
           </mc:Fallback>
         </mc:AlternateContent>
       </w:r>
-      <w:r/>
-    </w:p>
-    <w:p>
-      <w:pPr>
-        <w:pBdr/>
-        <w:spacing/>
-        <w:ind/>
-        <w:rPr>
-          <w:highlight w:val="none"/>
-        </w:rPr>
-      </w:pPr>
       <w:r>
         <w:rPr>
           <w:highlight w:val="none"/>
         </w:rPr>
-      </w:r>
-      <w:r>
-        <w:rPr>
-          <w:highlight w:val="none"/>
-        </w:rPr>
-      </w:r>
-    </w:p>
-    <w:p>
-      <w:pPr>
-        <w:pBdr/>
-        <w:spacing/>
-        <w:ind/>
-        <w:rPr>
-          <w:sz w:val="22"/>
-          <w:szCs w:val="22"/>
-          <w:u w:val="single"/>
-        </w:rPr>
-      </w:pPr>
-      <w:r>
-        <w:rPr>
-          <w:sz w:val="22"/>
-          <w:szCs w:val="22"/>
-          <w:highlight w:val="none"/>
-          <w:u w:val="single"/>
-        </w:rPr>
-      </w:r>
-      <w:r>
-        <w:rPr>
-          <w:sz w:val="22"/>
-          <w:szCs w:val="22"/>
-          <w:highlight w:val="none"/>
-          <w:u w:val="single"/>
-        </w:rPr>
-        <w:t xml:space="preserve">SingletonTest.java</w:t>
       </w:r>
       <w:r>
         <w:rPr>
@@ -273,20 +234,73 @@
           <w:u w:val="single"/>
         </w:rPr>
       </w:r>
+      <w:r>
+        <w:rPr>
+          <w:highlight w:val="none"/>
+        </w:rPr>
+      </w:r>
     </w:p>
     <w:p>
       <w:pPr>
         <w:pBdr/>
         <w:spacing/>
         <w:ind/>
-        <w:rPr/>
+        <w:rPr>
+          <w:sz w:val="22"/>
+          <w:szCs w:val="22"/>
+          <w:highlight w:val="none"/>
+          <w:u w:val="single"/>
+        </w:rPr>
       </w:pPr>
       <w:r>
+        <w:rPr>
+          <w:sz w:val="22"/>
+          <w:szCs w:val="22"/>
+          <w:highlight w:val="none"/>
+          <w:u w:val="single"/>
+        </w:rPr>
+        <w:t xml:space="preserve">Program.cs </w:t>
+      </w:r>
+      <w:r>
+        <w:rPr>
+          <w:sz w:val="22"/>
+          <w:szCs w:val="22"/>
+          <w:u w:val="single"/>
+        </w:rPr>
+      </w:r>
+    </w:p>
+    <w:p>
+      <w:pPr>
+        <w:pBdr/>
+        <w:spacing/>
+        <w:ind/>
+        <w:rPr>
+          <w:sz w:val="22"/>
+          <w:szCs w:val="22"/>
+          <w:highlight w:val="none"/>
+          <w:u w:val="single"/>
+        </w:rPr>
+      </w:pPr>
+      <w:r>
+        <w:rPr>
+          <w:sz w:val="22"/>
+          <w:szCs w:val="22"/>
+          <w:highlight w:val="none"/>
+          <w:u w:val="single"/>
+        </w:rPr>
+      </w:r>
+      <w:r>
+        <w:rPr>
+          <w:sz w:val="22"/>
+          <w:szCs w:val="22"/>
+          <w:highlight w:val="none"/>
+          <w:u w:val="single"/>
+        </w:rPr>
         <mc:AlternateContent>
           <mc:Choice Requires="wpg">
             <w:drawing>
               <wp:inline xmlns:wp="http://schemas.openxmlformats.org/drawingml/2006/wordprocessingDrawing" distT="0" distB="0" distL="0" distR="0">
-                <wp:extent cx="5515950" cy="3583154"/>
+                <wp:extent cx="3553800" cy="3136049"/>
                 <wp:effectExtent l="0" t="0" r="0" b="0"/>
                 <wp:docPr id="2" name=""/>
                 <wp:cNvGraphicFramePr>
@@ -296,7 +310,7 @@
                   <a:graphicData uri="http://schemas.openxmlformats.org/drawingml/2006/picture">
                     <pic:pic xmlns:pic="http://schemas.openxmlformats.org/drawingml/2006/picture">
                       <pic:nvPicPr>
-                        <pic:cNvPr id="34324928" name=""/>
+                        <pic:cNvPr id="808125440" name=""/>
                         <pic:cNvPicPr>
                           <a:picLocks noChangeAspect="1"/>
                         </pic:cNvPicPr>
@@ -307,9 +321,9 @@
                         <a:stretch/>
                       </pic:blipFill>
                       <pic:spPr bwMode="auto">
-                        <a:xfrm flipH="0" flipV="0">
+                        <a:xfrm rot="0" flipH="0" flipV="0">
                           <a:off x="0" y="0"/>
-                          <a:ext cx="5515949" cy="3583153"/>
+                          <a:ext cx="3553799" cy="3136048"/>
                         </a:xfrm>
                         <a:prstGeom prst="rect">
                           <a:avLst/>
@@ -342,7 +356,7 @@
                 <v:path o:extrusionok="f" gradientshapeok="t" o:connecttype="rect"/>
                 <o:lock v:ext="edit" aspectratio="t"/>
               </v:shapetype>
-              <v:shape id="_x0000_i1" o:spid="_x0000_s1" type="#_x0000_t75" style="width:434.33pt;height:282.14pt;mso-wrap-distance-left:0.00pt;mso-wrap-distance-top:0.00pt;mso-wrap-distance-right:0.00pt;mso-wrap-distance-bottom:0.00pt;z-index:1;" stroked="false">
+              <v:shape id="_x0000_i1" o:spid="_x0000_s1" type="#_x0000_t75" style="width:279.83pt;height:246.93pt;mso-wrap-distance-left:0.00pt;mso-wrap-distance-top:0.00pt;mso-wrap-distance-right:0.00pt;mso-wrap-distance-bottom:0.00pt;rotation:0;z-index:1;" stroked="false">
                 <v:imagedata r:id="rId9" o:title=""/>
                 <o:lock v:ext="edit" rotation="t"/>
               </v:shape>
@@ -350,20 +364,32 @@
           </mc:Fallback>
         </mc:AlternateContent>
       </w:r>
-      <w:r/>
-    </w:p>
-    <w:p>
-      <w:pPr>
-        <w:pBdr/>
-        <w:spacing/>
-        <w:ind/>
+      <w:r>
         <w:rPr>
-          <w:sz w:val="32"/>
-          <w:szCs w:val="32"/>
+          <w:sz w:val="22"/>
+          <w:szCs w:val="22"/>
           <w:highlight w:val="none"/>
           <w:u w:val="single"/>
         </w:rPr>
-      </w:pPr>
+      </w:r>
+      <w:r>
+        <w:rPr>
+          <w:sz w:val="22"/>
+          <w:szCs w:val="22"/>
+          <w:highlight w:val="none"/>
+          <w:u w:val="single"/>
+        </w:rPr>
+      </w:r>
+      <w:r/>
+      <w:r/>
+      <w:r>
+        <w:rPr>
+          <w:sz w:val="22"/>
+          <w:szCs w:val="22"/>
+          <w:highlight w:val="none"/>
+          <w:u w:val="single"/>
+        </w:rPr>
+      </w:r>
       <w:r>
         <w:rPr>
           <w:sz w:val="32"/>
@@ -380,6 +406,22 @@
           <w:u w:val="single"/>
         </w:rPr>
       </w:r>
+      <w:r>
+        <w:rPr>
+          <w:sz w:val="32"/>
+          <w:szCs w:val="32"/>
+          <w:highlight w:val="none"/>
+          <w:u w:val="single"/>
+        </w:rPr>
+      </w:r>
+      <w:r>
+        <w:rPr>
+          <w:sz w:val="22"/>
+          <w:szCs w:val="22"/>
+          <w:highlight w:val="none"/>
+          <w:u w:val="single"/>
+        </w:rPr>
+      </w:r>
     </w:p>
     <w:p>
       <w:pPr>
@@ -408,6 +450,14 @@
           <w:u w:val="single"/>
         </w:rPr>
       </w:r>
+      <w:r>
+        <w:rPr>
+          <w:sz w:val="32"/>
+          <w:szCs w:val="32"/>
+          <w:highlight w:val="none"/>
+          <w:u w:val="single"/>
+        </w:rPr>
+      </w:r>
     </w:p>
     <w:p>
       <w:pPr>
@@ -428,7 +478,7 @@
           <mc:Choice Requires="wpg">
             <w:drawing>
               <wp:inline xmlns:wp="http://schemas.openxmlformats.org/drawingml/2006/wordprocessingDrawing" distT="0" distB="0" distL="0" distR="0">
-                <wp:extent cx="2865755" cy="764881"/>
+                <wp:extent cx="3268050" cy="618558"/>
                 <wp:effectExtent l="0" t="0" r="0" b="0"/>
                 <wp:docPr id="3" name=""/>
                 <wp:cNvGraphicFramePr>
@@ -438,7 +488,7 @@
                   <a:graphicData uri="http://schemas.openxmlformats.org/drawingml/2006/picture">
                     <pic:pic xmlns:pic="http://schemas.openxmlformats.org/drawingml/2006/picture">
                       <pic:nvPicPr>
-                        <pic:cNvPr id="521440154" name=""/>
+                        <pic:cNvPr id="1169204299" name=""/>
                         <pic:cNvPicPr>
                           <a:picLocks noChangeAspect="1"/>
                         </pic:cNvPicPr>
@@ -451,7 +501,7 @@
                       <pic:spPr bwMode="auto">
                         <a:xfrm flipH="0" flipV="0">
                           <a:off x="0" y="0"/>
-                          <a:ext cx="2865754" cy="764881"/>
+                          <a:ext cx="3268049" cy="618558"/>
                         </a:xfrm>
                         <a:prstGeom prst="rect">
                           <a:avLst/>
@@ -484,7 +534,7 @@
                 <v:path o:extrusionok="f" gradientshapeok="t" o:connecttype="rect"/>
                 <o:lock v:ext="edit" aspectratio="t"/>
               </v:shapetype>
-              <v:shape id="_x0000_i2" o:spid="_x0000_s2" type="#_x0000_t75" style="width:225.65pt;height:60.23pt;mso-wrap-distance-left:0.00pt;mso-wrap-distance-top:0.00pt;mso-wrap-distance-right:0.00pt;mso-wrap-distance-bottom:0.00pt;z-index:1;" stroked="false">
+              <v:shape id="_x0000_i2" o:spid="_x0000_s2" type="#_x0000_t75" style="width:257.33pt;height:48.71pt;mso-wrap-distance-left:0.00pt;mso-wrap-distance-top:0.00pt;mso-wrap-distance-right:0.00pt;mso-wrap-distance-bottom:0.00pt;z-index:1;" stroked="false">
                 <v:imagedata r:id="rId10" o:title=""/>
                 <o:lock v:ext="edit" rotation="t"/>
               </v:shape>
@@ -498,6 +548,12 @@
           <w:szCs w:val="32"/>
         </w:rPr>
       </w:r>
+      <w:r>
+        <w:rPr>
+          <w:sz w:val="32"/>
+          <w:szCs w:val="32"/>
+        </w:rPr>
+      </w:r>
     </w:p>
     <w:p>
       <w:pPr>
@@ -509,6 +565,12 @@
           <w:bCs/>
         </w:rPr>
       </w:pPr>
+      <w:r>
+        <w:rPr>
+          <w:b/>
+          <w:bCs/>
+        </w:rPr>
+      </w:r>
       <w:r>
         <w:rPr>
           <w:b/>
@@ -551,6 +613,14 @@
           <w:szCs w:val="24"/>
         </w:rPr>
       </w:r>
+      <w:r>
+        <w:rPr>
+          <w:b/>
+          <w:bCs/>
+          <w:sz w:val="24"/>
+          <w:szCs w:val="24"/>
+        </w:rPr>
+      </w:r>
     </w:p>
     <w:p>
       <w:pPr>
@@ -565,7 +635,12 @@
         <w:rPr>
           <w:u w:val="single"/>
         </w:rPr>
-        <w:t xml:space="preserve">Document.java</w:t>
+        <w:t xml:space="preserve">Document.cs</w:t>
+      </w:r>
+      <w:r>
+        <w:rPr>
+          <w:u w:val="single"/>
+        </w:rPr>
       </w:r>
       <w:r>
         <w:rPr>
@@ -590,7 +665,7 @@
           <mc:Choice Requires="wpg">
             <w:drawing>
               <wp:inline xmlns:wp="http://schemas.openxmlformats.org/drawingml/2006/wordprocessingDrawing" distT="0" distB="0" distL="0" distR="0">
-                <wp:extent cx="2271441" cy="686019"/>
+                <wp:extent cx="2325075" cy="824187"/>
                 <wp:effectExtent l="0" t="0" r="0" b="0"/>
                 <wp:docPr id="4" name=""/>
                 <wp:cNvGraphicFramePr>
@@ -600,7 +675,7 @@
                   <a:graphicData uri="http://schemas.openxmlformats.org/drawingml/2006/picture">
                     <pic:pic xmlns:pic="http://schemas.openxmlformats.org/drawingml/2006/picture">
                       <pic:nvPicPr>
-                        <pic:cNvPr id="436128877" name=""/>
+                        <pic:cNvPr id="1429999416" name=""/>
                         <pic:cNvPicPr>
                           <a:picLocks noChangeAspect="1"/>
                         </pic:cNvPicPr>
@@ -613,7 +688,7 @@
                       <pic:spPr bwMode="auto">
                         <a:xfrm flipH="0" flipV="0">
                           <a:off x="0" y="0"/>
-                          <a:ext cx="2271440" cy="686019"/>
+                          <a:ext cx="2325074" cy="824186"/>
                         </a:xfrm>
                         <a:prstGeom prst="rect">
                           <a:avLst/>
@@ -646,7 +721,7 @@
                 <v:path o:extrusionok="f" gradientshapeok="t" o:connecttype="rect"/>
                 <o:lock v:ext="edit" aspectratio="t"/>
               </v:shapetype>
-              <v:shape id="_x0000_i3" o:spid="_x0000_s3" type="#_x0000_t75" style="width:178.85pt;height:54.02pt;mso-wrap-distance-left:0.00pt;mso-wrap-distance-top:0.00pt;mso-wrap-distance-right:0.00pt;mso-wrap-distance-bottom:0.00pt;z-index:1;" stroked="false">
+              <v:shape id="_x0000_i3" o:spid="_x0000_s3" type="#_x0000_t75" style="width:183.08pt;height:64.90pt;mso-wrap-distance-left:0.00pt;mso-wrap-distance-top:0.00pt;mso-wrap-distance-right:0.00pt;mso-wrap-distance-bottom:0.00pt;z-index:1;" stroked="false">
                 <v:imagedata r:id="rId11" o:title=""/>
                 <o:lock v:ext="edit" rotation="t"/>
               </v:shape>
@@ -659,21 +734,31 @@
           <w:u w:val="single"/>
         </w:rPr>
       </w:r>
-    </w:p>
-    <w:p>
-      <w:pPr>
-        <w:pBdr/>
-        <w:spacing/>
-        <w:ind/>
-        <w:rPr>
-          <w:u w:val="single"/>
-        </w:rPr>
-      </w:pPr>
       <w:r>
         <w:rPr>
           <w:u w:val="single"/>
         </w:rPr>
-        <w:t xml:space="preserve">DocumentFactory.java</w:t>
+      </w:r>
+    </w:p>
+    <w:p>
+      <w:pPr>
+        <w:pBdr/>
+        <w:spacing/>
+        <w:ind/>
+        <w:rPr>
+          <w:u w:val="single"/>
+        </w:rPr>
+      </w:pPr>
+      <w:r>
+        <w:rPr>
+          <w:u w:val="single"/>
+        </w:rPr>
+        <w:t xml:space="preserve">DocumentFactory.cs</w:t>
+      </w:r>
+      <w:r>
+        <w:rPr>
+          <w:u w:val="single"/>
+        </w:rPr>
       </w:r>
       <w:r>
         <w:rPr>
@@ -698,7 +783,7 @@
           <mc:Choice Requires="wpg">
             <w:drawing>
               <wp:inline xmlns:wp="http://schemas.openxmlformats.org/drawingml/2006/wordprocessingDrawing" distT="0" distB="0" distL="0" distR="0">
-                <wp:extent cx="3505200" cy="681356"/>
+                <wp:extent cx="3334725" cy="631331"/>
                 <wp:effectExtent l="0" t="0" r="0" b="0"/>
                 <wp:docPr id="5" name=""/>
                 <wp:cNvGraphicFramePr>
@@ -708,7 +793,7 @@
                   <a:graphicData uri="http://schemas.openxmlformats.org/drawingml/2006/picture">
                     <pic:pic xmlns:pic="http://schemas.openxmlformats.org/drawingml/2006/picture">
                       <pic:nvPicPr>
-                        <pic:cNvPr id="1368484361" name=""/>
+                        <pic:cNvPr id="678086661" name=""/>
                         <pic:cNvPicPr>
                           <a:picLocks noChangeAspect="1"/>
                         </pic:cNvPicPr>
@@ -721,7 +806,7 @@
                       <pic:spPr bwMode="auto">
                         <a:xfrm flipH="0" flipV="0">
                           <a:off x="0" y="0"/>
-                          <a:ext cx="3505199" cy="681356"/>
+                          <a:ext cx="3334725" cy="631331"/>
                         </a:xfrm>
                         <a:prstGeom prst="rect">
                           <a:avLst/>
@@ -754,7 +839,7 @@
                 <v:path o:extrusionok="f" gradientshapeok="t" o:connecttype="rect"/>
                 <o:lock v:ext="edit" aspectratio="t"/>
               </v:shapetype>
-              <v:shape id="_x0000_i4" o:spid="_x0000_s4" type="#_x0000_t75" style="width:276.00pt;height:53.65pt;mso-wrap-distance-left:0.00pt;mso-wrap-distance-top:0.00pt;mso-wrap-distance-right:0.00pt;mso-wrap-distance-bottom:0.00pt;z-index:1;" stroked="false">
+              <v:shape id="_x0000_i4" o:spid="_x0000_s4" type="#_x0000_t75" style="width:262.58pt;height:49.71pt;mso-wrap-distance-left:0.00pt;mso-wrap-distance-top:0.00pt;mso-wrap-distance-right:0.00pt;mso-wrap-distance-bottom:0.00pt;z-index:1;" stroked="false">
                 <v:imagedata r:id="rId12" o:title=""/>
                 <o:lock v:ext="edit" rotation="t"/>
               </v:shape>
@@ -767,21 +852,31 @@
           <w:u w:val="single"/>
         </w:rPr>
       </w:r>
-    </w:p>
-    <w:p>
-      <w:pPr>
-        <w:pBdr/>
-        <w:spacing/>
-        <w:ind/>
-        <w:rPr>
-          <w:u w:val="single"/>
-        </w:rPr>
-      </w:pPr>
       <w:r>
         <w:rPr>
           <w:u w:val="single"/>
         </w:rPr>
-        <w:t xml:space="preserve">WordDocumnet.java</w:t>
+      </w:r>
+    </w:p>
+    <w:p>
+      <w:pPr>
+        <w:pBdr/>
+        <w:spacing/>
+        <w:ind/>
+        <w:rPr>
+          <w:u w:val="single"/>
+        </w:rPr>
+      </w:pPr>
+      <w:r>
+        <w:rPr>
+          <w:u w:val="single"/>
+        </w:rPr>
+        <w:t xml:space="preserve">WordDocumnet.cs</w:t>
+      </w:r>
+      <w:r>
+        <w:rPr>
+          <w:u w:val="single"/>
+        </w:rPr>
       </w:r>
       <w:r>
         <w:rPr>
@@ -806,7 +901,7 @@
           <mc:Choice Requires="wpg">
             <w:drawing>
               <wp:inline xmlns:wp="http://schemas.openxmlformats.org/drawingml/2006/wordprocessingDrawing" distT="0" distB="0" distL="0" distR="0">
-                <wp:extent cx="3725250" cy="1219476"/>
+                <wp:extent cx="3238794" cy="1325683"/>
                 <wp:effectExtent l="0" t="0" r="0" b="0"/>
                 <wp:docPr id="6" name=""/>
                 <wp:cNvGraphicFramePr>
@@ -816,7 +911,7 @@
                   <a:graphicData uri="http://schemas.openxmlformats.org/drawingml/2006/picture">
                     <pic:pic xmlns:pic="http://schemas.openxmlformats.org/drawingml/2006/picture">
                       <pic:nvPicPr>
-                        <pic:cNvPr id="1443554406" name=""/>
+                        <pic:cNvPr id="1207028160" name=""/>
                         <pic:cNvPicPr>
                           <a:picLocks noChangeAspect="1"/>
                         </pic:cNvPicPr>
@@ -829,7 +924,7 @@
                       <pic:spPr bwMode="auto">
                         <a:xfrm flipH="0" flipV="0">
                           <a:off x="0" y="0"/>
-                          <a:ext cx="3725249" cy="1219476"/>
+                          <a:ext cx="3238794" cy="1325682"/>
                         </a:xfrm>
                         <a:prstGeom prst="rect">
                           <a:avLst/>
@@ -862,7 +957,7 @@
                 <v:path o:extrusionok="f" gradientshapeok="t" o:connecttype="rect"/>
                 <o:lock v:ext="edit" aspectratio="t"/>
               </v:shapetype>
-              <v:shape id="_x0000_i5" o:spid="_x0000_s5" type="#_x0000_t75" style="width:293.33pt;height:96.02pt;mso-wrap-distance-left:0.00pt;mso-wrap-distance-top:0.00pt;mso-wrap-distance-right:0.00pt;mso-wrap-distance-bottom:0.00pt;z-index:1;" stroked="false">
+              <v:shape id="_x0000_i5" o:spid="_x0000_s5" type="#_x0000_t75" style="width:255.02pt;height:104.38pt;mso-wrap-distance-left:0.00pt;mso-wrap-distance-top:0.00pt;mso-wrap-distance-right:0.00pt;mso-wrap-distance-bottom:0.00pt;z-index:1;" stroked="false">
                 <v:imagedata r:id="rId13" o:title=""/>
                 <o:lock v:ext="edit" rotation="t"/>
               </v:shape>
@@ -875,21 +970,31 @@
           <w:u w:val="single"/>
         </w:rPr>
       </w:r>
-    </w:p>
-    <w:p>
-      <w:pPr>
-        <w:pBdr/>
-        <w:spacing/>
-        <w:ind/>
-        <w:rPr>
-          <w:u w:val="single"/>
-        </w:rPr>
-      </w:pPr>
       <w:r>
         <w:rPr>
           <w:u w:val="single"/>
         </w:rPr>
-        <w:t xml:space="preserve">PdfDocument.java</w:t>
+      </w:r>
+    </w:p>
+    <w:p>
+      <w:pPr>
+        <w:pBdr/>
+        <w:spacing/>
+        <w:ind/>
+        <w:rPr>
+          <w:u w:val="single"/>
+        </w:rPr>
+      </w:pPr>
+      <w:r>
+        <w:rPr>
+          <w:u w:val="single"/>
+        </w:rPr>
+        <w:t xml:space="preserve">PdfDocument.cs</w:t>
+      </w:r>
+      <w:r>
+        <w:rPr>
+          <w:u w:val="single"/>
+        </w:rPr>
       </w:r>
       <w:r>
         <w:rPr>
@@ -914,7 +1019,7 @@
           <mc:Choice Requires="wpg">
             <w:drawing>
               <wp:inline xmlns:wp="http://schemas.openxmlformats.org/drawingml/2006/wordprocessingDrawing" distT="0" distB="0" distL="0" distR="0">
-                <wp:extent cx="3429975" cy="1042898"/>
+                <wp:extent cx="3172800" cy="1177132"/>
                 <wp:effectExtent l="0" t="0" r="0" b="0"/>
                 <wp:docPr id="7" name=""/>
                 <wp:cNvGraphicFramePr>
@@ -924,7 +1029,7 @@
                   <a:graphicData uri="http://schemas.openxmlformats.org/drawingml/2006/picture">
                     <pic:pic xmlns:pic="http://schemas.openxmlformats.org/drawingml/2006/picture">
                       <pic:nvPicPr>
-                        <pic:cNvPr id="521891978" name=""/>
+                        <pic:cNvPr id="394613809" name=""/>
                         <pic:cNvPicPr>
                           <a:picLocks noChangeAspect="1"/>
                         </pic:cNvPicPr>
@@ -937,7 +1042,7 @@
                       <pic:spPr bwMode="auto">
                         <a:xfrm flipH="0" flipV="0">
                           <a:off x="0" y="0"/>
-                          <a:ext cx="3429974" cy="1042897"/>
+                          <a:ext cx="3172799" cy="1177131"/>
                         </a:xfrm>
                         <a:prstGeom prst="rect">
                           <a:avLst/>
@@ -970,7 +1075,7 @@
                 <v:path o:extrusionok="f" gradientshapeok="t" o:connecttype="rect"/>
                 <o:lock v:ext="edit" aspectratio="t"/>
               </v:shapetype>
-              <v:shape id="_x0000_i6" o:spid="_x0000_s6" type="#_x0000_t75" style="width:270.08pt;height:82.12pt;mso-wrap-distance-left:0.00pt;mso-wrap-distance-top:0.00pt;mso-wrap-distance-right:0.00pt;mso-wrap-distance-bottom:0.00pt;z-index:1;" stroked="false">
+              <v:shape id="_x0000_i6" o:spid="_x0000_s6" type="#_x0000_t75" style="width:249.83pt;height:92.69pt;mso-wrap-distance-left:0.00pt;mso-wrap-distance-top:0.00pt;mso-wrap-distance-right:0.00pt;mso-wrap-distance-bottom:0.00pt;z-index:1;" stroked="false">
                 <v:imagedata r:id="rId14" o:title=""/>
                 <o:lock v:ext="edit" rotation="t"/>
               </v:shape>
@@ -983,21 +1088,31 @@
           <w:u w:val="single"/>
         </w:rPr>
       </w:r>
-    </w:p>
-    <w:p>
-      <w:pPr>
-        <w:pBdr/>
-        <w:spacing/>
-        <w:ind/>
-        <w:rPr>
-          <w:u w:val="single"/>
-        </w:rPr>
-      </w:pPr>
       <w:r>
         <w:rPr>
           <w:u w:val="single"/>
         </w:rPr>
-        <w:t xml:space="preserve">ExcelDocument.java</w:t>
+      </w:r>
+    </w:p>
+    <w:p>
+      <w:pPr>
+        <w:pBdr/>
+        <w:spacing/>
+        <w:ind/>
+        <w:rPr>
+          <w:u w:val="single"/>
+        </w:rPr>
+      </w:pPr>
+      <w:r>
+        <w:rPr>
+          <w:u w:val="single"/>
+        </w:rPr>
+        <w:t xml:space="preserve">ExcelDocument.cs</w:t>
+      </w:r>
+      <w:r>
+        <w:rPr>
+          <w:u w:val="single"/>
+        </w:rPr>
       </w:r>
       <w:r>
         <w:rPr>
@@ -1022,7 +1137,7 @@
           <mc:Choice Requires="wpg">
             <w:drawing>
               <wp:inline xmlns:wp="http://schemas.openxmlformats.org/drawingml/2006/wordprocessingDrawing" distT="0" distB="0" distL="0" distR="0">
-                <wp:extent cx="3991950" cy="1048306"/>
+                <wp:extent cx="3268050" cy="1217067"/>
                 <wp:effectExtent l="0" t="0" r="0" b="0"/>
                 <wp:docPr id="8" name=""/>
                 <wp:cNvGraphicFramePr>
@@ -1032,7 +1147,7 @@
                   <a:graphicData uri="http://schemas.openxmlformats.org/drawingml/2006/picture">
                     <pic:pic xmlns:pic="http://schemas.openxmlformats.org/drawingml/2006/picture">
                       <pic:nvPicPr>
-                        <pic:cNvPr id="1008066402" name=""/>
+                        <pic:cNvPr id="658345114" name=""/>
                         <pic:cNvPicPr>
                           <a:picLocks noChangeAspect="1"/>
                         </pic:cNvPicPr>
@@ -1045,7 +1160,7 @@
                       <pic:spPr bwMode="auto">
                         <a:xfrm flipH="0" flipV="0">
                           <a:off x="0" y="0"/>
-                          <a:ext cx="3991949" cy="1048305"/>
+                          <a:ext cx="3268049" cy="1217066"/>
                         </a:xfrm>
                         <a:prstGeom prst="rect">
                           <a:avLst/>
@@ -1078,7 +1193,7 @@
                 <v:path o:extrusionok="f" gradientshapeok="t" o:connecttype="rect"/>
                 <o:lock v:ext="edit" aspectratio="t"/>
               </v:shapetype>
-              <v:shape id="_x0000_i7" o:spid="_x0000_s7" type="#_x0000_t75" style="width:314.33pt;height:82.54pt;mso-wrap-distance-left:0.00pt;mso-wrap-distance-top:0.00pt;mso-wrap-distance-right:0.00pt;mso-wrap-distance-bottom:0.00pt;z-index:1;" stroked="false">
+              <v:shape id="_x0000_i7" o:spid="_x0000_s7" type="#_x0000_t75" style="width:257.33pt;height:95.83pt;mso-wrap-distance-left:0.00pt;mso-wrap-distance-top:0.00pt;mso-wrap-distance-right:0.00pt;mso-wrap-distance-bottom:0.00pt;z-index:1;" stroked="false">
                 <v:imagedata r:id="rId15" o:title=""/>
                 <o:lock v:ext="edit" rotation="t"/>
               </v:shape>
@@ -1091,21 +1206,31 @@
           <w:u w:val="single"/>
         </w:rPr>
       </w:r>
-    </w:p>
-    <w:p>
-      <w:pPr>
-        <w:pBdr/>
-        <w:spacing/>
-        <w:ind/>
-        <w:rPr>
-          <w:u w:val="single"/>
-        </w:rPr>
-      </w:pPr>
       <w:r>
         <w:rPr>
           <w:u w:val="single"/>
         </w:rPr>
-        <w:t xml:space="preserve">WordFactory.java</w:t>
+      </w:r>
+    </w:p>
+    <w:p>
+      <w:pPr>
+        <w:pBdr/>
+        <w:spacing/>
+        <w:ind/>
+        <w:rPr>
+          <w:u w:val="single"/>
+        </w:rPr>
+      </w:pPr>
+      <w:r>
+        <w:rPr>
+          <w:u w:val="single"/>
+        </w:rPr>
+        <w:t xml:space="preserve">WordDocumentFactory.cs</w:t>
+      </w:r>
+      <w:r>
+        <w:rPr>
+          <w:u w:val="single"/>
+        </w:rPr>
       </w:r>
       <w:r>
         <w:rPr>
@@ -1130,7 +1255,7 @@
           <mc:Choice Requires="wpg">
             <w:drawing>
               <wp:inline xmlns:wp="http://schemas.openxmlformats.org/drawingml/2006/wordprocessingDrawing" distT="0" distB="0" distL="0" distR="0">
-                <wp:extent cx="3496650" cy="1112948"/>
+                <wp:extent cx="3422362" cy="1119717"/>
                 <wp:effectExtent l="0" t="0" r="0" b="0"/>
                 <wp:docPr id="9" name=""/>
                 <wp:cNvGraphicFramePr>
@@ -1140,7 +1265,7 @@
                   <a:graphicData uri="http://schemas.openxmlformats.org/drawingml/2006/picture">
                     <pic:pic xmlns:pic="http://schemas.openxmlformats.org/drawingml/2006/picture">
                       <pic:nvPicPr>
-                        <pic:cNvPr id="705218647" name=""/>
+                        <pic:cNvPr id="500894418" name=""/>
                         <pic:cNvPicPr>
                           <a:picLocks noChangeAspect="1"/>
                         </pic:cNvPicPr>
@@ -1148,13 +1273,12 @@
                       </pic:nvPicPr>
                       <pic:blipFill>
                         <a:blip r:embed="rId16"/>
-                        <a:srcRect l="0" t="-7702" r="0" b="7702"/>
                         <a:stretch/>
                       </pic:blipFill>
                       <pic:spPr bwMode="auto">
                         <a:xfrm flipH="0" flipV="0">
                           <a:off x="0" y="0"/>
-                          <a:ext cx="3496649" cy="1112947"/>
+                          <a:ext cx="3422361" cy="1119717"/>
                         </a:xfrm>
                         <a:prstGeom prst="rect">
                           <a:avLst/>
@@ -1187,7 +1311,7 @@
                 <v:path o:extrusionok="f" gradientshapeok="t" o:connecttype="rect"/>
                 <o:lock v:ext="edit" aspectratio="t"/>
               </v:shapetype>
-              <v:shape id="_x0000_i8" o:spid="_x0000_s8" type="#_x0000_t75" style="width:275.33pt;height:87.63pt;mso-wrap-distance-left:0.00pt;mso-wrap-distance-top:0.00pt;mso-wrap-distance-right:0.00pt;mso-wrap-distance-bottom:0.00pt;z-index:1;" stroked="false">
+              <v:shape id="_x0000_i8" o:spid="_x0000_s8" type="#_x0000_t75" style="width:269.48pt;height:88.17pt;mso-wrap-distance-left:0.00pt;mso-wrap-distance-top:0.00pt;mso-wrap-distance-right:0.00pt;mso-wrap-distance-bottom:0.00pt;z-index:1;" stroked="false">
                 <v:imagedata r:id="rId16" o:title=""/>
                 <o:lock v:ext="edit" rotation="t"/>
               </v:shape>
@@ -1200,21 +1324,31 @@
           <w:u w:val="single"/>
         </w:rPr>
       </w:r>
-    </w:p>
-    <w:p>
-      <w:pPr>
-        <w:pBdr/>
-        <w:spacing/>
-        <w:ind/>
-        <w:rPr>
-          <w:u w:val="single"/>
-        </w:rPr>
-      </w:pPr>
       <w:r>
         <w:rPr>
           <w:u w:val="single"/>
         </w:rPr>
-        <w:t xml:space="preserve">PdfFactory.java</w:t>
+      </w:r>
+    </w:p>
+    <w:p>
+      <w:pPr>
+        <w:pBdr/>
+        <w:spacing/>
+        <w:ind/>
+        <w:rPr>
+          <w:u w:val="single"/>
+        </w:rPr>
+      </w:pPr>
+      <w:r>
+        <w:rPr>
+          <w:u w:val="single"/>
+        </w:rPr>
+        <w:t xml:space="preserve">PdfDocumentFactory.cs</w:t>
+      </w:r>
+      <w:r>
+        <w:rPr>
+          <w:u w:val="single"/>
+        </w:rPr>
       </w:r>
       <w:r>
         <w:rPr>
@@ -1239,7 +1373,7 @@
           <mc:Choice Requires="wpg">
             <w:drawing>
               <wp:inline xmlns:wp="http://schemas.openxmlformats.org/drawingml/2006/wordprocessingDrawing" distT="0" distB="0" distL="0" distR="0">
-                <wp:extent cx="3677625" cy="1238578"/>
+                <wp:extent cx="3515700" cy="1088618"/>
                 <wp:effectExtent l="0" t="0" r="0" b="0"/>
                 <wp:docPr id="10" name=""/>
                 <wp:cNvGraphicFramePr>
@@ -1249,7 +1383,7 @@
                   <a:graphicData uri="http://schemas.openxmlformats.org/drawingml/2006/picture">
                     <pic:pic xmlns:pic="http://schemas.openxmlformats.org/drawingml/2006/picture">
                       <pic:nvPicPr>
-                        <pic:cNvPr id="1470083668" name=""/>
+                        <pic:cNvPr id="1065052284" name=""/>
                         <pic:cNvPicPr>
                           <a:picLocks noChangeAspect="1"/>
                         </pic:cNvPicPr>
@@ -1262,7 +1396,7 @@
                       <pic:spPr bwMode="auto">
                         <a:xfrm flipH="0" flipV="0">
                           <a:off x="0" y="0"/>
-                          <a:ext cx="3677625" cy="1238578"/>
+                          <a:ext cx="3515699" cy="1088617"/>
                         </a:xfrm>
                         <a:prstGeom prst="rect">
                           <a:avLst/>
@@ -1295,7 +1429,7 @@
                 <v:path o:extrusionok="f" gradientshapeok="t" o:connecttype="rect"/>
                 <o:lock v:ext="edit" aspectratio="t"/>
               </v:shapetype>
-              <v:shape id="_x0000_i9" o:spid="_x0000_s9" type="#_x0000_t75" style="width:289.58pt;height:97.53pt;mso-wrap-distance-left:0.00pt;mso-wrap-distance-top:0.00pt;mso-wrap-distance-right:0.00pt;mso-wrap-distance-bottom:0.00pt;z-index:1;" stroked="false">
+              <v:shape id="_x0000_i9" o:spid="_x0000_s9" type="#_x0000_t75" style="width:276.83pt;height:85.72pt;mso-wrap-distance-left:0.00pt;mso-wrap-distance-top:0.00pt;mso-wrap-distance-right:0.00pt;mso-wrap-distance-bottom:0.00pt;z-index:1;" stroked="false">
                 <v:imagedata r:id="rId17" o:title=""/>
                 <o:lock v:ext="edit" rotation="t"/>
               </v:shape>
@@ -1308,21 +1442,31 @@
           <w:u w:val="single"/>
         </w:rPr>
       </w:r>
-    </w:p>
-    <w:p>
-      <w:pPr>
-        <w:pBdr/>
-        <w:spacing/>
-        <w:ind/>
-        <w:rPr>
-          <w:u w:val="single"/>
-        </w:rPr>
-      </w:pPr>
       <w:r>
         <w:rPr>
           <w:u w:val="single"/>
         </w:rPr>
-        <w:t xml:space="preserve">ExcelFactory.java</w:t>
+      </w:r>
+    </w:p>
+    <w:p>
+      <w:pPr>
+        <w:pBdr/>
+        <w:spacing/>
+        <w:ind/>
+        <w:rPr>
+          <w:u w:val="single"/>
+        </w:rPr>
+      </w:pPr>
+      <w:r>
+        <w:rPr>
+          <w:u w:val="single"/>
+        </w:rPr>
+        <w:t xml:space="preserve">ExcelDocumentFactory.cs</w:t>
+      </w:r>
+      <w:r>
+        <w:rPr>
+          <w:u w:val="single"/>
+        </w:rPr>
       </w:r>
       <w:r>
         <w:rPr>
@@ -1347,7 +1491,7 @@
           <mc:Choice Requires="wpg">
             <w:drawing>
               <wp:inline xmlns:wp="http://schemas.openxmlformats.org/drawingml/2006/wordprocessingDrawing" distT="0" distB="0" distL="0" distR="0">
-                <wp:extent cx="3894385" cy="1233682"/>
+                <wp:extent cx="4027725" cy="1119816"/>
                 <wp:effectExtent l="0" t="0" r="0" b="0"/>
                 <wp:docPr id="11" name=""/>
                 <wp:cNvGraphicFramePr>
@@ -1357,7 +1501,7 @@
                   <a:graphicData uri="http://schemas.openxmlformats.org/drawingml/2006/picture">
                     <pic:pic xmlns:pic="http://schemas.openxmlformats.org/drawingml/2006/picture">
                       <pic:nvPicPr>
-                        <pic:cNvPr id="165694038" name=""/>
+                        <pic:cNvPr id="71179115" name=""/>
                         <pic:cNvPicPr>
                           <a:picLocks noChangeAspect="1"/>
                         </pic:cNvPicPr>
@@ -1370,7 +1514,7 @@
                       <pic:spPr bwMode="auto">
                         <a:xfrm flipH="0" flipV="0">
                           <a:off x="0" y="0"/>
-                          <a:ext cx="3894384" cy="1233682"/>
+                          <a:ext cx="4027724" cy="1119815"/>
                         </a:xfrm>
                         <a:prstGeom prst="rect">
                           <a:avLst/>
@@ -1403,7 +1547,7 @@
                 <v:path o:extrusionok="f" gradientshapeok="t" o:connecttype="rect"/>
                 <o:lock v:ext="edit" aspectratio="t"/>
               </v:shapetype>
-              <v:shape id="_x0000_i10" o:spid="_x0000_s10" type="#_x0000_t75" style="width:306.64pt;height:97.14pt;mso-wrap-distance-left:0.00pt;mso-wrap-distance-top:0.00pt;mso-wrap-distance-right:0.00pt;mso-wrap-distance-bottom:0.00pt;z-index:1;" stroked="false">
+              <v:shape id="_x0000_i10" o:spid="_x0000_s10" type="#_x0000_t75" style="width:317.14pt;height:88.17pt;mso-wrap-distance-left:0.00pt;mso-wrap-distance-top:0.00pt;mso-wrap-distance-right:0.00pt;mso-wrap-distance-bottom:0.00pt;z-index:1;" stroked="false">
                 <v:imagedata r:id="rId18" o:title=""/>
                 <o:lock v:ext="edit" rotation="t"/>
               </v:shape>
@@ -1416,21 +1560,26 @@
           <w:u w:val="single"/>
         </w:rPr>
       </w:r>
-    </w:p>
-    <w:p>
-      <w:pPr>
-        <w:pBdr/>
-        <w:spacing/>
-        <w:ind/>
-        <w:rPr>
-          <w:u w:val="single"/>
-        </w:rPr>
-      </w:pPr>
       <w:r>
         <w:rPr>
           <w:u w:val="single"/>
         </w:rPr>
-        <w:t xml:space="preserve">FactoryMethodDemo.java or Test File</w:t>
+      </w:r>
+    </w:p>
+    <w:p>
+      <w:pPr>
+        <w:pBdr/>
+        <w:spacing/>
+        <w:ind/>
+        <w:rPr>
+          <w:u w:val="single"/>
+        </w:rPr>
+      </w:pPr>
+      <w:r>
+        <w:rPr>
+          <w:u w:val="single"/>
+        </w:rPr>
+        <w:t xml:space="preserve">Program.cs</w:t>
       </w:r>
       <w:r>
         <w:rPr>
@@ -1455,7 +1604,7 @@
           <mc:Choice Requires="wpg">
             <w:drawing>
               <wp:inline xmlns:wp="http://schemas.openxmlformats.org/drawingml/2006/wordprocessingDrawing" distT="0" distB="0" distL="0" distR="0">
-                <wp:extent cx="3963375" cy="2454590"/>
+                <wp:extent cx="4249473" cy="2548350"/>
                 <wp:effectExtent l="0" t="0" r="0" b="0"/>
                 <wp:docPr id="12" name=""/>
                 <wp:cNvGraphicFramePr>
@@ -1465,7 +1614,7 @@
                   <a:graphicData uri="http://schemas.openxmlformats.org/drawingml/2006/picture">
                     <pic:pic xmlns:pic="http://schemas.openxmlformats.org/drawingml/2006/picture">
                       <pic:nvPicPr>
-                        <pic:cNvPr id="2066047686" name=""/>
+                        <pic:cNvPr id="60552060" name=""/>
                         <pic:cNvPicPr>
                           <a:picLocks noChangeAspect="1"/>
                         </pic:cNvPicPr>
@@ -1478,7 +1627,7 @@
                       <pic:spPr bwMode="auto">
                         <a:xfrm flipH="0" flipV="0">
                           <a:off x="0" y="0"/>
-                          <a:ext cx="3963375" cy="2454590"/>
+                          <a:ext cx="4249473" cy="2548350"/>
                         </a:xfrm>
                         <a:prstGeom prst="rect">
                           <a:avLst/>
@@ -1511,13 +1660,18 @@
                 <v:path o:extrusionok="f" gradientshapeok="t" o:connecttype="rect"/>
                 <o:lock v:ext="edit" aspectratio="t"/>
               </v:shapetype>
-              <v:shape id="_x0000_i11" o:spid="_x0000_s11" type="#_x0000_t75" style="width:312.08pt;height:193.27pt;mso-wrap-distance-left:0.00pt;mso-wrap-distance-top:0.00pt;mso-wrap-distance-right:0.00pt;mso-wrap-distance-bottom:0.00pt;z-index:1;" stroked="false">
+              <v:shape id="_x0000_i11" o:spid="_x0000_s11" type="#_x0000_t75" style="width:334.60pt;height:200.66pt;mso-wrap-distance-left:0.00pt;mso-wrap-distance-top:0.00pt;mso-wrap-distance-right:0.00pt;mso-wrap-distance-bottom:0.00pt;z-index:1;" stroked="false">
                 <v:imagedata r:id="rId19" o:title=""/>
                 <o:lock v:ext="edit" rotation="t"/>
               </v:shape>
             </w:pict>
           </mc:Fallback>
         </mc:AlternateContent>
+      </w:r>
+      <w:r>
+        <w:rPr>
+          <w:u w:val="single"/>
+        </w:rPr>
       </w:r>
       <w:r>
         <w:rPr>
@@ -1551,6 +1705,13 @@
           <w:u w:val="single"/>
         </w:rPr>
       </w:r>
+      <w:r>
+        <w:rPr>
+          <w:sz w:val="24"/>
+          <w:szCs w:val="24"/>
+          <w:u w:val="single"/>
+        </w:rPr>
+      </w:r>
     </w:p>
     <w:p>
       <w:pPr>
@@ -1569,7 +1730,7 @@
           <mc:Choice Requires="wpg">
             <w:drawing>
               <wp:inline xmlns:wp="http://schemas.openxmlformats.org/drawingml/2006/wordprocessingDrawing" distT="0" distB="0" distL="0" distR="0">
-                <wp:extent cx="2992546" cy="622938"/>
+                <wp:extent cx="3229950" cy="827731"/>
                 <wp:effectExtent l="0" t="0" r="0" b="0"/>
                 <wp:docPr id="13" name=""/>
                 <wp:cNvGraphicFramePr>
@@ -1579,7 +1740,7 @@
                   <a:graphicData uri="http://schemas.openxmlformats.org/drawingml/2006/picture">
                     <pic:pic xmlns:pic="http://schemas.openxmlformats.org/drawingml/2006/picture">
                       <pic:nvPicPr>
-                        <pic:cNvPr id="423854065" name=""/>
+                        <pic:cNvPr id="1071710978" name=""/>
                         <pic:cNvPicPr>
                           <a:picLocks noChangeAspect="1"/>
                         </pic:cNvPicPr>
@@ -1592,7 +1753,7 @@
                       <pic:spPr bwMode="auto">
                         <a:xfrm flipH="0" flipV="0">
                           <a:off x="0" y="0"/>
-                          <a:ext cx="2992546" cy="622937"/>
+                          <a:ext cx="3229949" cy="827730"/>
                         </a:xfrm>
                         <a:prstGeom prst="rect">
                           <a:avLst/>
@@ -1625,7 +1786,7 @@
                 <v:path o:extrusionok="f" gradientshapeok="t" o:connecttype="rect"/>
                 <o:lock v:ext="edit" aspectratio="t"/>
               </v:shapetype>
-              <v:shape id="_x0000_i12" o:spid="_x0000_s12" type="#_x0000_t75" style="width:235.63pt;height:49.05pt;mso-wrap-distance-left:0.00pt;mso-wrap-distance-top:0.00pt;mso-wrap-distance-right:0.00pt;mso-wrap-distance-bottom:0.00pt;z-index:1;" stroked="false">
+              <v:shape id="_x0000_i12" o:spid="_x0000_s12" type="#_x0000_t75" style="width:254.33pt;height:65.18pt;mso-wrap-distance-left:0.00pt;mso-wrap-distance-top:0.00pt;mso-wrap-distance-right:0.00pt;mso-wrap-distance-bottom:0.00pt;z-index:1;" stroked="false">
                 <v:imagedata r:id="rId20" o:title=""/>
                 <o:lock v:ext="edit" rotation="t"/>
               </v:shape>
@@ -1638,16 +1799,21 @@
           <w:u w:val="single"/>
         </w:rPr>
       </w:r>
-    </w:p>
-    <w:p>
-      <w:pPr>
-        <w:pBdr/>
-        <w:spacing/>
-        <w:ind/>
+      <w:r>
         <w:rPr>
           <w:u w:val="single"/>
         </w:rPr>
-      </w:pPr>
+      </w:r>
+      <w:r>
+        <w:rPr>
+          <w:u w:val="single"/>
+        </w:rPr>
+      </w:r>
+      <w:r>
+        <w:rPr>
+          <w:u w:val="single"/>
+        </w:rPr>
+      </w:r>
       <w:r>
         <w:rPr>
           <w:u w:val="single"/>
@@ -1681,7 +1847,6 @@
         <w:ind/>
         <w:rPr/>
       </w:pPr>
-      <w:r/>
       <w:r>
         <w:separator/>
       </w:r>
@@ -1696,7 +1861,6 @@
         <w:ind/>
         <w:rPr/>
       </w:pPr>
-      <w:r/>
       <w:r>
         <w:continuationSeparator/>
       </w:r>
@@ -1716,7 +1880,6 @@
         <w:ind/>
         <w:rPr/>
       </w:pPr>
-      <w:r/>
       <w:r>
         <w:separator/>
       </w:r>
@@ -1731,7 +1894,6 @@
         <w:ind/>
         <w:rPr/>
       </w:pPr>
-      <w:r/>
       <w:r>
         <w:continuationSeparator/>
       </w:r>
@@ -1900,9 +2062,9 @@
     <w:lsdException w:name="Bibliography" w:uiPriority="37"/>
     <w:lsdException w:name="TOC Heading" w:uiPriority="39" w:qFormat="1"/>
   </w:latentStyles>
-  <w:style w:type="table" w:styleId="11">
+  <w:style w:type="table" w:styleId="697">
     <w:name w:val="Table Grid"/>
-    <w:basedOn w:val="671"/>
+    <w:basedOn w:val="864"/>
     <w:uiPriority w:val="59"/>
     <w:pPr>
       <w:pBdr/>
@@ -2099,9 +2261,9 @@
       </w:tcPr>
     </w:tblStylePr>
   </w:style>
-  <w:style w:type="table" w:styleId="12">
+  <w:style w:type="table" w:styleId="698">
     <w:name w:val="Table Grid Light"/>
-    <w:basedOn w:val="671"/>
+    <w:basedOn w:val="864"/>
     <w:uiPriority w:val="59"/>
     <w:pPr>
       <w:pBdr/>
@@ -2298,9 +2460,9 @@
       </w:tcPr>
     </w:tblStylePr>
   </w:style>
-  <w:style w:type="table" w:styleId="13">
+  <w:style w:type="table" w:styleId="699">
     <w:name w:val="Plain Table 1"/>
-    <w:basedOn w:val="671"/>
+    <w:basedOn w:val="864"/>
     <w:uiPriority w:val="59"/>
     <w:pPr>
       <w:pBdr/>
@@ -2523,9 +2685,9 @@
       </w:tcPr>
     </w:tblStylePr>
   </w:style>
-  <w:style w:type="table" w:styleId="14">
+  <w:style w:type="table" w:styleId="700">
     <w:name w:val="Plain Table 2"/>
-    <w:basedOn w:val="671"/>
+    <w:basedOn w:val="864"/>
     <w:uiPriority w:val="59"/>
     <w:pPr>
       <w:pBdr/>
@@ -2756,9 +2918,9 @@
       </w:tcPr>
     </w:tblStylePr>
   </w:style>
-  <w:style w:type="table" w:styleId="15">
+  <w:style w:type="table" w:styleId="701">
     <w:name w:val="Plain Table 3"/>
-    <w:basedOn w:val="671"/>
+    <w:basedOn w:val="864"/>
     <w:uiPriority w:val="99"/>
     <w:pPr>
       <w:pBdr/>
@@ -2986,9 +3148,9 @@
       </w:tcPr>
     </w:tblStylePr>
   </w:style>
-  <w:style w:type="table" w:styleId="16">
+  <w:style w:type="table" w:styleId="702">
     <w:name w:val="Plain Table 4"/>
-    <w:basedOn w:val="671"/>
+    <w:basedOn w:val="864"/>
     <w:uiPriority w:val="99"/>
     <w:pPr>
       <w:pBdr/>
@@ -3202,9 +3364,9 @@
       </w:tcPr>
     </w:tblStylePr>
   </w:style>
-  <w:style w:type="table" w:styleId="17">
+  <w:style w:type="table" w:styleId="703">
     <w:name w:val="Plain Table 5"/>
-    <w:basedOn w:val="671"/>
+    <w:basedOn w:val="864"/>
     <w:uiPriority w:val="99"/>
     <w:pPr>
       <w:pBdr/>
@@ -3435,9 +3597,9 @@
       </w:tcPr>
     </w:tblStylePr>
   </w:style>
-  <w:style w:type="table" w:styleId="18">
+  <w:style w:type="table" w:styleId="704">
     <w:name w:val="Grid Table 1 Light"/>
-    <w:basedOn w:val="671"/>
+    <w:basedOn w:val="864"/>
     <w:uiPriority w:val="99"/>
     <w:pPr>
       <w:pBdr/>
@@ -3658,9 +3820,9 @@
       </w:tcPr>
     </w:tblStylePr>
   </w:style>
-  <w:style w:type="table" w:styleId="19">
+  <w:style w:type="table" w:styleId="705">
     <w:name w:val="Grid Table 1 Light - Accent 1"/>
-    <w:basedOn w:val="671"/>
+    <w:basedOn w:val="864"/>
     <w:uiPriority w:val="99"/>
     <w:pPr>
       <w:pBdr/>
@@ -3881,9 +4043,9 @@
       </w:tcPr>
     </w:tblStylePr>
   </w:style>
-  <w:style w:type="table" w:styleId="20">
+  <w:style w:type="table" w:styleId="706">
     <w:name w:val="Grid Table 1 Light - Accent 2"/>
-    <w:basedOn w:val="671"/>
+    <w:basedOn w:val="864"/>
     <w:uiPriority w:val="99"/>
     <w:pPr>
       <w:pBdr/>
@@ -4104,9 +4266,9 @@
       </w:tcPr>
     </w:tblStylePr>
   </w:style>
-  <w:style w:type="table" w:styleId="21">
+  <w:style w:type="table" w:styleId="707">
     <w:name w:val="Grid Table 1 Light - Accent 3"/>
-    <w:basedOn w:val="671"/>
+    <w:basedOn w:val="864"/>
     <w:uiPriority w:val="99"/>
     <w:pPr>
       <w:pBdr/>
@@ -4327,9 +4489,9 @@
       </w:tcPr>
     </w:tblStylePr>
   </w:style>
-  <w:style w:type="table" w:styleId="22">
+  <w:style w:type="table" w:styleId="708">
     <w:name w:val="Grid Table 1 Light - Accent 4"/>
-    <w:basedOn w:val="671"/>
+    <w:basedOn w:val="864"/>
     <w:uiPriority w:val="99"/>
     <w:pPr>
       <w:pBdr/>
@@ -4550,9 +4712,9 @@
       </w:tcPr>
     </w:tblStylePr>
   </w:style>
-  <w:style w:type="table" w:styleId="23">
+  <w:style w:type="table" w:styleId="709">
     <w:name w:val="Grid Table 1 Light - Accent 5"/>
-    <w:basedOn w:val="671"/>
+    <w:basedOn w:val="864"/>
     <w:uiPriority w:val="99"/>
     <w:pPr>
       <w:pBdr/>
@@ -4773,9 +4935,9 @@
       </w:tcPr>
     </w:tblStylePr>
   </w:style>
-  <w:style w:type="table" w:styleId="24">
+  <w:style w:type="table" w:styleId="710">
     <w:name w:val="Grid Table 1 Light - Accent 6"/>
-    <w:basedOn w:val="671"/>
+    <w:basedOn w:val="864"/>
     <w:uiPriority w:val="99"/>
     <w:pPr>
       <w:pBdr/>
@@ -4996,9 +5158,9 @@
       </w:tcPr>
     </w:tblStylePr>
   </w:style>
-  <w:style w:type="table" w:styleId="25">
+  <w:style w:type="table" w:styleId="711">
     <w:name w:val="Grid Table 2"/>
-    <w:basedOn w:val="671"/>
+    <w:basedOn w:val="864"/>
     <w:uiPriority w:val="99"/>
     <w:pPr>
       <w:pBdr/>
@@ -5228,9 +5390,9 @@
       </w:tcPr>
     </w:tblStylePr>
   </w:style>
-  <w:style w:type="table" w:styleId="26">
+  <w:style w:type="table" w:styleId="712">
     <w:name w:val="Grid Table 2 - Accent 1"/>
-    <w:basedOn w:val="671"/>
+    <w:basedOn w:val="864"/>
     <w:uiPriority w:val="99"/>
     <w:pPr>
       <w:pBdr/>
@@ -5460,9 +5622,9 @@
       </w:tcPr>
     </w:tblStylePr>
   </w:style>
-  <w:style w:type="table" w:styleId="27">
+  <w:style w:type="table" w:styleId="713">
     <w:name w:val="Grid Table 2 - Accent 2"/>
-    <w:basedOn w:val="671"/>
+    <w:basedOn w:val="864"/>
     <w:uiPriority w:val="99"/>
     <w:pPr>
       <w:pBdr/>
@@ -5692,9 +5854,9 @@
       </w:tcPr>
     </w:tblStylePr>
   </w:style>
-  <w:style w:type="table" w:styleId="28">
+  <w:style w:type="table" w:styleId="714">
     <w:name w:val="Grid Table 2 - Accent 3"/>
-    <w:basedOn w:val="671"/>
+    <w:basedOn w:val="864"/>
     <w:uiPriority w:val="99"/>
     <w:pPr>
       <w:pBdr/>
@@ -5924,9 +6086,9 @@
       </w:tcPr>
     </w:tblStylePr>
   </w:style>
-  <w:style w:type="table" w:styleId="29">
+  <w:style w:type="table" w:styleId="715">
     <w:name w:val="Grid Table 2 - Accent 4"/>
-    <w:basedOn w:val="671"/>
+    <w:basedOn w:val="864"/>
     <w:uiPriority w:val="99"/>
     <w:pPr>
       <w:pBdr/>
@@ -6156,9 +6318,9 @@
       </w:tcPr>
     </w:tblStylePr>
   </w:style>
-  <w:style w:type="table" w:styleId="30">
+  <w:style w:type="table" w:styleId="716">
     <w:name w:val="Grid Table 2 - Accent 5"/>
-    <w:basedOn w:val="671"/>
+    <w:basedOn w:val="864"/>
     <w:uiPriority w:val="99"/>
     <w:pPr>
       <w:pBdr/>
@@ -6388,9 +6550,9 @@
       </w:tcPr>
     </w:tblStylePr>
   </w:style>
-  <w:style w:type="table" w:styleId="31">
+  <w:style w:type="table" w:styleId="717">
     <w:name w:val="Grid Table 2 - Accent 6"/>
-    <w:basedOn w:val="671"/>
+    <w:basedOn w:val="864"/>
     <w:uiPriority w:val="99"/>
     <w:pPr>
       <w:pBdr/>
@@ -6620,9 +6782,9 @@
       </w:tcPr>
     </w:tblStylePr>
   </w:style>
-  <w:style w:type="table" w:styleId="32">
+  <w:style w:type="table" w:styleId="718">
     <w:name w:val="Grid Table 3"/>
-    <w:basedOn w:val="671"/>
+    <w:basedOn w:val="864"/>
     <w:uiPriority w:val="99"/>
     <w:pPr>
       <w:pBdr/>
@@ -6721,29 +6883,6 @@
         <w:tblBorders/>
       </w:tblPr>
       <w:tcPr>
-        <w:shd w:color="ffffff"/>
-        <w:tcBorders>
-          <w:top w:val="none" w:color="000000" w:sz="4" w:space="0"/>
-          <w:left w:val="none" w:color="000000" w:sz="4" w:space="0"/>
-          <w:bottom w:val="none" w:color="000000" w:sz="4" w:space="0"/>
-          <w:right w:val="none" w:color="000000" w:sz="4" w:space="0"/>
-        </w:tcBorders>
-      </w:tcPr>
-    </w:tblStylePr>
-    <w:tblStylePr w:type="firstRow">
-      <w:rPr>
-        <w:b/>
-        <w:color w:val="404040"/>
-      </w:rPr>
-      <w:pPr>
-        <w:pBdr/>
-        <w:spacing/>
-        <w:ind/>
-      </w:pPr>
-      <w:tblPr>
-        <w:tblBorders/>
-      </w:tblPr>
-      <w:tcPr>
         <w:shd w:val="clear" w:color="ffffff"/>
         <w:tcBorders>
           <w:top w:val="none" w:color="000000" w:sz="4" w:space="0"/>
@@ -6753,30 +6892,7 @@
         </w:tcBorders>
       </w:tcPr>
     </w:tblStylePr>
-    <w:tblStylePr w:type="lastCol">
-      <w:rPr>
-        <w:i/>
-        <w:color w:val="404040"/>
-      </w:rPr>
-      <w:pPr>
-        <w:pBdr/>
-        <w:spacing/>
-        <w:ind/>
-      </w:pPr>
-      <w:tblPr>
-        <w:tblBorders/>
-      </w:tblPr>
-      <w:tcPr>
-        <w:shd w:color="ffffff"/>
-        <w:tcBorders>
-          <w:top w:val="none" w:color="000000" w:sz="4" w:space="0"/>
-          <w:left w:val="none" w:color="000000" w:sz="4" w:space="0"/>
-          <w:bottom w:val="none" w:color="000000" w:sz="4" w:space="0"/>
-          <w:right w:val="none" w:color="000000" w:sz="4" w:space="0"/>
-        </w:tcBorders>
-      </w:tcPr>
-    </w:tblStylePr>
-    <w:tblStylePr w:type="lastRow">
+    <w:tblStylePr w:type="firstRow">
       <w:rPr>
         <w:b/>
         <w:color w:val="404040"/>
@@ -6799,6 +6915,52 @@
         </w:tcBorders>
       </w:tcPr>
     </w:tblStylePr>
+    <w:tblStylePr w:type="lastCol">
+      <w:rPr>
+        <w:i/>
+        <w:color w:val="404040"/>
+      </w:rPr>
+      <w:pPr>
+        <w:pBdr/>
+        <w:spacing/>
+        <w:ind/>
+      </w:pPr>
+      <w:tblPr>
+        <w:tblBorders/>
+      </w:tblPr>
+      <w:tcPr>
+        <w:shd w:val="clear" w:color="ffffff"/>
+        <w:tcBorders>
+          <w:top w:val="none" w:color="000000" w:sz="4" w:space="0"/>
+          <w:left w:val="none" w:color="000000" w:sz="4" w:space="0"/>
+          <w:bottom w:val="none" w:color="000000" w:sz="4" w:space="0"/>
+          <w:right w:val="none" w:color="000000" w:sz="4" w:space="0"/>
+        </w:tcBorders>
+      </w:tcPr>
+    </w:tblStylePr>
+    <w:tblStylePr w:type="lastRow">
+      <w:rPr>
+        <w:b/>
+        <w:color w:val="404040"/>
+      </w:rPr>
+      <w:pPr>
+        <w:pBdr/>
+        <w:spacing/>
+        <w:ind/>
+      </w:pPr>
+      <w:tblPr>
+        <w:tblBorders/>
+      </w:tblPr>
+      <w:tcPr>
+        <w:shd w:val="clear" w:color="ffffff"/>
+        <w:tcBorders>
+          <w:top w:val="none" w:color="000000" w:sz="4" w:space="0"/>
+          <w:left w:val="none" w:color="000000" w:sz="4" w:space="0"/>
+          <w:bottom w:val="none" w:color="000000" w:sz="4" w:space="0"/>
+          <w:right w:val="none" w:color="000000" w:sz="4" w:space="0"/>
+        </w:tcBorders>
+      </w:tcPr>
+    </w:tblStylePr>
     <w:tblStylePr w:type="nwCell">
       <w:pPr>
         <w:pBdr/>
@@ -6865,9 +7027,9 @@
       </w:tcPr>
     </w:tblStylePr>
   </w:style>
-  <w:style w:type="table" w:styleId="33">
+  <w:style w:type="table" w:styleId="719">
     <w:name w:val="Grid Table 3 - Accent 1"/>
-    <w:basedOn w:val="671"/>
+    <w:basedOn w:val="864"/>
     <w:uiPriority w:val="99"/>
     <w:pPr>
       <w:pBdr/>
@@ -6966,29 +7128,6 @@
         <w:tblBorders/>
       </w:tblPr>
       <w:tcPr>
-        <w:shd w:color="ffffff"/>
-        <w:tcBorders>
-          <w:top w:val="none" w:color="000000" w:sz="4" w:space="0"/>
-          <w:left w:val="none" w:color="000000" w:sz="4" w:space="0"/>
-          <w:bottom w:val="none" w:color="000000" w:sz="4" w:space="0"/>
-          <w:right w:val="none" w:color="000000" w:sz="4" w:space="0"/>
-        </w:tcBorders>
-      </w:tcPr>
-    </w:tblStylePr>
-    <w:tblStylePr w:type="firstRow">
-      <w:rPr>
-        <w:b/>
-        <w:color w:val="404040"/>
-      </w:rPr>
-      <w:pPr>
-        <w:pBdr/>
-        <w:spacing/>
-        <w:ind/>
-      </w:pPr>
-      <w:tblPr>
-        <w:tblBorders/>
-      </w:tblPr>
-      <w:tcPr>
         <w:shd w:val="clear" w:color="ffffff"/>
         <w:tcBorders>
           <w:top w:val="none" w:color="000000" w:sz="4" w:space="0"/>
@@ -6998,30 +7137,7 @@
         </w:tcBorders>
       </w:tcPr>
     </w:tblStylePr>
-    <w:tblStylePr w:type="lastCol">
-      <w:rPr>
-        <w:i/>
-        <w:color w:val="404040"/>
-      </w:rPr>
-      <w:pPr>
-        <w:pBdr/>
-        <w:spacing/>
-        <w:ind/>
-      </w:pPr>
-      <w:tblPr>
-        <w:tblBorders/>
-      </w:tblPr>
-      <w:tcPr>
-        <w:shd w:color="ffffff"/>
-        <w:tcBorders>
-          <w:top w:val="none" w:color="000000" w:sz="4" w:space="0"/>
-          <w:left w:val="none" w:color="000000" w:sz="4" w:space="0"/>
-          <w:bottom w:val="none" w:color="000000" w:sz="4" w:space="0"/>
-          <w:right w:val="none" w:color="000000" w:sz="4" w:space="0"/>
-        </w:tcBorders>
-      </w:tcPr>
-    </w:tblStylePr>
-    <w:tblStylePr w:type="lastRow">
+    <w:tblStylePr w:type="firstRow">
       <w:rPr>
         <w:b/>
         <w:color w:val="404040"/>
@@ -7044,6 +7160,52 @@
         </w:tcBorders>
       </w:tcPr>
     </w:tblStylePr>
+    <w:tblStylePr w:type="lastCol">
+      <w:rPr>
+        <w:i/>
+        <w:color w:val="404040"/>
+      </w:rPr>
+      <w:pPr>
+        <w:pBdr/>
+        <w:spacing/>
+        <w:ind/>
+      </w:pPr>
+      <w:tblPr>
+        <w:tblBorders/>
+      </w:tblPr>
+      <w:tcPr>
+        <w:shd w:val="clear" w:color="ffffff"/>
+        <w:tcBorders>
+          <w:top w:val="none" w:color="000000" w:sz="4" w:space="0"/>
+          <w:left w:val="none" w:color="000000" w:sz="4" w:space="0"/>
+          <w:bottom w:val="none" w:color="000000" w:sz="4" w:space="0"/>
+          <w:right w:val="none" w:color="000000" w:sz="4" w:space="0"/>
+        </w:tcBorders>
+      </w:tcPr>
+    </w:tblStylePr>
+    <w:tblStylePr w:type="lastRow">
+      <w:rPr>
+        <w:b/>
+        <w:color w:val="404040"/>
+      </w:rPr>
+      <w:pPr>
+        <w:pBdr/>
+        <w:spacing/>
+        <w:ind/>
+      </w:pPr>
+      <w:tblPr>
+        <w:tblBorders/>
+      </w:tblPr>
+      <w:tcPr>
+        <w:shd w:val="clear" w:color="ffffff"/>
+        <w:tcBorders>
+          <w:top w:val="none" w:color="000000" w:sz="4" w:space="0"/>
+          <w:left w:val="none" w:color="000000" w:sz="4" w:space="0"/>
+          <w:bottom w:val="none" w:color="000000" w:sz="4" w:space="0"/>
+          <w:right w:val="none" w:color="000000" w:sz="4" w:space="0"/>
+        </w:tcBorders>
+      </w:tcPr>
+    </w:tblStylePr>
     <w:tblStylePr w:type="nwCell">
       <w:pPr>
         <w:pBdr/>
@@ -7110,9 +7272,9 @@
       </w:tcPr>
     </w:tblStylePr>
   </w:style>
-  <w:style w:type="table" w:styleId="34">
+  <w:style w:type="table" w:styleId="720">
     <w:name w:val="Grid Table 3 - Accent 2"/>
-    <w:basedOn w:val="671"/>
+    <w:basedOn w:val="864"/>
     <w:uiPriority w:val="99"/>
     <w:pPr>
       <w:pBdr/>
@@ -7211,29 +7373,6 @@
         <w:tblBorders/>
       </w:tblPr>
       <w:tcPr>
-        <w:shd w:color="ffffff"/>
-        <w:tcBorders>
-          <w:top w:val="none" w:color="000000" w:sz="4" w:space="0"/>
-          <w:left w:val="none" w:color="000000" w:sz="4" w:space="0"/>
-          <w:bottom w:val="none" w:color="000000" w:sz="4" w:space="0"/>
-          <w:right w:val="none" w:color="000000" w:sz="4" w:space="0"/>
-        </w:tcBorders>
-      </w:tcPr>
-    </w:tblStylePr>
-    <w:tblStylePr w:type="firstRow">
-      <w:rPr>
-        <w:b/>
-        <w:color w:val="404040"/>
-      </w:rPr>
-      <w:pPr>
-        <w:pBdr/>
-        <w:spacing/>
-        <w:ind/>
-      </w:pPr>
-      <w:tblPr>
-        <w:tblBorders/>
-      </w:tblPr>
-      <w:tcPr>
         <w:shd w:val="clear" w:color="ffffff"/>
         <w:tcBorders>
           <w:top w:val="none" w:color="000000" w:sz="4" w:space="0"/>
@@ -7243,30 +7382,7 @@
         </w:tcBorders>
       </w:tcPr>
     </w:tblStylePr>
-    <w:tblStylePr w:type="lastCol">
-      <w:rPr>
-        <w:i/>
-        <w:color w:val="404040"/>
-      </w:rPr>
-      <w:pPr>
-        <w:pBdr/>
-        <w:spacing/>
-        <w:ind/>
-      </w:pPr>
-      <w:tblPr>
-        <w:tblBorders/>
-      </w:tblPr>
-      <w:tcPr>
-        <w:shd w:color="ffffff"/>
-        <w:tcBorders>
-          <w:top w:val="none" w:color="000000" w:sz="4" w:space="0"/>
-          <w:left w:val="none" w:color="000000" w:sz="4" w:space="0"/>
-          <w:bottom w:val="none" w:color="000000" w:sz="4" w:space="0"/>
-          <w:right w:val="none" w:color="000000" w:sz="4" w:space="0"/>
-        </w:tcBorders>
-      </w:tcPr>
-    </w:tblStylePr>
-    <w:tblStylePr w:type="lastRow">
+    <w:tblStylePr w:type="firstRow">
       <w:rPr>
         <w:b/>
         <w:color w:val="404040"/>
@@ -7289,6 +7405,52 @@
         </w:tcBorders>
       </w:tcPr>
     </w:tblStylePr>
+    <w:tblStylePr w:type="lastCol">
+      <w:rPr>
+        <w:i/>
+        <w:color w:val="404040"/>
+      </w:rPr>
+      <w:pPr>
+        <w:pBdr/>
+        <w:spacing/>
+        <w:ind/>
+      </w:pPr>
+      <w:tblPr>
+        <w:tblBorders/>
+      </w:tblPr>
+      <w:tcPr>
+        <w:shd w:val="clear" w:color="ffffff"/>
+        <w:tcBorders>
+          <w:top w:val="none" w:color="000000" w:sz="4" w:space="0"/>
+          <w:left w:val="none" w:color="000000" w:sz="4" w:space="0"/>
+          <w:bottom w:val="none" w:color="000000" w:sz="4" w:space="0"/>
+          <w:right w:val="none" w:color="000000" w:sz="4" w:space="0"/>
+        </w:tcBorders>
+      </w:tcPr>
+    </w:tblStylePr>
+    <w:tblStylePr w:type="lastRow">
+      <w:rPr>
+        <w:b/>
+        <w:color w:val="404040"/>
+      </w:rPr>
+      <w:pPr>
+        <w:pBdr/>
+        <w:spacing/>
+        <w:ind/>
+      </w:pPr>
+      <w:tblPr>
+        <w:tblBorders/>
+      </w:tblPr>
+      <w:tcPr>
+        <w:shd w:val="clear" w:color="ffffff"/>
+        <w:tcBorders>
+          <w:top w:val="none" w:color="000000" w:sz="4" w:space="0"/>
+          <w:left w:val="none" w:color="000000" w:sz="4" w:space="0"/>
+          <w:bottom w:val="none" w:color="000000" w:sz="4" w:space="0"/>
+          <w:right w:val="none" w:color="000000" w:sz="4" w:space="0"/>
+        </w:tcBorders>
+      </w:tcPr>
+    </w:tblStylePr>
     <w:tblStylePr w:type="nwCell">
       <w:pPr>
         <w:pBdr/>
@@ -7355,9 +7517,9 @@
       </w:tcPr>
     </w:tblStylePr>
   </w:style>
-  <w:style w:type="table" w:styleId="35">
+  <w:style w:type="table" w:styleId="721">
     <w:name w:val="Grid Table 3 - Accent 3"/>
-    <w:basedOn w:val="671"/>
+    <w:basedOn w:val="864"/>
     <w:uiPriority w:val="99"/>
     <w:pPr>
       <w:pBdr/>
@@ -7456,29 +7618,6 @@
         <w:tblBorders/>
       </w:tblPr>
       <w:tcPr>
-        <w:shd w:color="ffffff"/>
-        <w:tcBorders>
-          <w:top w:val="none" w:color="000000" w:sz="4" w:space="0"/>
-          <w:left w:val="none" w:color="000000" w:sz="4" w:space="0"/>
-          <w:bottom w:val="none" w:color="000000" w:sz="4" w:space="0"/>
-          <w:right w:val="none" w:color="000000" w:sz="4" w:space="0"/>
-        </w:tcBorders>
-      </w:tcPr>
-    </w:tblStylePr>
-    <w:tblStylePr w:type="firstRow">
-      <w:rPr>
-        <w:b/>
-        <w:color w:val="404040"/>
-      </w:rPr>
-      <w:pPr>
-        <w:pBdr/>
-        <w:spacing/>
-        <w:ind/>
-      </w:pPr>
-      <w:tblPr>
-        <w:tblBorders/>
-      </w:tblPr>
-      <w:tcPr>
         <w:shd w:val="clear" w:color="ffffff"/>
         <w:tcBorders>
           <w:top w:val="none" w:color="000000" w:sz="4" w:space="0"/>
@@ -7488,30 +7627,7 @@
         </w:tcBorders>
       </w:tcPr>
     </w:tblStylePr>
-    <w:tblStylePr w:type="lastCol">
-      <w:rPr>
-        <w:i/>
-        <w:color w:val="404040"/>
-      </w:rPr>
-      <w:pPr>
-        <w:pBdr/>
-        <w:spacing/>
-        <w:ind/>
-      </w:pPr>
-      <w:tblPr>
-        <w:tblBorders/>
-      </w:tblPr>
-      <w:tcPr>
-        <w:shd w:color="ffffff"/>
-        <w:tcBorders>
-          <w:top w:val="none" w:color="000000" w:sz="4" w:space="0"/>
-          <w:left w:val="none" w:color="000000" w:sz="4" w:space="0"/>
-          <w:bottom w:val="none" w:color="000000" w:sz="4" w:space="0"/>
-          <w:right w:val="none" w:color="000000" w:sz="4" w:space="0"/>
-        </w:tcBorders>
-      </w:tcPr>
-    </w:tblStylePr>
-    <w:tblStylePr w:type="lastRow">
+    <w:tblStylePr w:type="firstRow">
       <w:rPr>
         <w:b/>
         <w:color w:val="404040"/>
@@ -7534,6 +7650,52 @@
         </w:tcBorders>
       </w:tcPr>
     </w:tblStylePr>
+    <w:tblStylePr w:type="lastCol">
+      <w:rPr>
+        <w:i/>
+        <w:color w:val="404040"/>
+      </w:rPr>
+      <w:pPr>
+        <w:pBdr/>
+        <w:spacing/>
+        <w:ind/>
+      </w:pPr>
+      <w:tblPr>
+        <w:tblBorders/>
+      </w:tblPr>
+      <w:tcPr>
+        <w:shd w:val="clear" w:color="ffffff"/>
+        <w:tcBorders>
+          <w:top w:val="none" w:color="000000" w:sz="4" w:space="0"/>
+          <w:left w:val="none" w:color="000000" w:sz="4" w:space="0"/>
+          <w:bottom w:val="none" w:color="000000" w:sz="4" w:space="0"/>
+          <w:right w:val="none" w:color="000000" w:sz="4" w:space="0"/>
+        </w:tcBorders>
+      </w:tcPr>
+    </w:tblStylePr>
+    <w:tblStylePr w:type="lastRow">
+      <w:rPr>
+        <w:b/>
+        <w:color w:val="404040"/>
+      </w:rPr>
+      <w:pPr>
+        <w:pBdr/>
+        <w:spacing/>
+        <w:ind/>
+      </w:pPr>
+      <w:tblPr>
+        <w:tblBorders/>
+      </w:tblPr>
+      <w:tcPr>
+        <w:shd w:val="clear" w:color="ffffff"/>
+        <w:tcBorders>
+          <w:top w:val="none" w:color="000000" w:sz="4" w:space="0"/>
+          <w:left w:val="none" w:color="000000" w:sz="4" w:space="0"/>
+          <w:bottom w:val="none" w:color="000000" w:sz="4" w:space="0"/>
+          <w:right w:val="none" w:color="000000" w:sz="4" w:space="0"/>
+        </w:tcBorders>
+      </w:tcPr>
+    </w:tblStylePr>
     <w:tblStylePr w:type="nwCell">
       <w:pPr>
         <w:pBdr/>
@@ -7600,9 +7762,9 @@
       </w:tcPr>
     </w:tblStylePr>
   </w:style>
-  <w:style w:type="table" w:styleId="36">
+  <w:style w:type="table" w:styleId="722">
     <w:name w:val="Grid Table 3 - Accent 4"/>
-    <w:basedOn w:val="671"/>
+    <w:basedOn w:val="864"/>
     <w:uiPriority w:val="99"/>
     <w:pPr>
       <w:pBdr/>
@@ -7701,29 +7863,6 @@
         <w:tblBorders/>
       </w:tblPr>
       <w:tcPr>
-        <w:shd w:color="ffffff"/>
-        <w:tcBorders>
-          <w:top w:val="none" w:color="000000" w:sz="4" w:space="0"/>
-          <w:left w:val="none" w:color="000000" w:sz="4" w:space="0"/>
-          <w:bottom w:val="none" w:color="000000" w:sz="4" w:space="0"/>
-          <w:right w:val="none" w:color="000000" w:sz="4" w:space="0"/>
-        </w:tcBorders>
-      </w:tcPr>
-    </w:tblStylePr>
-    <w:tblStylePr w:type="firstRow">
-      <w:rPr>
-        <w:b/>
-        <w:color w:val="404040"/>
-      </w:rPr>
-      <w:pPr>
-        <w:pBdr/>
-        <w:spacing/>
-        <w:ind/>
-      </w:pPr>
-      <w:tblPr>
-        <w:tblBorders/>
-      </w:tblPr>
-      <w:tcPr>
         <w:shd w:val="clear" w:color="ffffff"/>
         <w:tcBorders>
           <w:top w:val="none" w:color="000000" w:sz="4" w:space="0"/>
@@ -7733,30 +7872,7 @@
         </w:tcBorders>
       </w:tcPr>
     </w:tblStylePr>
-    <w:tblStylePr w:type="lastCol">
-      <w:rPr>
-        <w:i/>
-        <w:color w:val="404040"/>
-      </w:rPr>
-      <w:pPr>
-        <w:pBdr/>
-        <w:spacing/>
-        <w:ind/>
-      </w:pPr>
-      <w:tblPr>
-        <w:tblBorders/>
-      </w:tblPr>
-      <w:tcPr>
-        <w:shd w:color="ffffff"/>
-        <w:tcBorders>
-          <w:top w:val="none" w:color="000000" w:sz="4" w:space="0"/>
-          <w:left w:val="none" w:color="000000" w:sz="4" w:space="0"/>
-          <w:bottom w:val="none" w:color="000000" w:sz="4" w:space="0"/>
-          <w:right w:val="none" w:color="000000" w:sz="4" w:space="0"/>
-        </w:tcBorders>
-      </w:tcPr>
-    </w:tblStylePr>
-    <w:tblStylePr w:type="lastRow">
+    <w:tblStylePr w:type="firstRow">
       <w:rPr>
         <w:b/>
         <w:color w:val="404040"/>
@@ -7779,6 +7895,52 @@
         </w:tcBorders>
       </w:tcPr>
     </w:tblStylePr>
+    <w:tblStylePr w:type="lastCol">
+      <w:rPr>
+        <w:i/>
+        <w:color w:val="404040"/>
+      </w:rPr>
+      <w:pPr>
+        <w:pBdr/>
+        <w:spacing/>
+        <w:ind/>
+      </w:pPr>
+      <w:tblPr>
+        <w:tblBorders/>
+      </w:tblPr>
+      <w:tcPr>
+        <w:shd w:val="clear" w:color="ffffff"/>
+        <w:tcBorders>
+          <w:top w:val="none" w:color="000000" w:sz="4" w:space="0"/>
+          <w:left w:val="none" w:color="000000" w:sz="4" w:space="0"/>
+          <w:bottom w:val="none" w:color="000000" w:sz="4" w:space="0"/>
+          <w:right w:val="none" w:color="000000" w:sz="4" w:space="0"/>
+        </w:tcBorders>
+      </w:tcPr>
+    </w:tblStylePr>
+    <w:tblStylePr w:type="lastRow">
+      <w:rPr>
+        <w:b/>
+        <w:color w:val="404040"/>
+      </w:rPr>
+      <w:pPr>
+        <w:pBdr/>
+        <w:spacing/>
+        <w:ind/>
+      </w:pPr>
+      <w:tblPr>
+        <w:tblBorders/>
+      </w:tblPr>
+      <w:tcPr>
+        <w:shd w:val="clear" w:color="ffffff"/>
+        <w:tcBorders>
+          <w:top w:val="none" w:color="000000" w:sz="4" w:space="0"/>
+          <w:left w:val="none" w:color="000000" w:sz="4" w:space="0"/>
+          <w:bottom w:val="none" w:color="000000" w:sz="4" w:space="0"/>
+          <w:right w:val="none" w:color="000000" w:sz="4" w:space="0"/>
+        </w:tcBorders>
+      </w:tcPr>
+    </w:tblStylePr>
     <w:tblStylePr w:type="nwCell">
       <w:pPr>
         <w:pBdr/>
@@ -7845,9 +8007,9 @@
       </w:tcPr>
     </w:tblStylePr>
   </w:style>
-  <w:style w:type="table" w:styleId="37">
+  <w:style w:type="table" w:styleId="723">
     <w:name w:val="Grid Table 3 - Accent 5"/>
-    <w:basedOn w:val="671"/>
+    <w:basedOn w:val="864"/>
     <w:uiPriority w:val="99"/>
     <w:pPr>
       <w:pBdr/>
@@ -7946,29 +8108,6 @@
         <w:tblBorders/>
       </w:tblPr>
       <w:tcPr>
-        <w:shd w:color="ffffff"/>
-        <w:tcBorders>
-          <w:top w:val="none" w:color="000000" w:sz="4" w:space="0"/>
-          <w:left w:val="none" w:color="000000" w:sz="4" w:space="0"/>
-          <w:bottom w:val="none" w:color="000000" w:sz="4" w:space="0"/>
-          <w:right w:val="none" w:color="000000" w:sz="4" w:space="0"/>
-        </w:tcBorders>
-      </w:tcPr>
-    </w:tblStylePr>
-    <w:tblStylePr w:type="firstRow">
-      <w:rPr>
-        <w:b/>
-        <w:color w:val="404040"/>
-      </w:rPr>
-      <w:pPr>
-        <w:pBdr/>
-        <w:spacing/>
-        <w:ind/>
-      </w:pPr>
-      <w:tblPr>
-        <w:tblBorders/>
-      </w:tblPr>
-      <w:tcPr>
         <w:shd w:val="clear" w:color="ffffff"/>
         <w:tcBorders>
           <w:top w:val="none" w:color="000000" w:sz="4" w:space="0"/>
@@ -7978,30 +8117,7 @@
         </w:tcBorders>
       </w:tcPr>
     </w:tblStylePr>
-    <w:tblStylePr w:type="lastCol">
-      <w:rPr>
-        <w:i/>
-        <w:color w:val="404040"/>
-      </w:rPr>
-      <w:pPr>
-        <w:pBdr/>
-        <w:spacing/>
-        <w:ind/>
-      </w:pPr>
-      <w:tblPr>
-        <w:tblBorders/>
-      </w:tblPr>
-      <w:tcPr>
-        <w:shd w:color="ffffff"/>
-        <w:tcBorders>
-          <w:top w:val="none" w:color="000000" w:sz="4" w:space="0"/>
-          <w:left w:val="none" w:color="000000" w:sz="4" w:space="0"/>
-          <w:bottom w:val="none" w:color="000000" w:sz="4" w:space="0"/>
-          <w:right w:val="none" w:color="000000" w:sz="4" w:space="0"/>
-        </w:tcBorders>
-      </w:tcPr>
-    </w:tblStylePr>
-    <w:tblStylePr w:type="lastRow">
+    <w:tblStylePr w:type="firstRow">
       <w:rPr>
         <w:b/>
         <w:color w:val="404040"/>
@@ -8024,6 +8140,52 @@
         </w:tcBorders>
       </w:tcPr>
     </w:tblStylePr>
+    <w:tblStylePr w:type="lastCol">
+      <w:rPr>
+        <w:i/>
+        <w:color w:val="404040"/>
+      </w:rPr>
+      <w:pPr>
+        <w:pBdr/>
+        <w:spacing/>
+        <w:ind/>
+      </w:pPr>
+      <w:tblPr>
+        <w:tblBorders/>
+      </w:tblPr>
+      <w:tcPr>
+        <w:shd w:val="clear" w:color="ffffff"/>
+        <w:tcBorders>
+          <w:top w:val="none" w:color="000000" w:sz="4" w:space="0"/>
+          <w:left w:val="none" w:color="000000" w:sz="4" w:space="0"/>
+          <w:bottom w:val="none" w:color="000000" w:sz="4" w:space="0"/>
+          <w:right w:val="none" w:color="000000" w:sz="4" w:space="0"/>
+        </w:tcBorders>
+      </w:tcPr>
+    </w:tblStylePr>
+    <w:tblStylePr w:type="lastRow">
+      <w:rPr>
+        <w:b/>
+        <w:color w:val="404040"/>
+      </w:rPr>
+      <w:pPr>
+        <w:pBdr/>
+        <w:spacing/>
+        <w:ind/>
+      </w:pPr>
+      <w:tblPr>
+        <w:tblBorders/>
+      </w:tblPr>
+      <w:tcPr>
+        <w:shd w:val="clear" w:color="ffffff"/>
+        <w:tcBorders>
+          <w:top w:val="none" w:color="000000" w:sz="4" w:space="0"/>
+          <w:left w:val="none" w:color="000000" w:sz="4" w:space="0"/>
+          <w:bottom w:val="none" w:color="000000" w:sz="4" w:space="0"/>
+          <w:right w:val="none" w:color="000000" w:sz="4" w:space="0"/>
+        </w:tcBorders>
+      </w:tcPr>
+    </w:tblStylePr>
     <w:tblStylePr w:type="nwCell">
       <w:pPr>
         <w:pBdr/>
@@ -8090,9 +8252,9 @@
       </w:tcPr>
     </w:tblStylePr>
   </w:style>
-  <w:style w:type="table" w:styleId="38">
+  <w:style w:type="table" w:styleId="724">
     <w:name w:val="Grid Table 3 - Accent 6"/>
-    <w:basedOn w:val="671"/>
+    <w:basedOn w:val="864"/>
     <w:uiPriority w:val="99"/>
     <w:pPr>
       <w:pBdr/>
@@ -8191,29 +8353,6 @@
         <w:tblBorders/>
       </w:tblPr>
       <w:tcPr>
-        <w:shd w:color="ffffff"/>
-        <w:tcBorders>
-          <w:top w:val="none" w:color="000000" w:sz="4" w:space="0"/>
-          <w:left w:val="none" w:color="000000" w:sz="4" w:space="0"/>
-          <w:bottom w:val="none" w:color="000000" w:sz="4" w:space="0"/>
-          <w:right w:val="none" w:color="000000" w:sz="4" w:space="0"/>
-        </w:tcBorders>
-      </w:tcPr>
-    </w:tblStylePr>
-    <w:tblStylePr w:type="firstRow">
-      <w:rPr>
-        <w:b/>
-        <w:color w:val="404040"/>
-      </w:rPr>
-      <w:pPr>
-        <w:pBdr/>
-        <w:spacing/>
-        <w:ind/>
-      </w:pPr>
-      <w:tblPr>
-        <w:tblBorders/>
-      </w:tblPr>
-      <w:tcPr>
         <w:shd w:val="clear" w:color="ffffff"/>
         <w:tcBorders>
           <w:top w:val="none" w:color="000000" w:sz="4" w:space="0"/>
@@ -8223,30 +8362,7 @@
         </w:tcBorders>
       </w:tcPr>
     </w:tblStylePr>
-    <w:tblStylePr w:type="lastCol">
-      <w:rPr>
-        <w:i/>
-        <w:color w:val="404040"/>
-      </w:rPr>
-      <w:pPr>
-        <w:pBdr/>
-        <w:spacing/>
-        <w:ind/>
-      </w:pPr>
-      <w:tblPr>
-        <w:tblBorders/>
-      </w:tblPr>
-      <w:tcPr>
-        <w:shd w:color="ffffff"/>
-        <w:tcBorders>
-          <w:top w:val="none" w:color="000000" w:sz="4" w:space="0"/>
-          <w:left w:val="none" w:color="000000" w:sz="4" w:space="0"/>
-          <w:bottom w:val="none" w:color="000000" w:sz="4" w:space="0"/>
-          <w:right w:val="none" w:color="000000" w:sz="4" w:space="0"/>
-        </w:tcBorders>
-      </w:tcPr>
-    </w:tblStylePr>
-    <w:tblStylePr w:type="lastRow">
+    <w:tblStylePr w:type="firstRow">
       <w:rPr>
         <w:b/>
         <w:color w:val="404040"/>
@@ -8269,6 +8385,52 @@
         </w:tcBorders>
       </w:tcPr>
     </w:tblStylePr>
+    <w:tblStylePr w:type="lastCol">
+      <w:rPr>
+        <w:i/>
+        <w:color w:val="404040"/>
+      </w:rPr>
+      <w:pPr>
+        <w:pBdr/>
+        <w:spacing/>
+        <w:ind/>
+      </w:pPr>
+      <w:tblPr>
+        <w:tblBorders/>
+      </w:tblPr>
+      <w:tcPr>
+        <w:shd w:val="clear" w:color="ffffff"/>
+        <w:tcBorders>
+          <w:top w:val="none" w:color="000000" w:sz="4" w:space="0"/>
+          <w:left w:val="none" w:color="000000" w:sz="4" w:space="0"/>
+          <w:bottom w:val="none" w:color="000000" w:sz="4" w:space="0"/>
+          <w:right w:val="none" w:color="000000" w:sz="4" w:space="0"/>
+        </w:tcBorders>
+      </w:tcPr>
+    </w:tblStylePr>
+    <w:tblStylePr w:type="lastRow">
+      <w:rPr>
+        <w:b/>
+        <w:color w:val="404040"/>
+      </w:rPr>
+      <w:pPr>
+        <w:pBdr/>
+        <w:spacing/>
+        <w:ind/>
+      </w:pPr>
+      <w:tblPr>
+        <w:tblBorders/>
+      </w:tblPr>
+      <w:tcPr>
+        <w:shd w:val="clear" w:color="ffffff"/>
+        <w:tcBorders>
+          <w:top w:val="none" w:color="000000" w:sz="4" w:space="0"/>
+          <w:left w:val="none" w:color="000000" w:sz="4" w:space="0"/>
+          <w:bottom w:val="none" w:color="000000" w:sz="4" w:space="0"/>
+          <w:right w:val="none" w:color="000000" w:sz="4" w:space="0"/>
+        </w:tcBorders>
+      </w:tcPr>
+    </w:tblStylePr>
     <w:tblStylePr w:type="nwCell">
       <w:pPr>
         <w:pBdr/>
@@ -8335,9 +8497,9 @@
       </w:tcPr>
     </w:tblStylePr>
   </w:style>
-  <w:style w:type="table" w:styleId="39">
+  <w:style w:type="table" w:styleId="725">
     <w:name w:val="Grid Table 4"/>
-    <w:basedOn w:val="671"/>
+    <w:basedOn w:val="864"/>
     <w:uiPriority w:val="59"/>
     <w:pPr>
       <w:pBdr/>
@@ -8568,9 +8730,9 @@
       </w:tcPr>
     </w:tblStylePr>
   </w:style>
-  <w:style w:type="table" w:styleId="40">
+  <w:style w:type="table" w:styleId="726">
     <w:name w:val="Grid Table 4 - Accent 1"/>
-    <w:basedOn w:val="671"/>
+    <w:basedOn w:val="864"/>
     <w:uiPriority w:val="59"/>
     <w:pPr>
       <w:pBdr/>
@@ -8801,9 +8963,9 @@
       </w:tcPr>
     </w:tblStylePr>
   </w:style>
-  <w:style w:type="table" w:styleId="41">
+  <w:style w:type="table" w:styleId="727">
     <w:name w:val="Grid Table 4 - Accent 2"/>
-    <w:basedOn w:val="671"/>
+    <w:basedOn w:val="864"/>
     <w:uiPriority w:val="59"/>
     <w:pPr>
       <w:pBdr/>
@@ -9034,9 +9196,9 @@
       </w:tcPr>
     </w:tblStylePr>
   </w:style>
-  <w:style w:type="table" w:styleId="42">
+  <w:style w:type="table" w:styleId="728">
     <w:name w:val="Grid Table 4 - Accent 3"/>
-    <w:basedOn w:val="671"/>
+    <w:basedOn w:val="864"/>
     <w:uiPriority w:val="59"/>
     <w:pPr>
       <w:pBdr/>
@@ -9267,9 +9429,9 @@
       </w:tcPr>
     </w:tblStylePr>
   </w:style>
-  <w:style w:type="table" w:styleId="43">
+  <w:style w:type="table" w:styleId="729">
     <w:name w:val="Grid Table 4 - Accent 4"/>
-    <w:basedOn w:val="671"/>
+    <w:basedOn w:val="864"/>
     <w:uiPriority w:val="59"/>
     <w:pPr>
       <w:pBdr/>
@@ -9500,9 +9662,9 @@
       </w:tcPr>
     </w:tblStylePr>
   </w:style>
-  <w:style w:type="table" w:styleId="44">
+  <w:style w:type="table" w:styleId="730">
     <w:name w:val="Grid Table 4 - Accent 5"/>
-    <w:basedOn w:val="671"/>
+    <w:basedOn w:val="864"/>
     <w:uiPriority w:val="59"/>
     <w:pPr>
       <w:pBdr/>
@@ -9733,9 +9895,9 @@
       </w:tcPr>
     </w:tblStylePr>
   </w:style>
-  <w:style w:type="table" w:styleId="45">
+  <w:style w:type="table" w:styleId="731">
     <w:name w:val="Grid Table 4 - Accent 6"/>
-    <w:basedOn w:val="671"/>
+    <w:basedOn w:val="864"/>
     <w:uiPriority w:val="59"/>
     <w:pPr>
       <w:pBdr/>
@@ -9966,9 +10128,9 @@
       </w:tcPr>
     </w:tblStylePr>
   </w:style>
-  <w:style w:type="table" w:styleId="46">
+  <w:style w:type="table" w:styleId="732">
     <w:name w:val="Grid Table 5 Dark"/>
-    <w:basedOn w:val="671"/>
+    <w:basedOn w:val="864"/>
     <w:uiPriority w:val="99"/>
     <w:pPr>
       <w:pBdr/>
@@ -10194,9 +10356,9 @@
       </w:tcPr>
     </w:tblStylePr>
   </w:style>
-  <w:style w:type="table" w:styleId="47">
+  <w:style w:type="table" w:styleId="733">
     <w:name w:val="Grid Table 5 Dark- Accent 1"/>
-    <w:basedOn w:val="671"/>
+    <w:basedOn w:val="864"/>
     <w:uiPriority w:val="99"/>
     <w:pPr>
       <w:pBdr/>
@@ -10422,9 +10584,9 @@
       </w:tcPr>
     </w:tblStylePr>
   </w:style>
-  <w:style w:type="table" w:styleId="48">
+  <w:style w:type="table" w:styleId="734">
     <w:name w:val="Grid Table 5 Dark - Accent 2"/>
-    <w:basedOn w:val="671"/>
+    <w:basedOn w:val="864"/>
     <w:uiPriority w:val="99"/>
     <w:pPr>
       <w:pBdr/>
@@ -10650,9 +10812,9 @@
       </w:tcPr>
     </w:tblStylePr>
   </w:style>
-  <w:style w:type="table" w:styleId="49">
+  <w:style w:type="table" w:styleId="735">
     <w:name w:val="Grid Table 5 Dark - Accent 3"/>
-    <w:basedOn w:val="671"/>
+    <w:basedOn w:val="864"/>
     <w:uiPriority w:val="99"/>
     <w:pPr>
       <w:pBdr/>
@@ -10878,9 +11040,9 @@
       </w:tcPr>
     </w:tblStylePr>
   </w:style>
-  <w:style w:type="table" w:styleId="50">
+  <w:style w:type="table" w:styleId="736">
     <w:name w:val="Grid Table 5 Dark- Accent 4"/>
-    <w:basedOn w:val="671"/>
+    <w:basedOn w:val="864"/>
     <w:uiPriority w:val="99"/>
     <w:pPr>
       <w:pBdr/>
@@ -11106,9 +11268,9 @@
       </w:tcPr>
     </w:tblStylePr>
   </w:style>
-  <w:style w:type="table" w:styleId="51">
+  <w:style w:type="table" w:styleId="737">
     <w:name w:val="Grid Table 5 Dark - Accent 5"/>
-    <w:basedOn w:val="671"/>
+    <w:basedOn w:val="864"/>
     <w:uiPriority w:val="99"/>
     <w:pPr>
       <w:pBdr/>
@@ -11334,9 +11496,9 @@
       </w:tcPr>
     </w:tblStylePr>
   </w:style>
-  <w:style w:type="table" w:styleId="52">
+  <w:style w:type="table" w:styleId="738">
     <w:name w:val="Grid Table 5 Dark - Accent 6"/>
-    <w:basedOn w:val="671"/>
+    <w:basedOn w:val="864"/>
     <w:uiPriority w:val="99"/>
     <w:pPr>
       <w:pBdr/>
@@ -11562,9 +11724,9 @@
       </w:tcPr>
     </w:tblStylePr>
   </w:style>
-  <w:style w:type="table" w:styleId="53">
+  <w:style w:type="table" w:styleId="739">
     <w:name w:val="Grid Table 6 Colorful"/>
-    <w:basedOn w:val="671"/>
+    <w:basedOn w:val="864"/>
     <w:uiPriority w:val="99"/>
     <w:pPr>
       <w:pBdr/>
@@ -11792,9 +11954,9 @@
       </w:tcPr>
     </w:tblStylePr>
   </w:style>
-  <w:style w:type="table" w:styleId="54">
+  <w:style w:type="table" w:styleId="740">
     <w:name w:val="Grid Table 6 Colorful - Accent 1"/>
-    <w:basedOn w:val="671"/>
+    <w:basedOn w:val="864"/>
     <w:uiPriority w:val="99"/>
     <w:pPr>
       <w:pBdr/>
@@ -12022,9 +12184,9 @@
       </w:tcPr>
     </w:tblStylePr>
   </w:style>
-  <w:style w:type="table" w:styleId="55">
+  <w:style w:type="table" w:styleId="741">
     <w:name w:val="Grid Table 6 Colorful - Accent 2"/>
-    <w:basedOn w:val="671"/>
+    <w:basedOn w:val="864"/>
     <w:uiPriority w:val="99"/>
     <w:pPr>
       <w:pBdr/>
@@ -12252,9 +12414,9 @@
       </w:tcPr>
     </w:tblStylePr>
   </w:style>
-  <w:style w:type="table" w:styleId="56">
+  <w:style w:type="table" w:styleId="742">
     <w:name w:val="Grid Table 6 Colorful - Accent 3"/>
-    <w:basedOn w:val="671"/>
+    <w:basedOn w:val="864"/>
     <w:uiPriority w:val="99"/>
     <w:pPr>
       <w:pBdr/>
@@ -12482,9 +12644,9 @@
       </w:tcPr>
     </w:tblStylePr>
   </w:style>
-  <w:style w:type="table" w:styleId="57">
+  <w:style w:type="table" w:styleId="743">
     <w:name w:val="Grid Table 6 Colorful - Accent 4"/>
-    <w:basedOn w:val="671"/>
+    <w:basedOn w:val="864"/>
     <w:uiPriority w:val="99"/>
     <w:pPr>
       <w:pBdr/>
@@ -12712,9 +12874,9 @@
       </w:tcPr>
     </w:tblStylePr>
   </w:style>
-  <w:style w:type="table" w:styleId="58">
+  <w:style w:type="table" w:styleId="744">
     <w:name w:val="Grid Table 6 Colorful - Accent 5"/>
-    <w:basedOn w:val="671"/>
+    <w:basedOn w:val="864"/>
     <w:uiPriority w:val="99"/>
     <w:pPr>
       <w:pBdr/>
@@ -12942,9 +13104,9 @@
       </w:tcPr>
     </w:tblStylePr>
   </w:style>
-  <w:style w:type="table" w:styleId="59">
+  <w:style w:type="table" w:styleId="745">
     <w:name w:val="Grid Table 6 Colorful - Accent 6"/>
-    <w:basedOn w:val="671"/>
+    <w:basedOn w:val="864"/>
     <w:uiPriority w:val="99"/>
     <w:pPr>
       <w:pBdr/>
@@ -13172,9 +13334,9 @@
       </w:tcPr>
     </w:tblStylePr>
   </w:style>
-  <w:style w:type="table" w:styleId="60">
+  <w:style w:type="table" w:styleId="746">
     <w:name w:val="Grid Table 7 Colorful"/>
-    <w:basedOn w:val="671"/>
+    <w:basedOn w:val="864"/>
     <w:uiPriority w:val="99"/>
     <w:pPr>
       <w:pBdr/>
@@ -13276,11 +13438,11 @@
         <w:tblBorders/>
       </w:tblPr>
       <w:tcPr>
-        <w:shd w:color="ffffff"/>
+        <w:shd w:val="clear" w:color="ffffff"/>
         <w:tcBorders>
-          <w:top w:val="none"/>
-          <w:left w:val="none"/>
-          <w:bottom w:val="none"/>
+          <w:top w:val="none" w:color="000000" w:sz="4" w:space="0"/>
+          <w:left w:val="none" w:color="000000" w:sz="4" w:space="0"/>
+          <w:bottom w:val="none" w:color="000000" w:sz="4" w:space="0"/>
           <w:right w:val="single" w:color="000000" w:themeColor="text1" w:themeTint="80" w:sz="4" w:space="0"/>
         </w:tcBorders>
       </w:tcPr>
@@ -13303,10 +13465,10 @@
       <w:tcPr>
         <w:shd w:val="clear" w:color="ffffff" w:themeColor="light1" w:fill="ffffff" w:themeFill="light1"/>
         <w:tcBorders>
-          <w:top w:val="none"/>
-          <w:left w:val="none"/>
+          <w:top w:val="none" w:color="000000" w:sz="4" w:space="0"/>
+          <w:left w:val="none" w:color="000000" w:sz="4" w:space="0"/>
           <w:bottom w:val="single" w:color="000000" w:themeColor="text1" w:themeTint="80" w:sz="4" w:space="0"/>
-          <w:right w:val="none"/>
+          <w:right w:val="none" w:color="000000" w:sz="4" w:space="0"/>
         </w:tcBorders>
       </w:tcPr>
     </w:tblStylePr>
@@ -13326,12 +13488,12 @@
         <w:tblBorders/>
       </w:tblPr>
       <w:tcPr>
-        <w:shd w:color="ffffff"/>
+        <w:shd w:val="clear" w:color="ffffff"/>
         <w:tcBorders>
-          <w:top w:val="none"/>
+          <w:top w:val="none" w:color="000000" w:sz="4" w:space="0"/>
           <w:left w:val="single" w:color="000000" w:themeColor="text1" w:themeTint="80" w:sz="4" w:space="0"/>
-          <w:bottom w:val="none"/>
-          <w:right w:val="none"/>
+          <w:bottom w:val="none" w:color="000000" w:sz="4" w:space="0"/>
+          <w:right w:val="none" w:color="000000" w:sz="4" w:space="0"/>
         </w:tcBorders>
       </w:tcPr>
     </w:tblStylePr>
@@ -13354,9 +13516,9 @@
         <w:shd w:val="clear" w:color="ffffff" w:themeColor="light1" w:fill="ffffff" w:themeFill="light1"/>
         <w:tcBorders>
           <w:top w:val="single" w:color="000000" w:themeColor="text1" w:themeTint="80" w:sz="4" w:space="0"/>
-          <w:left w:val="none"/>
-          <w:bottom w:val="none"/>
-          <w:right w:val="none"/>
+          <w:left w:val="none" w:color="000000" w:sz="4" w:space="0"/>
+          <w:bottom w:val="none" w:color="000000" w:sz="4" w:space="0"/>
+          <w:right w:val="none" w:color="000000" w:sz="4" w:space="0"/>
         </w:tcBorders>
       </w:tcPr>
     </w:tblStylePr>
@@ -13426,9 +13588,9 @@
       </w:tcPr>
     </w:tblStylePr>
   </w:style>
-  <w:style w:type="table" w:styleId="61">
+  <w:style w:type="table" w:styleId="747">
     <w:name w:val="Grid Table 7 Colorful - Accent 1"/>
-    <w:basedOn w:val="671"/>
+    <w:basedOn w:val="864"/>
     <w:uiPriority w:val="99"/>
     <w:pPr>
       <w:pBdr/>
@@ -13530,11 +13692,11 @@
         <w:tblBorders/>
       </w:tblPr>
       <w:tcPr>
-        <w:shd w:color="ffffff"/>
+        <w:shd w:val="clear" w:color="ffffff"/>
         <w:tcBorders>
-          <w:top w:val="none"/>
-          <w:left w:val="none"/>
-          <w:bottom w:val="none"/>
+          <w:top w:val="none" w:color="000000" w:sz="4" w:space="0"/>
+          <w:left w:val="none" w:color="000000" w:sz="4" w:space="0"/>
+          <w:bottom w:val="none" w:color="000000" w:sz="4" w:space="0"/>
           <w:right w:val="single" w:color="000000" w:themeColor="accent1" w:themeTint="80" w:sz="4" w:space="0"/>
         </w:tcBorders>
       </w:tcPr>
@@ -13557,10 +13719,10 @@
       <w:tcPr>
         <w:shd w:val="clear" w:color="ffffff" w:themeColor="light1" w:fill="ffffff" w:themeFill="light1"/>
         <w:tcBorders>
-          <w:top w:val="none"/>
-          <w:left w:val="none"/>
+          <w:top w:val="none" w:color="000000" w:sz="4" w:space="0"/>
+          <w:left w:val="none" w:color="000000" w:sz="4" w:space="0"/>
           <w:bottom w:val="single" w:color="000000" w:themeColor="accent1" w:themeTint="80" w:sz="4" w:space="0"/>
-          <w:right w:val="none"/>
+          <w:right w:val="none" w:color="000000" w:sz="4" w:space="0"/>
         </w:tcBorders>
       </w:tcPr>
     </w:tblStylePr>
@@ -13580,12 +13742,12 @@
         <w:tblBorders/>
       </w:tblPr>
       <w:tcPr>
-        <w:shd w:color="ffffff"/>
+        <w:shd w:val="clear" w:color="ffffff"/>
         <w:tcBorders>
-          <w:top w:val="none"/>
+          <w:top w:val="none" w:color="000000" w:sz="4" w:space="0"/>
           <w:left w:val="single" w:color="000000" w:themeColor="accent1" w:themeTint="80" w:sz="4" w:space="0"/>
-          <w:bottom w:val="none"/>
-          <w:right w:val="none"/>
+          <w:bottom w:val="none" w:color="000000" w:sz="4" w:space="0"/>
+          <w:right w:val="none" w:color="000000" w:sz="4" w:space="0"/>
         </w:tcBorders>
       </w:tcPr>
     </w:tblStylePr>
@@ -13608,9 +13770,9 @@
         <w:shd w:val="clear" w:color="ffffff" w:themeColor="light1" w:fill="ffffff" w:themeFill="light1"/>
         <w:tcBorders>
           <w:top w:val="single" w:color="000000" w:themeColor="accent1" w:themeTint="80" w:sz="4" w:space="0"/>
-          <w:left w:val="none"/>
-          <w:bottom w:val="none"/>
-          <w:right w:val="none"/>
+          <w:left w:val="none" w:color="000000" w:sz="4" w:space="0"/>
+          <w:bottom w:val="none" w:color="000000" w:sz="4" w:space="0"/>
+          <w:right w:val="none" w:color="000000" w:sz="4" w:space="0"/>
         </w:tcBorders>
       </w:tcPr>
     </w:tblStylePr>
@@ -13680,9 +13842,9 @@
       </w:tcPr>
     </w:tblStylePr>
   </w:style>
-  <w:style w:type="table" w:styleId="62">
+  <w:style w:type="table" w:styleId="748">
     <w:name w:val="Grid Table 7 Colorful - Accent 2"/>
-    <w:basedOn w:val="671"/>
+    <w:basedOn w:val="864"/>
     <w:uiPriority w:val="99"/>
     <w:pPr>
       <w:pBdr/>
@@ -13784,11 +13946,11 @@
         <w:tblBorders/>
       </w:tblPr>
       <w:tcPr>
-        <w:shd w:color="ffffff"/>
+        <w:shd w:val="clear" w:color="ffffff"/>
         <w:tcBorders>
-          <w:top w:val="none"/>
-          <w:left w:val="none"/>
-          <w:bottom w:val="none"/>
+          <w:top w:val="none" w:color="000000" w:sz="4" w:space="0"/>
+          <w:left w:val="none" w:color="000000" w:sz="4" w:space="0"/>
+          <w:bottom w:val="none" w:color="000000" w:sz="4" w:space="0"/>
           <w:right w:val="single" w:color="000000" w:themeColor="accent2" w:themeTint="97" w:sz="4" w:space="0"/>
         </w:tcBorders>
       </w:tcPr>
@@ -13811,10 +13973,10 @@
       <w:tcPr>
         <w:shd w:val="clear" w:color="ffffff" w:themeColor="light1" w:fill="ffffff" w:themeFill="light1"/>
         <w:tcBorders>
-          <w:top w:val="none"/>
-          <w:left w:val="none"/>
+          <w:top w:val="none" w:color="000000" w:sz="4" w:space="0"/>
+          <w:left w:val="none" w:color="000000" w:sz="4" w:space="0"/>
           <w:bottom w:val="single" w:color="000000" w:themeColor="accent2" w:themeTint="97" w:sz="4" w:space="0"/>
-          <w:right w:val="none"/>
+          <w:right w:val="none" w:color="000000" w:sz="4" w:space="0"/>
         </w:tcBorders>
       </w:tcPr>
     </w:tblStylePr>
@@ -13834,12 +13996,12 @@
         <w:tblBorders/>
       </w:tblPr>
       <w:tcPr>
-        <w:shd w:color="ffffff"/>
+        <w:shd w:val="clear" w:color="ffffff"/>
         <w:tcBorders>
-          <w:top w:val="none"/>
+          <w:top w:val="none" w:color="000000" w:sz="4" w:space="0"/>
           <w:left w:val="single" w:color="000000" w:themeColor="accent2" w:themeTint="97" w:sz="4" w:space="0"/>
-          <w:bottom w:val="none"/>
-          <w:right w:val="none"/>
+          <w:bottom w:val="none" w:color="000000" w:sz="4" w:space="0"/>
+          <w:right w:val="none" w:color="000000" w:sz="4" w:space="0"/>
         </w:tcBorders>
       </w:tcPr>
     </w:tblStylePr>
@@ -13862,9 +14024,9 @@
         <w:shd w:val="clear" w:color="ffffff" w:themeColor="light1" w:fill="ffffff" w:themeFill="light1"/>
         <w:tcBorders>
           <w:top w:val="single" w:color="000000" w:themeColor="accent2" w:themeTint="97" w:sz="4" w:space="0"/>
-          <w:left w:val="none"/>
-          <w:bottom w:val="none"/>
-          <w:right w:val="none"/>
+          <w:left w:val="none" w:color="000000" w:sz="4" w:space="0"/>
+          <w:bottom w:val="none" w:color="000000" w:sz="4" w:space="0"/>
+          <w:right w:val="none" w:color="000000" w:sz="4" w:space="0"/>
         </w:tcBorders>
       </w:tcPr>
     </w:tblStylePr>
@@ -13934,9 +14096,9 @@
       </w:tcPr>
     </w:tblStylePr>
   </w:style>
-  <w:style w:type="table" w:styleId="63">
+  <w:style w:type="table" w:styleId="749">
     <w:name w:val="Grid Table 7 Colorful - Accent 3"/>
-    <w:basedOn w:val="671"/>
+    <w:basedOn w:val="864"/>
     <w:uiPriority w:val="99"/>
     <w:pPr>
       <w:pBdr/>
@@ -14038,11 +14200,11 @@
         <w:tblBorders/>
       </w:tblPr>
       <w:tcPr>
-        <w:shd w:color="ffffff"/>
+        <w:shd w:val="clear" w:color="ffffff"/>
         <w:tcBorders>
-          <w:top w:val="none"/>
-          <w:left w:val="none"/>
-          <w:bottom w:val="none"/>
+          <w:top w:val="none" w:color="000000" w:sz="4" w:space="0"/>
+          <w:left w:val="none" w:color="000000" w:sz="4" w:space="0"/>
+          <w:bottom w:val="none" w:color="000000" w:sz="4" w:space="0"/>
           <w:right w:val="single" w:color="000000" w:themeColor="accent3" w:themeTint="FE" w:sz="4" w:space="0"/>
         </w:tcBorders>
       </w:tcPr>
@@ -14065,10 +14227,10 @@
       <w:tcPr>
         <w:shd w:val="clear" w:color="ffffff" w:themeColor="light1" w:fill="ffffff" w:themeFill="light1"/>
         <w:tcBorders>
-          <w:top w:val="none"/>
-          <w:left w:val="none"/>
+          <w:top w:val="none" w:color="000000" w:sz="4" w:space="0"/>
+          <w:left w:val="none" w:color="000000" w:sz="4" w:space="0"/>
           <w:bottom w:val="single" w:color="000000" w:themeColor="accent3" w:themeTint="FE" w:sz="4" w:space="0"/>
-          <w:right w:val="none"/>
+          <w:right w:val="none" w:color="000000" w:sz="4" w:space="0"/>
         </w:tcBorders>
       </w:tcPr>
     </w:tblStylePr>
@@ -14088,12 +14250,12 @@
         <w:tblBorders/>
       </w:tblPr>
       <w:tcPr>
-        <w:shd w:color="ffffff"/>
+        <w:shd w:val="clear" w:color="ffffff"/>
         <w:tcBorders>
-          <w:top w:val="none"/>
+          <w:top w:val="none" w:color="000000" w:sz="4" w:space="0"/>
           <w:left w:val="single" w:color="000000" w:themeColor="accent3" w:themeTint="FE" w:sz="4" w:space="0"/>
-          <w:bottom w:val="none"/>
-          <w:right w:val="none"/>
+          <w:bottom w:val="none" w:color="000000" w:sz="4" w:space="0"/>
+          <w:right w:val="none" w:color="000000" w:sz="4" w:space="0"/>
         </w:tcBorders>
       </w:tcPr>
     </w:tblStylePr>
@@ -14116,9 +14278,9 @@
         <w:shd w:val="clear" w:color="ffffff" w:themeColor="light1" w:fill="ffffff" w:themeFill="light1"/>
         <w:tcBorders>
           <w:top w:val="single" w:color="000000" w:themeColor="accent3" w:themeTint="FE" w:sz="4" w:space="0"/>
-          <w:left w:val="none"/>
-          <w:bottom w:val="none"/>
-          <w:right w:val="none"/>
+          <w:left w:val="none" w:color="000000" w:sz="4" w:space="0"/>
+          <w:bottom w:val="none" w:color="000000" w:sz="4" w:space="0"/>
+          <w:right w:val="none" w:color="000000" w:sz="4" w:space="0"/>
         </w:tcBorders>
       </w:tcPr>
     </w:tblStylePr>
@@ -14188,9 +14350,9 @@
       </w:tcPr>
     </w:tblStylePr>
   </w:style>
-  <w:style w:type="table" w:styleId="64">
+  <w:style w:type="table" w:styleId="750">
     <w:name w:val="Grid Table 7 Colorful - Accent 4"/>
-    <w:basedOn w:val="671"/>
+    <w:basedOn w:val="864"/>
     <w:uiPriority w:val="99"/>
     <w:pPr>
       <w:pBdr/>
@@ -14292,11 +14454,11 @@
         <w:tblBorders/>
       </w:tblPr>
       <w:tcPr>
-        <w:shd w:color="ffffff"/>
+        <w:shd w:val="clear" w:color="ffffff"/>
         <w:tcBorders>
-          <w:top w:val="none"/>
-          <w:left w:val="none"/>
-          <w:bottom w:val="none"/>
+          <w:top w:val="none" w:color="000000" w:sz="4" w:space="0"/>
+          <w:left w:val="none" w:color="000000" w:sz="4" w:space="0"/>
+          <w:bottom w:val="none" w:color="000000" w:sz="4" w:space="0"/>
           <w:right w:val="single" w:color="000000" w:themeColor="accent4" w:themeTint="9A" w:sz="4" w:space="0"/>
         </w:tcBorders>
       </w:tcPr>
@@ -14319,10 +14481,10 @@
       <w:tcPr>
         <w:shd w:val="clear" w:color="ffffff" w:themeColor="light1" w:fill="ffffff" w:themeFill="light1"/>
         <w:tcBorders>
-          <w:top w:val="none"/>
-          <w:left w:val="none"/>
+          <w:top w:val="none" w:color="000000" w:sz="4" w:space="0"/>
+          <w:left w:val="none" w:color="000000" w:sz="4" w:space="0"/>
           <w:bottom w:val="single" w:color="000000" w:themeColor="accent4" w:themeTint="9A" w:sz="4" w:space="0"/>
-          <w:right w:val="none"/>
+          <w:right w:val="none" w:color="000000" w:sz="4" w:space="0"/>
         </w:tcBorders>
       </w:tcPr>
     </w:tblStylePr>
@@ -14342,12 +14504,12 @@
         <w:tblBorders/>
       </w:tblPr>
       <w:tcPr>
-        <w:shd w:color="ffffff"/>
+        <w:shd w:val="clear" w:color="ffffff"/>
         <w:tcBorders>
-          <w:top w:val="none"/>
+          <w:top w:val="none" w:color="000000" w:sz="4" w:space="0"/>
           <w:left w:val="single" w:color="000000" w:themeColor="accent4" w:themeTint="9A" w:sz="4" w:space="0"/>
-          <w:bottom w:val="none"/>
-          <w:right w:val="none"/>
+          <w:bottom w:val="none" w:color="000000" w:sz="4" w:space="0"/>
+          <w:right w:val="none" w:color="000000" w:sz="4" w:space="0"/>
         </w:tcBorders>
       </w:tcPr>
     </w:tblStylePr>
@@ -14370,9 +14532,9 @@
         <w:shd w:val="clear" w:color="ffffff" w:themeColor="light1" w:fill="ffffff" w:themeFill="light1"/>
         <w:tcBorders>
           <w:top w:val="single" w:color="000000" w:themeColor="accent4" w:themeTint="9A" w:sz="4" w:space="0"/>
-          <w:left w:val="none"/>
-          <w:bottom w:val="none"/>
-          <w:right w:val="none"/>
+          <w:left w:val="none" w:color="000000" w:sz="4" w:space="0"/>
+          <w:bottom w:val="none" w:color="000000" w:sz="4" w:space="0"/>
+          <w:right w:val="none" w:color="000000" w:sz="4" w:space="0"/>
         </w:tcBorders>
       </w:tcPr>
     </w:tblStylePr>
@@ -14442,9 +14604,9 @@
       </w:tcPr>
     </w:tblStylePr>
   </w:style>
-  <w:style w:type="table" w:styleId="65">
+  <w:style w:type="table" w:styleId="751">
     <w:name w:val="Grid Table 7 Colorful - Accent 5"/>
-    <w:basedOn w:val="671"/>
+    <w:basedOn w:val="864"/>
     <w:uiPriority w:val="99"/>
     <w:pPr>
       <w:pBdr/>
@@ -14546,11 +14708,11 @@
         <w:tblBorders/>
       </w:tblPr>
       <w:tcPr>
-        <w:shd w:color="ffffff"/>
+        <w:shd w:val="clear" w:color="ffffff"/>
         <w:tcBorders>
-          <w:top w:val="none"/>
-          <w:left w:val="none"/>
-          <w:bottom w:val="none"/>
+          <w:top w:val="none" w:color="000000" w:sz="4" w:space="0"/>
+          <w:left w:val="none" w:color="000000" w:sz="4" w:space="0"/>
+          <w:bottom w:val="none" w:color="000000" w:sz="4" w:space="0"/>
           <w:right w:val="single" w:color="000000" w:themeColor="accent5" w:themeTint="90" w:sz="4" w:space="0"/>
         </w:tcBorders>
       </w:tcPr>
@@ -14573,10 +14735,10 @@
       <w:tcPr>
         <w:shd w:val="clear" w:color="ffffff" w:themeColor="light1" w:fill="ffffff" w:themeFill="light1"/>
         <w:tcBorders>
-          <w:top w:val="none"/>
-          <w:left w:val="none"/>
+          <w:top w:val="none" w:color="000000" w:sz="4" w:space="0"/>
+          <w:left w:val="none" w:color="000000" w:sz="4" w:space="0"/>
           <w:bottom w:val="single" w:color="000000" w:themeColor="accent5" w:themeTint="90" w:sz="4" w:space="0"/>
-          <w:right w:val="none"/>
+          <w:right w:val="none" w:color="000000" w:sz="4" w:space="0"/>
         </w:tcBorders>
       </w:tcPr>
     </w:tblStylePr>
@@ -14596,12 +14758,12 @@
         <w:tblBorders/>
       </w:tblPr>
       <w:tcPr>
-        <w:shd w:color="ffffff"/>
+        <w:shd w:val="clear" w:color="ffffff"/>
         <w:tcBorders>
-          <w:top w:val="none"/>
+          <w:top w:val="none" w:color="000000" w:sz="4" w:space="0"/>
           <w:left w:val="single" w:color="000000" w:themeColor="accent5" w:themeTint="90" w:sz="4" w:space="0"/>
-          <w:bottom w:val="none"/>
-          <w:right w:val="none"/>
+          <w:bottom w:val="none" w:color="000000" w:sz="4" w:space="0"/>
+          <w:right w:val="none" w:color="000000" w:sz="4" w:space="0"/>
         </w:tcBorders>
       </w:tcPr>
     </w:tblStylePr>
@@ -14624,9 +14786,9 @@
         <w:shd w:val="clear" w:color="ffffff" w:themeColor="light1" w:fill="ffffff" w:themeFill="light1"/>
         <w:tcBorders>
           <w:top w:val="single" w:color="000000" w:themeColor="accent5" w:themeTint="90" w:sz="4" w:space="0"/>
-          <w:left w:val="none"/>
-          <w:bottom w:val="none"/>
-          <w:right w:val="none"/>
+          <w:left w:val="none" w:color="000000" w:sz="4" w:space="0"/>
+          <w:bottom w:val="none" w:color="000000" w:sz="4" w:space="0"/>
+          <w:right w:val="none" w:color="000000" w:sz="4" w:space="0"/>
         </w:tcBorders>
       </w:tcPr>
     </w:tblStylePr>
@@ -14696,9 +14858,9 @@
       </w:tcPr>
     </w:tblStylePr>
   </w:style>
-  <w:style w:type="table" w:styleId="66">
+  <w:style w:type="table" w:styleId="752">
     <w:name w:val="Grid Table 7 Colorful - Accent 6"/>
-    <w:basedOn w:val="671"/>
+    <w:basedOn w:val="864"/>
     <w:uiPriority w:val="99"/>
     <w:pPr>
       <w:pBdr/>
@@ -14800,11 +14962,11 @@
         <w:tblBorders/>
       </w:tblPr>
       <w:tcPr>
-        <w:shd w:color="ffffff"/>
+        <w:shd w:val="clear" w:color="ffffff"/>
         <w:tcBorders>
-          <w:top w:val="none"/>
-          <w:left w:val="none"/>
-          <w:bottom w:val="none"/>
+          <w:top w:val="none" w:color="000000" w:sz="4" w:space="0"/>
+          <w:left w:val="none" w:color="000000" w:sz="4" w:space="0"/>
+          <w:bottom w:val="none" w:color="000000" w:sz="4" w:space="0"/>
           <w:right w:val="single" w:color="000000" w:themeColor="accent6" w:themeTint="90" w:sz="4" w:space="0"/>
         </w:tcBorders>
       </w:tcPr>
@@ -14827,10 +14989,10 @@
       <w:tcPr>
         <w:shd w:val="clear" w:color="ffffff" w:themeColor="light1" w:fill="ffffff" w:themeFill="light1"/>
         <w:tcBorders>
-          <w:top w:val="none"/>
-          <w:left w:val="none"/>
+          <w:top w:val="none" w:color="000000" w:sz="4" w:space="0"/>
+          <w:left w:val="none" w:color="000000" w:sz="4" w:space="0"/>
           <w:bottom w:val="single" w:color="000000" w:themeColor="accent6" w:themeTint="90" w:sz="4" w:space="0"/>
-          <w:right w:val="none"/>
+          <w:right w:val="none" w:color="000000" w:sz="4" w:space="0"/>
         </w:tcBorders>
       </w:tcPr>
     </w:tblStylePr>
@@ -14850,12 +15012,12 @@
         <w:tblBorders/>
       </w:tblPr>
       <w:tcPr>
-        <w:shd w:color="ffffff"/>
+        <w:shd w:val="clear" w:color="ffffff"/>
         <w:tcBorders>
-          <w:top w:val="none"/>
+          <w:top w:val="none" w:color="000000" w:sz="4" w:space="0"/>
           <w:left w:val="single" w:color="000000" w:themeColor="accent6" w:themeTint="90" w:sz="4" w:space="0"/>
-          <w:bottom w:val="none"/>
-          <w:right w:val="none"/>
+          <w:bottom w:val="none" w:color="000000" w:sz="4" w:space="0"/>
+          <w:right w:val="none" w:color="000000" w:sz="4" w:space="0"/>
         </w:tcBorders>
       </w:tcPr>
     </w:tblStylePr>
@@ -14878,9 +15040,9 @@
         <w:shd w:val="clear" w:color="ffffff" w:themeColor="light1" w:fill="ffffff" w:themeFill="light1"/>
         <w:tcBorders>
           <w:top w:val="single" w:color="000000" w:themeColor="accent6" w:themeTint="90" w:sz="4" w:space="0"/>
-          <w:left w:val="none"/>
-          <w:bottom w:val="none"/>
-          <w:right w:val="none"/>
+          <w:left w:val="none" w:color="000000" w:sz="4" w:space="0"/>
+          <w:bottom w:val="none" w:color="000000" w:sz="4" w:space="0"/>
+          <w:right w:val="none" w:color="000000" w:sz="4" w:space="0"/>
         </w:tcBorders>
       </w:tcPr>
     </w:tblStylePr>
@@ -14950,9 +15112,9 @@
       </w:tcPr>
     </w:tblStylePr>
   </w:style>
-  <w:style w:type="table" w:styleId="67">
+  <w:style w:type="table" w:styleId="753">
     <w:name w:val="List Table 1 Light"/>
-    <w:basedOn w:val="671"/>
+    <w:basedOn w:val="864"/>
     <w:uiPriority w:val="99"/>
     <w:pPr>
       <w:pBdr/>
@@ -15166,9 +15328,9 @@
       </w:tcPr>
     </w:tblStylePr>
   </w:style>
-  <w:style w:type="table" w:styleId="68">
+  <w:style w:type="table" w:styleId="754">
     <w:name w:val="List Table 1 Light - Accent 1"/>
-    <w:basedOn w:val="671"/>
+    <w:basedOn w:val="864"/>
     <w:uiPriority w:val="99"/>
     <w:pPr>
       <w:pBdr/>
@@ -15382,9 +15544,9 @@
       </w:tcPr>
     </w:tblStylePr>
   </w:style>
-  <w:style w:type="table" w:styleId="69">
+  <w:style w:type="table" w:styleId="755">
     <w:name w:val="List Table 1 Light - Accent 2"/>
-    <w:basedOn w:val="671"/>
+    <w:basedOn w:val="864"/>
     <w:uiPriority w:val="99"/>
     <w:pPr>
       <w:pBdr/>
@@ -15598,9 +15760,9 @@
       </w:tcPr>
     </w:tblStylePr>
   </w:style>
-  <w:style w:type="table" w:styleId="70">
+  <w:style w:type="table" w:styleId="756">
     <w:name w:val="List Table 1 Light - Accent 3"/>
-    <w:basedOn w:val="671"/>
+    <w:basedOn w:val="864"/>
     <w:uiPriority w:val="99"/>
     <w:pPr>
       <w:pBdr/>
@@ -15814,9 +15976,9 @@
       </w:tcPr>
     </w:tblStylePr>
   </w:style>
-  <w:style w:type="table" w:styleId="71">
+  <w:style w:type="table" w:styleId="757">
     <w:name w:val="List Table 1 Light - Accent 4"/>
-    <w:basedOn w:val="671"/>
+    <w:basedOn w:val="864"/>
     <w:uiPriority w:val="99"/>
     <w:pPr>
       <w:pBdr/>
@@ -16030,9 +16192,9 @@
       </w:tcPr>
     </w:tblStylePr>
   </w:style>
-  <w:style w:type="table" w:styleId="72">
+  <w:style w:type="table" w:styleId="758">
     <w:name w:val="List Table 1 Light - Accent 5"/>
-    <w:basedOn w:val="671"/>
+    <w:basedOn w:val="864"/>
     <w:uiPriority w:val="99"/>
     <w:pPr>
       <w:pBdr/>
@@ -16246,9 +16408,9 @@
       </w:tcPr>
     </w:tblStylePr>
   </w:style>
-  <w:style w:type="table" w:styleId="73">
+  <w:style w:type="table" w:styleId="759">
     <w:name w:val="List Table 1 Light - Accent 6"/>
-    <w:basedOn w:val="671"/>
+    <w:basedOn w:val="864"/>
     <w:uiPriority w:val="99"/>
     <w:pPr>
       <w:pBdr/>
@@ -16462,9 +16624,9 @@
       </w:tcPr>
     </w:tblStylePr>
   </w:style>
-  <w:style w:type="table" w:styleId="74">
+  <w:style w:type="table" w:styleId="760">
     <w:name w:val="List Table 2"/>
-    <w:basedOn w:val="671"/>
+    <w:basedOn w:val="864"/>
     <w:uiPriority w:val="99"/>
     <w:pPr>
       <w:pBdr/>
@@ -16700,9 +16862,9 @@
       </w:tcPr>
     </w:tblStylePr>
   </w:style>
-  <w:style w:type="table" w:styleId="75">
+  <w:style w:type="table" w:styleId="761">
     <w:name w:val="List Table 2 - Accent 1"/>
-    <w:basedOn w:val="671"/>
+    <w:basedOn w:val="864"/>
     <w:uiPriority w:val="99"/>
     <w:pPr>
       <w:pBdr/>
@@ -16938,9 +17100,9 @@
       </w:tcPr>
     </w:tblStylePr>
   </w:style>
-  <w:style w:type="table" w:styleId="76">
+  <w:style w:type="table" w:styleId="762">
     <w:name w:val="List Table 2 - Accent 2"/>
-    <w:basedOn w:val="671"/>
+    <w:basedOn w:val="864"/>
     <w:uiPriority w:val="99"/>
     <w:pPr>
       <w:pBdr/>
@@ -17176,9 +17338,9 @@
       </w:tcPr>
     </w:tblStylePr>
   </w:style>
-  <w:style w:type="table" w:styleId="77">
+  <w:style w:type="table" w:styleId="763">
     <w:name w:val="List Table 2 - Accent 3"/>
-    <w:basedOn w:val="671"/>
+    <w:basedOn w:val="864"/>
     <w:uiPriority w:val="99"/>
     <w:pPr>
       <w:pBdr/>
@@ -17414,9 +17576,9 @@
       </w:tcPr>
     </w:tblStylePr>
   </w:style>
-  <w:style w:type="table" w:styleId="78">
+  <w:style w:type="table" w:styleId="764">
     <w:name w:val="List Table 2 - Accent 4"/>
-    <w:basedOn w:val="671"/>
+    <w:basedOn w:val="864"/>
     <w:uiPriority w:val="99"/>
     <w:pPr>
       <w:pBdr/>
@@ -17652,9 +17814,9 @@
       </w:tcPr>
     </w:tblStylePr>
   </w:style>
-  <w:style w:type="table" w:styleId="79">
+  <w:style w:type="table" w:styleId="765">
     <w:name w:val="List Table 2 - Accent 5"/>
-    <w:basedOn w:val="671"/>
+    <w:basedOn w:val="864"/>
     <w:uiPriority w:val="99"/>
     <w:pPr>
       <w:pBdr/>
@@ -17890,9 +18052,9 @@
       </w:tcPr>
     </w:tblStylePr>
   </w:style>
-  <w:style w:type="table" w:styleId="80">
+  <w:style w:type="table" w:styleId="766">
     <w:name w:val="List Table 2 - Accent 6"/>
-    <w:basedOn w:val="671"/>
+    <w:basedOn w:val="864"/>
     <w:uiPriority w:val="99"/>
     <w:pPr>
       <w:pBdr/>
@@ -18128,9 +18290,9 @@
       </w:tcPr>
     </w:tblStylePr>
   </w:style>
-  <w:style w:type="table" w:styleId="81">
+  <w:style w:type="table" w:styleId="767">
     <w:name w:val="List Table 3"/>
-    <w:basedOn w:val="671"/>
+    <w:basedOn w:val="864"/>
     <w:uiPriority w:val="99"/>
     <w:pPr>
       <w:pBdr/>
@@ -18356,9 +18518,9 @@
       </w:tcPr>
     </w:tblStylePr>
   </w:style>
-  <w:style w:type="table" w:styleId="82">
+  <w:style w:type="table" w:styleId="768">
     <w:name w:val="List Table 3 - Accent 1"/>
-    <w:basedOn w:val="671"/>
+    <w:basedOn w:val="864"/>
     <w:uiPriority w:val="99"/>
     <w:pPr>
       <w:pBdr/>
@@ -18584,9 +18746,9 @@
       </w:tcPr>
     </w:tblStylePr>
   </w:style>
-  <w:style w:type="table" w:styleId="83">
+  <w:style w:type="table" w:styleId="769">
     <w:name w:val="List Table 3 - Accent 2"/>
-    <w:basedOn w:val="671"/>
+    <w:basedOn w:val="864"/>
     <w:uiPriority w:val="99"/>
     <w:pPr>
       <w:pBdr/>
@@ -18812,9 +18974,9 @@
       </w:tcPr>
     </w:tblStylePr>
   </w:style>
-  <w:style w:type="table" w:styleId="84">
+  <w:style w:type="table" w:styleId="770">
     <w:name w:val="List Table 3 - Accent 3"/>
-    <w:basedOn w:val="671"/>
+    <w:basedOn w:val="864"/>
     <w:uiPriority w:val="99"/>
     <w:pPr>
       <w:pBdr/>
@@ -19040,9 +19202,9 @@
       </w:tcPr>
     </w:tblStylePr>
   </w:style>
-  <w:style w:type="table" w:styleId="85">
+  <w:style w:type="table" w:styleId="771">
     <w:name w:val="List Table 3 - Accent 4"/>
-    <w:basedOn w:val="671"/>
+    <w:basedOn w:val="864"/>
     <w:uiPriority w:val="99"/>
     <w:pPr>
       <w:pBdr/>
@@ -19268,9 +19430,9 @@
       </w:tcPr>
     </w:tblStylePr>
   </w:style>
-  <w:style w:type="table" w:styleId="86">
+  <w:style w:type="table" w:styleId="772">
     <w:name w:val="List Table 3 - Accent 5"/>
-    <w:basedOn w:val="671"/>
+    <w:basedOn w:val="864"/>
     <w:uiPriority w:val="99"/>
     <w:pPr>
       <w:pBdr/>
@@ -19496,9 +19658,9 @@
       </w:tcPr>
     </w:tblStylePr>
   </w:style>
-  <w:style w:type="table" w:styleId="87">
+  <w:style w:type="table" w:styleId="773">
     <w:name w:val="List Table 3 - Accent 6"/>
-    <w:basedOn w:val="671"/>
+    <w:basedOn w:val="864"/>
     <w:uiPriority w:val="99"/>
     <w:pPr>
       <w:pBdr/>
@@ -19724,9 +19886,9 @@
       </w:tcPr>
     </w:tblStylePr>
   </w:style>
-  <w:style w:type="table" w:styleId="88">
+  <w:style w:type="table" w:styleId="774">
     <w:name w:val="List Table 4"/>
-    <w:basedOn w:val="671"/>
+    <w:basedOn w:val="864"/>
     <w:uiPriority w:val="99"/>
     <w:pPr>
       <w:pBdr/>
@@ -19949,9 +20111,9 @@
       </w:tcPr>
     </w:tblStylePr>
   </w:style>
-  <w:style w:type="table" w:styleId="89">
+  <w:style w:type="table" w:styleId="775">
     <w:name w:val="List Table 4 - Accent 1"/>
-    <w:basedOn w:val="671"/>
+    <w:basedOn w:val="864"/>
     <w:uiPriority w:val="99"/>
     <w:pPr>
       <w:pBdr/>
@@ -20174,9 +20336,9 @@
       </w:tcPr>
     </w:tblStylePr>
   </w:style>
-  <w:style w:type="table" w:styleId="90">
+  <w:style w:type="table" w:styleId="776">
     <w:name w:val="List Table 4 - Accent 2"/>
-    <w:basedOn w:val="671"/>
+    <w:basedOn w:val="864"/>
     <w:uiPriority w:val="99"/>
     <w:pPr>
       <w:pBdr/>
@@ -20399,9 +20561,9 @@
       </w:tcPr>
     </w:tblStylePr>
   </w:style>
-  <w:style w:type="table" w:styleId="91">
+  <w:style w:type="table" w:styleId="777">
     <w:name w:val="List Table 4 - Accent 3"/>
-    <w:basedOn w:val="671"/>
+    <w:basedOn w:val="864"/>
     <w:uiPriority w:val="99"/>
     <w:pPr>
       <w:pBdr/>
@@ -20624,9 +20786,9 @@
       </w:tcPr>
     </w:tblStylePr>
   </w:style>
-  <w:style w:type="table" w:styleId="92">
+  <w:style w:type="table" w:styleId="778">
     <w:name w:val="List Table 4 - Accent 4"/>
-    <w:basedOn w:val="671"/>
+    <w:basedOn w:val="864"/>
     <w:uiPriority w:val="99"/>
     <w:pPr>
       <w:pBdr/>
@@ -20849,9 +21011,9 @@
       </w:tcPr>
     </w:tblStylePr>
   </w:style>
-  <w:style w:type="table" w:styleId="93">
+  <w:style w:type="table" w:styleId="779">
     <w:name w:val="List Table 4 - Accent 5"/>
-    <w:basedOn w:val="671"/>
+    <w:basedOn w:val="864"/>
     <w:uiPriority w:val="99"/>
     <w:pPr>
       <w:pBdr/>
@@ -21074,9 +21236,9 @@
       </w:tcPr>
     </w:tblStylePr>
   </w:style>
-  <w:style w:type="table" w:styleId="94">
+  <w:style w:type="table" w:styleId="780">
     <w:name w:val="List Table 4 - Accent 6"/>
-    <w:basedOn w:val="671"/>
+    <w:basedOn w:val="864"/>
     <w:uiPriority w:val="99"/>
     <w:pPr>
       <w:pBdr/>
@@ -21299,9 +21461,9 @@
       </w:tcPr>
     </w:tblStylePr>
   </w:style>
-  <w:style w:type="table" w:styleId="95">
+  <w:style w:type="table" w:styleId="781">
     <w:name w:val="List Table 5 Dark"/>
-    <w:basedOn w:val="671"/>
+    <w:basedOn w:val="864"/>
     <w:uiPriority w:val="99"/>
     <w:pPr>
       <w:pBdr/>
@@ -21541,9 +21703,9 @@
       </w:tcPr>
     </w:tblStylePr>
   </w:style>
-  <w:style w:type="table" w:styleId="96">
+  <w:style w:type="table" w:styleId="782">
     <w:name w:val="List Table 5 Dark - Accent 1"/>
-    <w:basedOn w:val="671"/>
+    <w:basedOn w:val="864"/>
     <w:uiPriority w:val="99"/>
     <w:pPr>
       <w:pBdr/>
@@ -21783,9 +21945,9 @@
       </w:tcPr>
     </w:tblStylePr>
   </w:style>
-  <w:style w:type="table" w:styleId="97">
+  <w:style w:type="table" w:styleId="783">
     <w:name w:val="List Table 5 Dark - Accent 2"/>
-    <w:basedOn w:val="671"/>
+    <w:basedOn w:val="864"/>
     <w:uiPriority w:val="99"/>
     <w:pPr>
       <w:pBdr/>
@@ -22025,9 +22187,9 @@
       </w:tcPr>
     </w:tblStylePr>
   </w:style>
-  <w:style w:type="table" w:styleId="98">
+  <w:style w:type="table" w:styleId="784">
     <w:name w:val="List Table 5 Dark - Accent 3"/>
-    <w:basedOn w:val="671"/>
+    <w:basedOn w:val="864"/>
     <w:uiPriority w:val="99"/>
     <w:pPr>
       <w:pBdr/>
@@ -22267,9 +22429,9 @@
       </w:tcPr>
     </w:tblStylePr>
   </w:style>
-  <w:style w:type="table" w:styleId="99">
+  <w:style w:type="table" w:styleId="785">
     <w:name w:val="List Table 5 Dark - Accent 4"/>
-    <w:basedOn w:val="671"/>
+    <w:basedOn w:val="864"/>
     <w:uiPriority w:val="99"/>
     <w:pPr>
       <w:pBdr/>
@@ -22509,9 +22671,9 @@
       </w:tcPr>
     </w:tblStylePr>
   </w:style>
-  <w:style w:type="table" w:styleId="100">
+  <w:style w:type="table" w:styleId="786">
     <w:name w:val="List Table 5 Dark - Accent 5"/>
-    <w:basedOn w:val="671"/>
+    <w:basedOn w:val="864"/>
     <w:uiPriority w:val="99"/>
     <w:pPr>
       <w:pBdr/>
@@ -22751,9 +22913,9 @@
       </w:tcPr>
     </w:tblStylePr>
   </w:style>
-  <w:style w:type="table" w:styleId="101">
+  <w:style w:type="table" w:styleId="787">
     <w:name w:val="List Table 5 Dark - Accent 6"/>
-    <w:basedOn w:val="671"/>
+    <w:basedOn w:val="864"/>
     <w:uiPriority w:val="99"/>
     <w:pPr>
       <w:pBdr/>
@@ -22993,9 +23155,9 @@
       </w:tcPr>
     </w:tblStylePr>
   </w:style>
-  <w:style w:type="table" w:styleId="102">
+  <w:style w:type="table" w:styleId="788">
     <w:name w:val="List Table 6 Colorful"/>
-    <w:basedOn w:val="671"/>
+    <w:basedOn w:val="864"/>
     <w:uiPriority w:val="99"/>
     <w:pPr>
       <w:pBdr/>
@@ -23216,9 +23378,9 @@
       </w:tcPr>
     </w:tblStylePr>
   </w:style>
-  <w:style w:type="table" w:styleId="103">
+  <w:style w:type="table" w:styleId="789">
     <w:name w:val="List Table 6 Colorful - Accent 1"/>
-    <w:basedOn w:val="671"/>
+    <w:basedOn w:val="864"/>
     <w:uiPriority w:val="99"/>
     <w:pPr>
       <w:pBdr/>
@@ -23439,9 +23601,9 @@
       </w:tcPr>
     </w:tblStylePr>
   </w:style>
-  <w:style w:type="table" w:styleId="104">
+  <w:style w:type="table" w:styleId="790">
     <w:name w:val="List Table 6 Colorful - Accent 2"/>
-    <w:basedOn w:val="671"/>
+    <w:basedOn w:val="864"/>
     <w:uiPriority w:val="99"/>
     <w:pPr>
       <w:pBdr/>
@@ -23662,9 +23824,9 @@
       </w:tcPr>
     </w:tblStylePr>
   </w:style>
-  <w:style w:type="table" w:styleId="105">
+  <w:style w:type="table" w:styleId="791">
     <w:name w:val="List Table 6 Colorful - Accent 3"/>
-    <w:basedOn w:val="671"/>
+    <w:basedOn w:val="864"/>
     <w:uiPriority w:val="99"/>
     <w:pPr>
       <w:pBdr/>
@@ -23885,9 +24047,9 @@
       </w:tcPr>
     </w:tblStylePr>
   </w:style>
-  <w:style w:type="table" w:styleId="106">
+  <w:style w:type="table" w:styleId="792">
     <w:name w:val="List Table 6 Colorful - Accent 4"/>
-    <w:basedOn w:val="671"/>
+    <w:basedOn w:val="864"/>
     <w:uiPriority w:val="99"/>
     <w:pPr>
       <w:pBdr/>
@@ -24108,9 +24270,9 @@
       </w:tcPr>
     </w:tblStylePr>
   </w:style>
-  <w:style w:type="table" w:styleId="107">
+  <w:style w:type="table" w:styleId="793">
     <w:name w:val="List Table 6 Colorful - Accent 5"/>
-    <w:basedOn w:val="671"/>
+    <w:basedOn w:val="864"/>
     <w:uiPriority w:val="99"/>
     <w:pPr>
       <w:pBdr/>
@@ -24331,9 +24493,9 @@
       </w:tcPr>
     </w:tblStylePr>
   </w:style>
-  <w:style w:type="table" w:styleId="108">
+  <w:style w:type="table" w:styleId="794">
     <w:name w:val="List Table 6 Colorful - Accent 6"/>
-    <w:basedOn w:val="671"/>
+    <w:basedOn w:val="864"/>
     <w:uiPriority w:val="99"/>
     <w:pPr>
       <w:pBdr/>
@@ -24554,9 +24716,9 @@
       </w:tcPr>
     </w:tblStylePr>
   </w:style>
-  <w:style w:type="table" w:styleId="109">
+  <w:style w:type="table" w:styleId="795">
     <w:name w:val="List Table 7 Colorful"/>
-    <w:basedOn w:val="671"/>
+    <w:basedOn w:val="864"/>
     <w:uiPriority w:val="99"/>
     <w:pPr>
       <w:pBdr/>
@@ -24655,11 +24817,11 @@
         <w:tblBorders/>
       </w:tblPr>
       <w:tcPr>
-        <w:shd w:color="ffffff"/>
+        <w:shd w:val="clear" w:color="ffffff"/>
         <w:tcBorders>
-          <w:top w:val="none"/>
-          <w:left w:val="none"/>
-          <w:bottom w:val="none"/>
+          <w:top w:val="none" w:color="000000" w:sz="4" w:space="0"/>
+          <w:left w:val="none" w:color="000000" w:sz="4" w:space="0"/>
+          <w:bottom w:val="none" w:color="000000" w:sz="4" w:space="0"/>
           <w:right w:val="single" w:color="000000" w:themeColor="text1" w:themeTint="80" w:sz="4" w:space="0"/>
         </w:tcBorders>
       </w:tcPr>
@@ -24682,10 +24844,10 @@
       <w:tcPr>
         <w:shd w:val="clear" w:color="ffffff" w:themeColor="light1" w:fill="ffffff" w:themeFill="light1"/>
         <w:tcBorders>
-          <w:top w:val="none"/>
-          <w:left w:val="none"/>
+          <w:top w:val="none" w:color="000000" w:sz="4" w:space="0"/>
+          <w:left w:val="none" w:color="000000" w:sz="4" w:space="0"/>
           <w:bottom w:val="single" w:color="000000" w:themeColor="text1" w:themeTint="80" w:sz="4" w:space="0"/>
-          <w:right w:val="none"/>
+          <w:right w:val="none" w:color="000000" w:sz="4" w:space="0"/>
         </w:tcBorders>
       </w:tcPr>
     </w:tblStylePr>
@@ -24705,12 +24867,12 @@
         <w:tblBorders/>
       </w:tblPr>
       <w:tcPr>
-        <w:shd w:color="ffffff"/>
+        <w:shd w:val="clear" w:color="ffffff"/>
         <w:tcBorders>
-          <w:top w:val="none"/>
+          <w:top w:val="none" w:color="000000" w:sz="4" w:space="0"/>
           <w:left w:val="single" w:color="000000" w:themeColor="text1" w:themeTint="80" w:sz="4" w:space="0"/>
-          <w:bottom w:val="none"/>
-          <w:right w:val="none"/>
+          <w:bottom w:val="none" w:color="000000" w:sz="4" w:space="0"/>
+          <w:right w:val="none" w:color="000000" w:sz="4" w:space="0"/>
         </w:tcBorders>
       </w:tcPr>
     </w:tblStylePr>
@@ -24733,9 +24895,9 @@
         <w:shd w:val="clear" w:color="ffffff" w:themeColor="light1" w:fill="ffffff" w:themeFill="light1"/>
         <w:tcBorders>
           <w:top w:val="single" w:color="000000" w:themeColor="text1" w:themeTint="80" w:sz="4" w:space="0"/>
-          <w:left w:val="none"/>
-          <w:bottom w:val="none"/>
-          <w:right w:val="none"/>
+          <w:left w:val="none" w:color="000000" w:sz="4" w:space="0"/>
+          <w:bottom w:val="none" w:color="000000" w:sz="4" w:space="0"/>
+          <w:right w:val="none" w:color="000000" w:sz="4" w:space="0"/>
         </w:tcBorders>
       </w:tcPr>
     </w:tblStylePr>
@@ -24810,9 +24972,9 @@
       </w:tcPr>
     </w:tblStylePr>
   </w:style>
-  <w:style w:type="table" w:styleId="110">
+  <w:style w:type="table" w:styleId="796">
     <w:name w:val="List Table 7 Colorful - Accent 1"/>
-    <w:basedOn w:val="671"/>
+    <w:basedOn w:val="864"/>
     <w:uiPriority w:val="99"/>
     <w:pPr>
       <w:pBdr/>
@@ -24911,11 +25073,11 @@
         <w:tblBorders/>
       </w:tblPr>
       <w:tcPr>
-        <w:shd w:color="ffffff"/>
+        <w:shd w:val="clear" w:color="ffffff"/>
         <w:tcBorders>
-          <w:top w:val="none"/>
-          <w:left w:val="none"/>
-          <w:bottom w:val="none"/>
+          <w:top w:val="none" w:color="000000" w:sz="4" w:space="0"/>
+          <w:left w:val="none" w:color="000000" w:sz="4" w:space="0"/>
+          <w:bottom w:val="none" w:color="000000" w:sz="4" w:space="0"/>
           <w:right w:val="single" w:color="000000" w:themeColor="accent1" w:sz="4" w:space="0"/>
         </w:tcBorders>
       </w:tcPr>
@@ -24938,10 +25100,10 @@
       <w:tcPr>
         <w:shd w:val="clear" w:color="ffffff" w:themeColor="light1" w:fill="ffffff" w:themeFill="light1"/>
         <w:tcBorders>
-          <w:top w:val="none"/>
-          <w:left w:val="none"/>
+          <w:top w:val="none" w:color="000000" w:sz="4" w:space="0"/>
+          <w:left w:val="none" w:color="000000" w:sz="4" w:space="0"/>
           <w:bottom w:val="single" w:color="000000" w:themeColor="accent1" w:sz="4" w:space="0"/>
-          <w:right w:val="none"/>
+          <w:right w:val="none" w:color="000000" w:sz="4" w:space="0"/>
         </w:tcBorders>
       </w:tcPr>
     </w:tblStylePr>
@@ -24961,12 +25123,12 @@
         <w:tblBorders/>
       </w:tblPr>
       <w:tcPr>
-        <w:shd w:color="ffffff"/>
+        <w:shd w:val="clear" w:color="ffffff"/>
         <w:tcBorders>
-          <w:top w:val="none"/>
+          <w:top w:val="none" w:color="000000" w:sz="4" w:space="0"/>
           <w:left w:val="single" w:color="000000" w:themeColor="accent1" w:sz="4" w:space="0"/>
-          <w:bottom w:val="none"/>
-          <w:right w:val="none"/>
+          <w:bottom w:val="none" w:color="000000" w:sz="4" w:space="0"/>
+          <w:right w:val="none" w:color="000000" w:sz="4" w:space="0"/>
         </w:tcBorders>
       </w:tcPr>
     </w:tblStylePr>
@@ -24989,9 +25151,9 @@
         <w:shd w:val="clear" w:color="ffffff" w:themeColor="light1" w:fill="ffffff" w:themeFill="light1"/>
         <w:tcBorders>
           <w:top w:val="single" w:color="000000" w:themeColor="accent1" w:sz="4" w:space="0"/>
-          <w:left w:val="none"/>
-          <w:bottom w:val="none"/>
-          <w:right w:val="none"/>
+          <w:left w:val="none" w:color="000000" w:sz="4" w:space="0"/>
+          <w:bottom w:val="none" w:color="000000" w:sz="4" w:space="0"/>
+          <w:right w:val="none" w:color="000000" w:sz="4" w:space="0"/>
         </w:tcBorders>
       </w:tcPr>
     </w:tblStylePr>
@@ -25066,9 +25228,9 @@
       </w:tcPr>
     </w:tblStylePr>
   </w:style>
-  <w:style w:type="table" w:styleId="111">
+  <w:style w:type="table" w:styleId="797">
     <w:name w:val="List Table 7 Colorful - Accent 2"/>
-    <w:basedOn w:val="671"/>
+    <w:basedOn w:val="864"/>
     <w:uiPriority w:val="99"/>
     <w:pPr>
       <w:pBdr/>
@@ -25167,11 +25329,11 @@
         <w:tblBorders/>
       </w:tblPr>
       <w:tcPr>
-        <w:shd w:color="ffffff"/>
+        <w:shd w:val="clear" w:color="ffffff"/>
         <w:tcBorders>
-          <w:top w:val="none"/>
-          <w:left w:val="none"/>
-          <w:bottom w:val="none"/>
+          <w:top w:val="none" w:color="000000" w:sz="4" w:space="0"/>
+          <w:left w:val="none" w:color="000000" w:sz="4" w:space="0"/>
+          <w:bottom w:val="none" w:color="000000" w:sz="4" w:space="0"/>
           <w:right w:val="single" w:color="000000" w:themeColor="accent2" w:themeTint="97" w:sz="4" w:space="0"/>
         </w:tcBorders>
       </w:tcPr>
@@ -25194,10 +25356,10 @@
       <w:tcPr>
         <w:shd w:val="clear" w:color="ffffff" w:themeColor="light1" w:fill="ffffff" w:themeFill="light1"/>
         <w:tcBorders>
-          <w:top w:val="none"/>
-          <w:left w:val="none"/>
+          <w:top w:val="none" w:color="000000" w:sz="4" w:space="0"/>
+          <w:left w:val="none" w:color="000000" w:sz="4" w:space="0"/>
           <w:bottom w:val="single" w:color="000000" w:themeColor="accent2" w:themeTint="97" w:sz="4" w:space="0"/>
-          <w:right w:val="none"/>
+          <w:right w:val="none" w:color="000000" w:sz="4" w:space="0"/>
         </w:tcBorders>
       </w:tcPr>
     </w:tblStylePr>
@@ -25217,12 +25379,12 @@
         <w:tblBorders/>
       </w:tblPr>
       <w:tcPr>
-        <w:shd w:color="ffffff"/>
+        <w:shd w:val="clear" w:color="ffffff"/>
         <w:tcBorders>
-          <w:top w:val="none"/>
+          <w:top w:val="none" w:color="000000" w:sz="4" w:space="0"/>
           <w:left w:val="single" w:color="000000" w:themeColor="accent2" w:themeTint="97" w:sz="4" w:space="0"/>
-          <w:bottom w:val="none"/>
-          <w:right w:val="none"/>
+          <w:bottom w:val="none" w:color="000000" w:sz="4" w:space="0"/>
+          <w:right w:val="none" w:color="000000" w:sz="4" w:space="0"/>
         </w:tcBorders>
       </w:tcPr>
     </w:tblStylePr>
@@ -25245,9 +25407,9 @@
         <w:shd w:val="clear" w:color="ffffff" w:themeColor="light1" w:fill="ffffff" w:themeFill="light1"/>
         <w:tcBorders>
           <w:top w:val="single" w:color="000000" w:themeColor="accent2" w:themeTint="97" w:sz="4" w:space="0"/>
-          <w:left w:val="none"/>
-          <w:bottom w:val="none"/>
-          <w:right w:val="none"/>
+          <w:left w:val="none" w:color="000000" w:sz="4" w:space="0"/>
+          <w:bottom w:val="none" w:color="000000" w:sz="4" w:space="0"/>
+          <w:right w:val="none" w:color="000000" w:sz="4" w:space="0"/>
         </w:tcBorders>
       </w:tcPr>
     </w:tblStylePr>
@@ -25322,9 +25484,9 @@
       </w:tcPr>
     </w:tblStylePr>
   </w:style>
-  <w:style w:type="table" w:styleId="112">
+  <w:style w:type="table" w:styleId="798">
     <w:name w:val="List Table 7 Colorful - Accent 3"/>
-    <w:basedOn w:val="671"/>
+    <w:basedOn w:val="864"/>
     <w:uiPriority w:val="99"/>
     <w:pPr>
       <w:pBdr/>
@@ -25423,11 +25585,11 @@
         <w:tblBorders/>
       </w:tblPr>
       <w:tcPr>
-        <w:shd w:color="ffffff"/>
+        <w:shd w:val="clear" w:color="ffffff"/>
         <w:tcBorders>
-          <w:top w:val="none"/>
-          <w:left w:val="none"/>
-          <w:bottom w:val="none"/>
+          <w:top w:val="none" w:color="000000" w:sz="4" w:space="0"/>
+          <w:left w:val="none" w:color="000000" w:sz="4" w:space="0"/>
+          <w:bottom w:val="none" w:color="000000" w:sz="4" w:space="0"/>
           <w:right w:val="single" w:color="000000" w:themeColor="accent3" w:themeTint="98" w:sz="4" w:space="0"/>
         </w:tcBorders>
       </w:tcPr>
@@ -25450,10 +25612,10 @@
       <w:tcPr>
         <w:shd w:val="clear" w:color="ffffff" w:themeColor="light1" w:fill="ffffff" w:themeFill="light1"/>
         <w:tcBorders>
-          <w:top w:val="none"/>
-          <w:left w:val="none"/>
+          <w:top w:val="none" w:color="000000" w:sz="4" w:space="0"/>
+          <w:left w:val="none" w:color="000000" w:sz="4" w:space="0"/>
           <w:bottom w:val="single" w:color="000000" w:themeColor="accent3" w:themeTint="98" w:sz="4" w:space="0"/>
-          <w:right w:val="none"/>
+          <w:right w:val="none" w:color="000000" w:sz="4" w:space="0"/>
         </w:tcBorders>
       </w:tcPr>
     </w:tblStylePr>
@@ -25473,12 +25635,12 @@
         <w:tblBorders/>
       </w:tblPr>
       <w:tcPr>
-        <w:shd w:color="ffffff"/>
+        <w:shd w:val="clear" w:color="ffffff"/>
         <w:tcBorders>
-          <w:top w:val="none"/>
+          <w:top w:val="none" w:color="000000" w:sz="4" w:space="0"/>
           <w:left w:val="single" w:color="000000" w:themeColor="accent3" w:themeTint="98" w:sz="4" w:space="0"/>
-          <w:bottom w:val="none"/>
-          <w:right w:val="none"/>
+          <w:bottom w:val="none" w:color="000000" w:sz="4" w:space="0"/>
+          <w:right w:val="none" w:color="000000" w:sz="4" w:space="0"/>
         </w:tcBorders>
       </w:tcPr>
     </w:tblStylePr>
@@ -25501,9 +25663,9 @@
         <w:shd w:val="clear" w:color="ffffff" w:themeColor="light1" w:fill="ffffff" w:themeFill="light1"/>
         <w:tcBorders>
           <w:top w:val="single" w:color="000000" w:themeColor="accent3" w:themeTint="98" w:sz="4" w:space="0"/>
-          <w:left w:val="none"/>
-          <w:bottom w:val="none"/>
-          <w:right w:val="none"/>
+          <w:left w:val="none" w:color="000000" w:sz="4" w:space="0"/>
+          <w:bottom w:val="none" w:color="000000" w:sz="4" w:space="0"/>
+          <w:right w:val="none" w:color="000000" w:sz="4" w:space="0"/>
         </w:tcBorders>
       </w:tcPr>
     </w:tblStylePr>
@@ -25578,9 +25740,9 @@
       </w:tcPr>
     </w:tblStylePr>
   </w:style>
-  <w:style w:type="table" w:styleId="113">
+  <w:style w:type="table" w:styleId="799">
     <w:name w:val="List Table 7 Colorful - Accent 4"/>
-    <w:basedOn w:val="671"/>
+    <w:basedOn w:val="864"/>
     <w:uiPriority w:val="99"/>
     <w:pPr>
       <w:pBdr/>
@@ -25679,11 +25841,11 @@
         <w:tblBorders/>
       </w:tblPr>
       <w:tcPr>
-        <w:shd w:color="ffffff"/>
+        <w:shd w:val="clear" w:color="ffffff"/>
         <w:tcBorders>
-          <w:top w:val="none"/>
-          <w:left w:val="none"/>
-          <w:bottom w:val="none"/>
+          <w:top w:val="none" w:color="000000" w:sz="4" w:space="0"/>
+          <w:left w:val="none" w:color="000000" w:sz="4" w:space="0"/>
+          <w:bottom w:val="none" w:color="000000" w:sz="4" w:space="0"/>
           <w:right w:val="single" w:color="000000" w:themeColor="accent4" w:themeTint="9A" w:sz="4" w:space="0"/>
         </w:tcBorders>
       </w:tcPr>
@@ -25706,10 +25868,10 @@
       <w:tcPr>
         <w:shd w:val="clear" w:color="ffffff" w:themeColor="light1" w:fill="ffffff" w:themeFill="light1"/>
         <w:tcBorders>
-          <w:top w:val="none"/>
-          <w:left w:val="none"/>
+          <w:top w:val="none" w:color="000000" w:sz="4" w:space="0"/>
+          <w:left w:val="none" w:color="000000" w:sz="4" w:space="0"/>
           <w:bottom w:val="single" w:color="000000" w:themeColor="accent4" w:themeTint="9A" w:sz="4" w:space="0"/>
-          <w:right w:val="none"/>
+          <w:right w:val="none" w:color="000000" w:sz="4" w:space="0"/>
         </w:tcBorders>
       </w:tcPr>
     </w:tblStylePr>
@@ -25729,12 +25891,12 @@
         <w:tblBorders/>
       </w:tblPr>
       <w:tcPr>
-        <w:shd w:color="ffffff"/>
+        <w:shd w:val="clear" w:color="ffffff"/>
         <w:tcBorders>
-          <w:top w:val="none"/>
+          <w:top w:val="none" w:color="000000" w:sz="4" w:space="0"/>
           <w:left w:val="single" w:color="000000" w:themeColor="accent4" w:themeTint="9A" w:sz="4" w:space="0"/>
-          <w:bottom w:val="none"/>
-          <w:right w:val="none"/>
+          <w:bottom w:val="none" w:color="000000" w:sz="4" w:space="0"/>
+          <w:right w:val="none" w:color="000000" w:sz="4" w:space="0"/>
         </w:tcBorders>
       </w:tcPr>
     </w:tblStylePr>
@@ -25757,9 +25919,9 @@
         <w:shd w:val="clear" w:color="ffffff" w:themeColor="light1" w:fill="ffffff" w:themeFill="light1"/>
         <w:tcBorders>
           <w:top w:val="single" w:color="000000" w:themeColor="accent4" w:themeTint="9A" w:sz="4" w:space="0"/>
-          <w:left w:val="none"/>
-          <w:bottom w:val="none"/>
-          <w:right w:val="none"/>
+          <w:left w:val="none" w:color="000000" w:sz="4" w:space="0"/>
+          <w:bottom w:val="none" w:color="000000" w:sz="4" w:space="0"/>
+          <w:right w:val="none" w:color="000000" w:sz="4" w:space="0"/>
         </w:tcBorders>
       </w:tcPr>
     </w:tblStylePr>
@@ -25834,9 +25996,9 @@
       </w:tcPr>
     </w:tblStylePr>
   </w:style>
-  <w:style w:type="table" w:styleId="114">
+  <w:style w:type="table" w:styleId="800">
     <w:name w:val="List Table 7 Colorful - Accent 5"/>
-    <w:basedOn w:val="671"/>
+    <w:basedOn w:val="864"/>
     <w:uiPriority w:val="99"/>
     <w:pPr>
       <w:pBdr/>
@@ -25935,11 +26097,11 @@
         <w:tblBorders/>
       </w:tblPr>
       <w:tcPr>
-        <w:shd w:color="ffffff"/>
+        <w:shd w:val="clear" w:color="ffffff"/>
         <w:tcBorders>
-          <w:top w:val="none"/>
-          <w:left w:val="none"/>
-          <w:bottom w:val="none"/>
+          <w:top w:val="none" w:color="000000" w:sz="4" w:space="0"/>
+          <w:left w:val="none" w:color="000000" w:sz="4" w:space="0"/>
+          <w:bottom w:val="none" w:color="000000" w:sz="4" w:space="0"/>
           <w:right w:val="single" w:color="000000" w:themeColor="accent5" w:themeTint="9A" w:sz="4" w:space="0"/>
         </w:tcBorders>
       </w:tcPr>
@@ -25962,10 +26124,10 @@
       <w:tcPr>
         <w:shd w:val="clear" w:color="ffffff" w:themeColor="light1" w:fill="ffffff" w:themeFill="light1"/>
         <w:tcBorders>
-          <w:top w:val="none"/>
-          <w:left w:val="none"/>
+          <w:top w:val="none" w:color="000000" w:sz="4" w:space="0"/>
+          <w:left w:val="none" w:color="000000" w:sz="4" w:space="0"/>
           <w:bottom w:val="single" w:color="000000" w:themeColor="accent5" w:themeTint="9A" w:sz="4" w:space="0"/>
-          <w:right w:val="none"/>
+          <w:right w:val="none" w:color="000000" w:sz="4" w:space="0"/>
         </w:tcBorders>
       </w:tcPr>
     </w:tblStylePr>
@@ -25985,12 +26147,12 @@
         <w:tblBorders/>
       </w:tblPr>
       <w:tcPr>
-        <w:shd w:color="ffffff"/>
+        <w:shd w:val="clear" w:color="ffffff"/>
         <w:tcBorders>
-          <w:top w:val="none"/>
+          <w:top w:val="none" w:color="000000" w:sz="4" w:space="0"/>
           <w:left w:val="single" w:color="000000" w:themeColor="accent5" w:themeTint="9A" w:sz="4" w:space="0"/>
-          <w:bottom w:val="none"/>
-          <w:right w:val="none"/>
+          <w:bottom w:val="none" w:color="000000" w:sz="4" w:space="0"/>
+          <w:right w:val="none" w:color="000000" w:sz="4" w:space="0"/>
         </w:tcBorders>
       </w:tcPr>
     </w:tblStylePr>
@@ -26013,9 +26175,9 @@
         <w:shd w:val="clear" w:color="ffffff" w:themeColor="light1" w:fill="ffffff" w:themeFill="light1"/>
         <w:tcBorders>
           <w:top w:val="single" w:color="000000" w:themeColor="accent5" w:themeTint="9A" w:sz="4" w:space="0"/>
-          <w:left w:val="none"/>
-          <w:bottom w:val="none"/>
-          <w:right w:val="none"/>
+          <w:left w:val="none" w:color="000000" w:sz="4" w:space="0"/>
+          <w:bottom w:val="none" w:color="000000" w:sz="4" w:space="0"/>
+          <w:right w:val="none" w:color="000000" w:sz="4" w:space="0"/>
         </w:tcBorders>
       </w:tcPr>
     </w:tblStylePr>
@@ -26090,9 +26252,9 @@
       </w:tcPr>
     </w:tblStylePr>
   </w:style>
-  <w:style w:type="table" w:styleId="115">
+  <w:style w:type="table" w:styleId="801">
     <w:name w:val="List Table 7 Colorful - Accent 6"/>
-    <w:basedOn w:val="671"/>
+    <w:basedOn w:val="864"/>
     <w:uiPriority w:val="99"/>
     <w:pPr>
       <w:pBdr/>
@@ -26191,11 +26353,11 @@
         <w:tblBorders/>
       </w:tblPr>
       <w:tcPr>
-        <w:shd w:color="ffffff"/>
+        <w:shd w:val="clear" w:color="ffffff"/>
         <w:tcBorders>
-          <w:top w:val="none"/>
-          <w:left w:val="none"/>
-          <w:bottom w:val="none"/>
+          <w:top w:val="none" w:color="000000" w:sz="4" w:space="0"/>
+          <w:left w:val="none" w:color="000000" w:sz="4" w:space="0"/>
+          <w:bottom w:val="none" w:color="000000" w:sz="4" w:space="0"/>
           <w:right w:val="single" w:color="000000" w:themeColor="accent6" w:themeTint="98" w:sz="4" w:space="0"/>
         </w:tcBorders>
       </w:tcPr>
@@ -26218,10 +26380,10 @@
       <w:tcPr>
         <w:shd w:val="clear" w:color="ffffff" w:themeColor="light1" w:fill="ffffff" w:themeFill="light1"/>
         <w:tcBorders>
-          <w:top w:val="none"/>
-          <w:left w:val="none"/>
+          <w:top w:val="none" w:color="000000" w:sz="4" w:space="0"/>
+          <w:left w:val="none" w:color="000000" w:sz="4" w:space="0"/>
           <w:bottom w:val="single" w:color="000000" w:themeColor="accent6" w:themeTint="98" w:sz="4" w:space="0"/>
-          <w:right w:val="none"/>
+          <w:right w:val="none" w:color="000000" w:sz="4" w:space="0"/>
         </w:tcBorders>
       </w:tcPr>
     </w:tblStylePr>
@@ -26241,12 +26403,12 @@
         <w:tblBorders/>
       </w:tblPr>
       <w:tcPr>
-        <w:shd w:color="ffffff"/>
+        <w:shd w:val="clear" w:color="ffffff"/>
         <w:tcBorders>
-          <w:top w:val="none"/>
+          <w:top w:val="none" w:color="000000" w:sz="4" w:space="0"/>
           <w:left w:val="single" w:color="000000" w:themeColor="accent6" w:themeTint="98" w:sz="4" w:space="0"/>
-          <w:bottom w:val="none"/>
-          <w:right w:val="none"/>
+          <w:bottom w:val="none" w:color="000000" w:sz="4" w:space="0"/>
+          <w:right w:val="none" w:color="000000" w:sz="4" w:space="0"/>
         </w:tcBorders>
       </w:tcPr>
     </w:tblStylePr>
@@ -26269,9 +26431,9 @@
         <w:shd w:val="clear" w:color="ffffff" w:themeColor="light1" w:fill="ffffff" w:themeFill="light1"/>
         <w:tcBorders>
           <w:top w:val="single" w:color="000000" w:themeColor="accent6" w:themeTint="98" w:sz="4" w:space="0"/>
-          <w:left w:val="none"/>
-          <w:bottom w:val="none"/>
-          <w:right w:val="none"/>
+          <w:left w:val="none" w:color="000000" w:sz="4" w:space="0"/>
+          <w:bottom w:val="none" w:color="000000" w:sz="4" w:space="0"/>
+          <w:right w:val="none" w:color="000000" w:sz="4" w:space="0"/>
         </w:tcBorders>
       </w:tcPr>
     </w:tblStylePr>
@@ -26346,9 +26508,9 @@
       </w:tcPr>
     </w:tblStylePr>
   </w:style>
-  <w:style w:type="table" w:styleId="116">
+  <w:style w:type="table" w:styleId="802">
     <w:name w:val="Lined - Accent"/>
-    <w:basedOn w:val="671"/>
+    <w:basedOn w:val="864"/>
     <w:uiPriority w:val="99"/>
     <w:pPr>
       <w:pBdr/>
@@ -26583,9 +26745,9 @@
       </w:tcPr>
     </w:tblStylePr>
   </w:style>
-  <w:style w:type="table" w:styleId="117">
+  <w:style w:type="table" w:styleId="803">
     <w:name w:val="Lined - Accent 1"/>
-    <w:basedOn w:val="671"/>
+    <w:basedOn w:val="864"/>
     <w:uiPriority w:val="99"/>
     <w:pPr>
       <w:pBdr/>
@@ -26820,9 +26982,9 @@
       </w:tcPr>
     </w:tblStylePr>
   </w:style>
-  <w:style w:type="table" w:styleId="118">
+  <w:style w:type="table" w:styleId="804">
     <w:name w:val="Lined - Accent 2"/>
-    <w:basedOn w:val="671"/>
+    <w:basedOn w:val="864"/>
     <w:uiPriority w:val="99"/>
     <w:pPr>
       <w:pBdr/>
@@ -27057,9 +27219,9 @@
       </w:tcPr>
     </w:tblStylePr>
   </w:style>
-  <w:style w:type="table" w:styleId="119">
+  <w:style w:type="table" w:styleId="805">
     <w:name w:val="Lined - Accent 3"/>
-    <w:basedOn w:val="671"/>
+    <w:basedOn w:val="864"/>
     <w:uiPriority w:val="99"/>
     <w:pPr>
       <w:pBdr/>
@@ -27294,9 +27456,9 @@
       </w:tcPr>
     </w:tblStylePr>
   </w:style>
-  <w:style w:type="table" w:styleId="120">
+  <w:style w:type="table" w:styleId="806">
     <w:name w:val="Lined - Accent 4"/>
-    <w:basedOn w:val="671"/>
+    <w:basedOn w:val="864"/>
     <w:uiPriority w:val="99"/>
     <w:pPr>
       <w:pBdr/>
@@ -27531,9 +27693,9 @@
       </w:tcPr>
     </w:tblStylePr>
   </w:style>
-  <w:style w:type="table" w:styleId="121">
+  <w:style w:type="table" w:styleId="807">
     <w:name w:val="Lined - Accent 5"/>
-    <w:basedOn w:val="671"/>
+    <w:basedOn w:val="864"/>
     <w:uiPriority w:val="99"/>
     <w:pPr>
       <w:pBdr/>
@@ -27768,9 +27930,9 @@
       </w:tcPr>
     </w:tblStylePr>
   </w:style>
-  <w:style w:type="table" w:styleId="122">
+  <w:style w:type="table" w:styleId="808">
     <w:name w:val="Lined - Accent 6"/>
-    <w:basedOn w:val="671"/>
+    <w:basedOn w:val="864"/>
     <w:uiPriority w:val="99"/>
     <w:pPr>
       <w:pBdr/>
@@ -28005,9 +28167,9 @@
       </w:tcPr>
     </w:tblStylePr>
   </w:style>
-  <w:style w:type="table" w:styleId="123">
+  <w:style w:type="table" w:styleId="809">
     <w:name w:val="Bordered &amp; Lined - Accent"/>
-    <w:basedOn w:val="671"/>
+    <w:basedOn w:val="864"/>
     <w:uiPriority w:val="99"/>
     <w:pPr>
       <w:pBdr/>
@@ -28249,9 +28411,9 @@
       </w:tcPr>
     </w:tblStylePr>
   </w:style>
-  <w:style w:type="table" w:styleId="124">
+  <w:style w:type="table" w:styleId="810">
     <w:name w:val="Bordered &amp; Lined - Accent 1"/>
-    <w:basedOn w:val="671"/>
+    <w:basedOn w:val="864"/>
     <w:uiPriority w:val="99"/>
     <w:pPr>
       <w:pBdr/>
@@ -28493,9 +28655,9 @@
       </w:tcPr>
     </w:tblStylePr>
   </w:style>
-  <w:style w:type="table" w:styleId="125">
+  <w:style w:type="table" w:styleId="811">
     <w:name w:val="Bordered &amp; Lined - Accent 2"/>
-    <w:basedOn w:val="671"/>
+    <w:basedOn w:val="864"/>
     <w:uiPriority w:val="99"/>
     <w:pPr>
       <w:pBdr/>
@@ -28737,9 +28899,9 @@
       </w:tcPr>
     </w:tblStylePr>
   </w:style>
-  <w:style w:type="table" w:styleId="126">
+  <w:style w:type="table" w:styleId="812">
     <w:name w:val="Bordered &amp; Lined - Accent 3"/>
-    <w:basedOn w:val="671"/>
+    <w:basedOn w:val="864"/>
     <w:uiPriority w:val="99"/>
     <w:pPr>
       <w:pBdr/>
@@ -28981,9 +29143,9 @@
       </w:tcPr>
     </w:tblStylePr>
   </w:style>
-  <w:style w:type="table" w:styleId="127">
+  <w:style w:type="table" w:styleId="813">
     <w:name w:val="Bordered &amp; Lined - Accent 4"/>
-    <w:basedOn w:val="671"/>
+    <w:basedOn w:val="864"/>
     <w:uiPriority w:val="99"/>
     <w:pPr>
       <w:pBdr/>
@@ -29225,9 +29387,9 @@
       </w:tcPr>
     </w:tblStylePr>
   </w:style>
-  <w:style w:type="table" w:styleId="128">
+  <w:style w:type="table" w:styleId="814">
     <w:name w:val="Bordered &amp; Lined - Accent 5"/>
-    <w:basedOn w:val="671"/>
+    <w:basedOn w:val="864"/>
     <w:uiPriority w:val="99"/>
     <w:pPr>
       <w:pBdr/>
@@ -29469,9 +29631,9 @@
       </w:tcPr>
     </w:tblStylePr>
   </w:style>
-  <w:style w:type="table" w:styleId="129">
+  <w:style w:type="table" w:styleId="815">
     <w:name w:val="Bordered &amp; Lined - Accent 6"/>
-    <w:basedOn w:val="671"/>
+    <w:basedOn w:val="864"/>
     <w:uiPriority w:val="99"/>
     <w:pPr>
       <w:pBdr/>
@@ -29713,9 +29875,9 @@
       </w:tcPr>
     </w:tblStylePr>
   </w:style>
-  <w:style w:type="table" w:styleId="130">
+  <w:style w:type="table" w:styleId="816">
     <w:name w:val="Bordered"/>
-    <w:basedOn w:val="671"/>
+    <w:basedOn w:val="864"/>
     <w:uiPriority w:val="99"/>
     <w:pPr>
       <w:pBdr/>
@@ -29944,9 +30106,9 @@
       </w:tcPr>
     </w:tblStylePr>
   </w:style>
-  <w:style w:type="table" w:styleId="131">
+  <w:style w:type="table" w:styleId="817">
     <w:name w:val="Bordered - Accent 1"/>
-    <w:basedOn w:val="671"/>
+    <w:basedOn w:val="864"/>
     <w:uiPriority w:val="99"/>
     <w:pPr>
       <w:pBdr/>
@@ -30175,9 +30337,9 @@
       </w:tcPr>
     </w:tblStylePr>
   </w:style>
-  <w:style w:type="table" w:styleId="132">
+  <w:style w:type="table" w:styleId="818">
     <w:name w:val="Bordered - Accent 2"/>
-    <w:basedOn w:val="671"/>
+    <w:basedOn w:val="864"/>
     <w:uiPriority w:val="99"/>
     <w:pPr>
       <w:pBdr/>
@@ -30406,9 +30568,9 @@
       </w:tcPr>
     </w:tblStylePr>
   </w:style>
-  <w:style w:type="table" w:styleId="133">
+  <w:style w:type="table" w:styleId="819">
     <w:name w:val="Bordered - Accent 3"/>
-    <w:basedOn w:val="671"/>
+    <w:basedOn w:val="864"/>
     <w:uiPriority w:val="99"/>
     <w:pPr>
       <w:pBdr/>
@@ -30637,9 +30799,9 @@
       </w:tcPr>
     </w:tblStylePr>
   </w:style>
-  <w:style w:type="table" w:styleId="134">
+  <w:style w:type="table" w:styleId="820">
     <w:name w:val="Bordered - Accent 4"/>
-    <w:basedOn w:val="671"/>
+    <w:basedOn w:val="864"/>
     <w:uiPriority w:val="99"/>
     <w:pPr>
       <w:pBdr/>
@@ -30868,9 +31030,9 @@
       </w:tcPr>
     </w:tblStylePr>
   </w:style>
-  <w:style w:type="table" w:styleId="135">
+  <w:style w:type="table" w:styleId="821">
     <w:name w:val="Bordered - Accent 5"/>
-    <w:basedOn w:val="671"/>
+    <w:basedOn w:val="864"/>
     <w:uiPriority w:val="99"/>
     <w:pPr>
       <w:pBdr/>
@@ -31099,9 +31261,9 @@
       </w:tcPr>
     </w:tblStylePr>
   </w:style>
-  <w:style w:type="table" w:styleId="136">
+  <w:style w:type="table" w:styleId="822">
     <w:name w:val="Bordered - Accent 6"/>
-    <w:basedOn w:val="671"/>
+    <w:basedOn w:val="864"/>
     <w:uiPriority w:val="99"/>
     <w:pPr>
       <w:pBdr/>
@@ -31330,9 +31492,9 @@
       </w:tcPr>
     </w:tblStylePr>
   </w:style>
-  <w:style w:type="paragraph" w:styleId="169">
+  <w:style w:type="paragraph" w:styleId="823">
     <w:name w:val="No Spacing"/>
-    <w:basedOn w:val="660"/>
+    <w:basedOn w:val="853"/>
     <w:uiPriority w:val="1"/>
     <w:qFormat/>
     <w:pPr>
@@ -31341,9 +31503,9 @@
       <w:ind/>
     </w:pPr>
   </w:style>
-  <w:style w:type="character" w:styleId="170">
+  <w:style w:type="character" w:styleId="824">
     <w:name w:val="Subtle Emphasis"/>
-    <w:basedOn w:val="670"/>
+    <w:basedOn w:val="863"/>
     <w:uiPriority w:val="19"/>
     <w:qFormat/>
     <w:pPr>
@@ -31357,9 +31519,9 @@
       <w:color w:val="404040" w:themeColor="text1" w:themeTint="BF"/>
     </w:rPr>
   </w:style>
-  <w:style w:type="character" w:styleId="171">
+  <w:style w:type="character" w:styleId="825">
     <w:name w:val="Emphasis"/>
-    <w:basedOn w:val="670"/>
+    <w:basedOn w:val="863"/>
     <w:uiPriority w:val="20"/>
     <w:qFormat/>
     <w:pPr>
@@ -31372,9 +31534,9 @@
       <w:iCs/>
     </w:rPr>
   </w:style>
-  <w:style w:type="character" w:styleId="172">
+  <w:style w:type="character" w:styleId="826">
     <w:name w:val="Strong"/>
-    <w:basedOn w:val="670"/>
+    <w:basedOn w:val="863"/>
     <w:uiPriority w:val="22"/>
     <w:qFormat/>
     <w:pPr>
@@ -31387,9 +31549,9 @@
       <w:bCs/>
     </w:rPr>
   </w:style>
-  <w:style w:type="character" w:styleId="173">
+  <w:style w:type="character" w:styleId="827">
     <w:name w:val="Subtle Reference"/>
-    <w:basedOn w:val="670"/>
+    <w:basedOn w:val="863"/>
     <w:uiPriority w:val="31"/>
     <w:qFormat/>
     <w:pPr>
@@ -31402,9 +31564,9 @@
       <w:color w:val="5a5a5a" w:themeColor="text1" w:themeTint="A5"/>
     </w:rPr>
   </w:style>
-  <w:style w:type="character" w:styleId="174">
+  <w:style w:type="character" w:styleId="828">
     <w:name w:val="Book Title"/>
-    <w:basedOn w:val="670"/>
+    <w:basedOn w:val="863"/>
     <w:uiPriority w:val="33"/>
     <w:qFormat/>
     <w:pPr>
@@ -31420,10 +31582,10 @@
       <w:spacing w:val="5"/>
     </w:rPr>
   </w:style>
-  <w:style w:type="paragraph" w:styleId="175">
+  <w:style w:type="paragraph" w:styleId="829">
     <w:name w:val="Header"/>
-    <w:basedOn w:val="660"/>
-    <w:link w:val="176"/>
+    <w:basedOn w:val="853"/>
+    <w:link w:val="830"/>
     <w:uiPriority w:val="99"/>
     <w:unhideWhenUsed/>
     <w:pPr>
@@ -31436,10 +31598,10 @@
       <w:ind/>
     </w:pPr>
   </w:style>
-  <w:style w:type="character" w:styleId="176">
+  <w:style w:type="character" w:styleId="830">
     <w:name w:val="Header Char"/>
-    <w:basedOn w:val="670"/>
-    <w:link w:val="175"/>
+    <w:basedOn w:val="863"/>
+    <w:link w:val="829"/>
     <w:uiPriority w:val="99"/>
     <w:pPr>
       <w:pBdr/>
@@ -31447,10 +31609,10 @@
       <w:ind/>
     </w:pPr>
   </w:style>
-  <w:style w:type="paragraph" w:styleId="177">
+  <w:style w:type="paragraph" w:styleId="831">
     <w:name w:val="Footer"/>
-    <w:basedOn w:val="660"/>
-    <w:link w:val="178"/>
+    <w:basedOn w:val="853"/>
+    <w:link w:val="832"/>
     <w:uiPriority w:val="99"/>
     <w:unhideWhenUsed/>
     <w:pPr>
@@ -31463,10 +31625,10 @@
       <w:ind/>
     </w:pPr>
   </w:style>
-  <w:style w:type="character" w:styleId="178">
+  <w:style w:type="character" w:styleId="832">
     <w:name w:val="Footer Char"/>
-    <w:basedOn w:val="670"/>
-    <w:link w:val="177"/>
+    <w:basedOn w:val="863"/>
+    <w:link w:val="831"/>
     <w:uiPriority w:val="99"/>
     <w:pPr>
       <w:pBdr/>
@@ -31474,10 +31636,10 @@
       <w:ind/>
     </w:pPr>
   </w:style>
-  <w:style w:type="paragraph" w:styleId="179">
+  <w:style w:type="paragraph" w:styleId="833">
     <w:name w:val="Caption"/>
-    <w:basedOn w:val="660"/>
-    <w:next w:val="660"/>
+    <w:basedOn w:val="853"/>
+    <w:next w:val="853"/>
     <w:uiPriority w:val="35"/>
     <w:unhideWhenUsed/>
     <w:qFormat/>
@@ -31494,10 +31656,10 @@
       <w:szCs w:val="18"/>
     </w:rPr>
   </w:style>
-  <w:style w:type="paragraph" w:styleId="180">
+  <w:style w:type="paragraph" w:styleId="834">
     <w:name w:val="footnote text"/>
-    <w:basedOn w:val="660"/>
-    <w:link w:val="181"/>
+    <w:basedOn w:val="853"/>
+    <w:link w:val="835"/>
     <w:uiPriority w:val="99"/>
     <w:semiHidden/>
     <w:unhideWhenUsed/>
@@ -31511,10 +31673,10 @@
       <w:szCs w:val="20"/>
     </w:rPr>
   </w:style>
-  <w:style w:type="character" w:styleId="181">
+  <w:style w:type="character" w:styleId="835">
     <w:name w:val="Footnote Text Char"/>
-    <w:basedOn w:val="670"/>
-    <w:link w:val="180"/>
+    <w:basedOn w:val="863"/>
+    <w:link w:val="834"/>
     <w:uiPriority w:val="99"/>
     <w:semiHidden/>
     <w:pPr>
@@ -31527,9 +31689,9 @@
       <w:szCs w:val="20"/>
     </w:rPr>
   </w:style>
-  <w:style w:type="character" w:styleId="182">
+  <w:style w:type="character" w:styleId="836">
     <w:name w:val="footnote reference"/>
-    <w:basedOn w:val="670"/>
+    <w:basedOn w:val="863"/>
     <w:uiPriority w:val="99"/>
     <w:semiHidden/>
     <w:unhideWhenUsed/>
@@ -31542,10 +31704,10 @@
       <w:vertAlign w:val="superscript"/>
     </w:rPr>
   </w:style>
-  <w:style w:type="paragraph" w:styleId="183">
+  <w:style w:type="paragraph" w:styleId="837">
     <w:name w:val="endnote text"/>
-    <w:basedOn w:val="660"/>
-    <w:link w:val="184"/>
+    <w:basedOn w:val="853"/>
+    <w:link w:val="838"/>
     <w:uiPriority w:val="99"/>
     <w:semiHidden/>
     <w:unhideWhenUsed/>
@@ -31559,10 +31721,10 @@
       <w:szCs w:val="20"/>
     </w:rPr>
   </w:style>
-  <w:style w:type="character" w:styleId="184">
+  <w:style w:type="character" w:styleId="838">
     <w:name w:val="Endnote Text Char"/>
-    <w:basedOn w:val="670"/>
-    <w:link w:val="183"/>
+    <w:basedOn w:val="863"/>
+    <w:link w:val="837"/>
     <w:uiPriority w:val="99"/>
     <w:semiHidden/>
     <w:pPr>
@@ -31575,9 +31737,9 @@
       <w:szCs w:val="20"/>
     </w:rPr>
   </w:style>
-  <w:style w:type="character" w:styleId="185">
+  <w:style w:type="character" w:styleId="839">
     <w:name w:val="endnote reference"/>
-    <w:basedOn w:val="670"/>
+    <w:basedOn w:val="863"/>
     <w:uiPriority w:val="99"/>
     <w:semiHidden/>
     <w:unhideWhenUsed/>
@@ -31590,9 +31752,9 @@
       <w:vertAlign w:val="superscript"/>
     </w:rPr>
   </w:style>
-  <w:style w:type="character" w:styleId="186">
+  <w:style w:type="character" w:styleId="840">
     <w:name w:val="Hyperlink"/>
-    <w:basedOn w:val="670"/>
+    <w:basedOn w:val="863"/>
     <w:uiPriority w:val="99"/>
     <w:unhideWhenUsed/>
     <w:pPr>
@@ -31605,9 +31767,9 @@
       <w:u w:val="single"/>
     </w:rPr>
   </w:style>
-  <w:style w:type="character" w:styleId="187">
+  <w:style w:type="character" w:styleId="841">
     <w:name w:val="FollowedHyperlink"/>
-    <w:basedOn w:val="670"/>
+    <w:basedOn w:val="863"/>
     <w:uiPriority w:val="99"/>
     <w:semiHidden/>
     <w:unhideWhenUsed/>
@@ -31621,10 +31783,10 @@
       <w:u w:val="single"/>
     </w:rPr>
   </w:style>
-  <w:style w:type="paragraph" w:styleId="188">
+  <w:style w:type="paragraph" w:styleId="842">
     <w:name w:val="toc 1"/>
-    <w:basedOn w:val="660"/>
-    <w:next w:val="660"/>
+    <w:basedOn w:val="853"/>
+    <w:next w:val="853"/>
     <w:uiPriority w:val="39"/>
     <w:unhideWhenUsed/>
     <w:pPr>
@@ -31633,10 +31795,10 @@
       <w:ind/>
     </w:pPr>
   </w:style>
-  <w:style w:type="paragraph" w:styleId="189">
+  <w:style w:type="paragraph" w:styleId="843">
     <w:name w:val="toc 2"/>
-    <w:basedOn w:val="660"/>
-    <w:next w:val="660"/>
+    <w:basedOn w:val="853"/>
+    <w:next w:val="853"/>
     <w:uiPriority w:val="39"/>
     <w:unhideWhenUsed/>
     <w:pPr>
@@ -31645,10 +31807,10 @@
       <w:ind w:left="220"/>
     </w:pPr>
   </w:style>
-  <w:style w:type="paragraph" w:styleId="190">
+  <w:style w:type="paragraph" w:styleId="844">
     <w:name w:val="toc 3"/>
-    <w:basedOn w:val="660"/>
-    <w:next w:val="660"/>
+    <w:basedOn w:val="853"/>
+    <w:next w:val="853"/>
     <w:uiPriority w:val="39"/>
     <w:unhideWhenUsed/>
     <w:pPr>
@@ -31657,10 +31819,10 @@
       <w:ind w:left="440"/>
     </w:pPr>
   </w:style>
-  <w:style w:type="paragraph" w:styleId="191">
+  <w:style w:type="paragraph" w:styleId="845">
     <w:name w:val="toc 4"/>
-    <w:basedOn w:val="660"/>
-    <w:next w:val="660"/>
+    <w:basedOn w:val="853"/>
+    <w:next w:val="853"/>
     <w:uiPriority w:val="39"/>
     <w:unhideWhenUsed/>
     <w:pPr>
@@ -31669,10 +31831,10 @@
       <w:ind w:left="660"/>
     </w:pPr>
   </w:style>
-  <w:style w:type="paragraph" w:styleId="192">
+  <w:style w:type="paragraph" w:styleId="846">
     <w:name w:val="toc 5"/>
-    <w:basedOn w:val="660"/>
-    <w:next w:val="660"/>
+    <w:basedOn w:val="853"/>
+    <w:next w:val="853"/>
     <w:uiPriority w:val="39"/>
     <w:unhideWhenUsed/>
     <w:pPr>
@@ -31681,10 +31843,10 @@
       <w:ind w:left="880"/>
     </w:pPr>
   </w:style>
-  <w:style w:type="paragraph" w:styleId="193">
+  <w:style w:type="paragraph" w:styleId="847">
     <w:name w:val="toc 6"/>
-    <w:basedOn w:val="660"/>
-    <w:next w:val="660"/>
+    <w:basedOn w:val="853"/>
+    <w:next w:val="853"/>
     <w:uiPriority w:val="39"/>
     <w:unhideWhenUsed/>
     <w:pPr>
@@ -31693,10 +31855,10 @@
       <w:ind w:left="1100"/>
     </w:pPr>
   </w:style>
-  <w:style w:type="paragraph" w:styleId="194">
+  <w:style w:type="paragraph" w:styleId="848">
     <w:name w:val="toc 7"/>
-    <w:basedOn w:val="660"/>
-    <w:next w:val="660"/>
+    <w:basedOn w:val="853"/>
+    <w:next w:val="853"/>
     <w:uiPriority w:val="39"/>
     <w:unhideWhenUsed/>
     <w:pPr>
@@ -31705,10 +31867,10 @@
       <w:ind w:left="1320"/>
     </w:pPr>
   </w:style>
-  <w:style w:type="paragraph" w:styleId="195">
+  <w:style w:type="paragraph" w:styleId="849">
     <w:name w:val="toc 8"/>
-    <w:basedOn w:val="660"/>
-    <w:next w:val="660"/>
+    <w:basedOn w:val="853"/>
+    <w:next w:val="853"/>
     <w:uiPriority w:val="39"/>
     <w:unhideWhenUsed/>
     <w:pPr>
@@ -31717,10 +31879,10 @@
       <w:ind w:left="1540"/>
     </w:pPr>
   </w:style>
-  <w:style w:type="paragraph" w:styleId="196">
+  <w:style w:type="paragraph" w:styleId="850">
     <w:name w:val="toc 9"/>
-    <w:basedOn w:val="660"/>
-    <w:next w:val="660"/>
+    <w:basedOn w:val="853"/>
+    <w:next w:val="853"/>
     <w:uiPriority w:val="39"/>
     <w:unhideWhenUsed/>
     <w:pPr>
@@ -31729,7 +31891,7 @@
       <w:ind w:left="1760"/>
     </w:pPr>
   </w:style>
-  <w:style w:type="paragraph" w:styleId="206">
+  <w:style w:type="paragraph" w:styleId="851">
     <w:name w:val="TOC Heading"/>
     <w:uiPriority w:val="39"/>
     <w:unhideWhenUsed/>
@@ -31739,10 +31901,10 @@
       <w:ind/>
     </w:pPr>
   </w:style>
-  <w:style w:type="paragraph" w:styleId="207">
+  <w:style w:type="paragraph" w:styleId="852">
     <w:name w:val="table of figures"/>
-    <w:basedOn w:val="660"/>
-    <w:next w:val="660"/>
+    <w:basedOn w:val="853"/>
+    <w:next w:val="853"/>
     <w:uiPriority w:val="99"/>
     <w:unhideWhenUsed/>
     <w:pPr>
@@ -31751,7 +31913,7 @@
       <w:ind/>
     </w:pPr>
   </w:style>
-  <w:style w:type="paragraph" w:styleId="660" w:default="1">
+  <w:style w:type="paragraph" w:styleId="853" w:default="1">
     <w:name w:val="Normal"/>
     <w:qFormat/>
     <w:pPr>
@@ -31760,11 +31922,11 @@
       <w:ind/>
     </w:pPr>
   </w:style>
-  <w:style w:type="paragraph" w:styleId="661">
+  <w:style w:type="paragraph" w:styleId="854">
     <w:name w:val="Heading 1"/>
-    <w:basedOn w:val="660"/>
-    <w:next w:val="660"/>
-    <w:link w:val="673"/>
+    <w:basedOn w:val="853"/>
+    <w:next w:val="853"/>
+    <w:link w:val="866"/>
     <w:uiPriority w:val="9"/>
     <w:qFormat/>
     <w:pPr>
@@ -31782,11 +31944,11 @@
       <w:szCs w:val="40"/>
     </w:rPr>
   </w:style>
-  <w:style w:type="paragraph" w:styleId="662">
+  <w:style w:type="paragraph" w:styleId="855">
     <w:name w:val="Heading 2"/>
-    <w:basedOn w:val="660"/>
-    <w:next w:val="660"/>
-    <w:link w:val="674"/>
+    <w:basedOn w:val="853"/>
+    <w:next w:val="853"/>
+    <w:link w:val="867"/>
     <w:uiPriority w:val="9"/>
     <w:semiHidden/>
     <w:unhideWhenUsed/>
@@ -31806,11 +31968,11 @@
       <w:szCs w:val="32"/>
     </w:rPr>
   </w:style>
-  <w:style w:type="paragraph" w:styleId="663">
+  <w:style w:type="paragraph" w:styleId="856">
     <w:name w:val="Heading 3"/>
-    <w:basedOn w:val="660"/>
-    <w:next w:val="660"/>
-    <w:link w:val="675"/>
+    <w:basedOn w:val="853"/>
+    <w:next w:val="853"/>
+    <w:link w:val="868"/>
     <w:uiPriority w:val="9"/>
     <w:semiHidden/>
     <w:unhideWhenUsed/>
@@ -31830,11 +31992,11 @@
       <w:szCs w:val="28"/>
     </w:rPr>
   </w:style>
-  <w:style w:type="paragraph" w:styleId="664">
+  <w:style w:type="paragraph" w:styleId="857">
     <w:name w:val="Heading 4"/>
-    <w:basedOn w:val="660"/>
-    <w:next w:val="660"/>
-    <w:link w:val="676"/>
+    <w:basedOn w:val="853"/>
+    <w:next w:val="853"/>
+    <w:link w:val="869"/>
     <w:uiPriority w:val="9"/>
     <w:semiHidden/>
     <w:unhideWhenUsed/>
@@ -31854,11 +32016,11 @@
       <w:color w:val="2f5496" w:themeColor="accent1" w:themeShade="BF"/>
     </w:rPr>
   </w:style>
-  <w:style w:type="paragraph" w:styleId="665">
+  <w:style w:type="paragraph" w:styleId="858">
     <w:name w:val="Heading 5"/>
-    <w:basedOn w:val="660"/>
-    <w:next w:val="660"/>
-    <w:link w:val="677"/>
+    <w:basedOn w:val="853"/>
+    <w:next w:val="853"/>
+    <w:link w:val="870"/>
     <w:uiPriority w:val="9"/>
     <w:semiHidden/>
     <w:unhideWhenUsed/>
@@ -31876,11 +32038,11 @@
       <w:color w:val="2f5496" w:themeColor="accent1" w:themeShade="BF"/>
     </w:rPr>
   </w:style>
-  <w:style w:type="paragraph" w:styleId="666">
+  <w:style w:type="paragraph" w:styleId="859">
     <w:name w:val="Heading 6"/>
-    <w:basedOn w:val="660"/>
-    <w:next w:val="660"/>
-    <w:link w:val="678"/>
+    <w:basedOn w:val="853"/>
+    <w:next w:val="853"/>
+    <w:link w:val="871"/>
     <w:uiPriority w:val="9"/>
     <w:semiHidden/>
     <w:unhideWhenUsed/>
@@ -31900,11 +32062,11 @@
       <w:color w:val="595959" w:themeColor="text1" w:themeTint="A6"/>
     </w:rPr>
   </w:style>
-  <w:style w:type="paragraph" w:styleId="667">
+  <w:style w:type="paragraph" w:styleId="860">
     <w:name w:val="Heading 7"/>
-    <w:basedOn w:val="660"/>
-    <w:next w:val="660"/>
-    <w:link w:val="679"/>
+    <w:basedOn w:val="853"/>
+    <w:next w:val="853"/>
+    <w:link w:val="872"/>
     <w:uiPriority w:val="9"/>
     <w:semiHidden/>
     <w:unhideWhenUsed/>
@@ -31922,11 +32084,11 @@
       <w:color w:val="595959" w:themeColor="text1" w:themeTint="A6"/>
     </w:rPr>
   </w:style>
-  <w:style w:type="paragraph" w:styleId="668">
+  <w:style w:type="paragraph" w:styleId="861">
     <w:name w:val="Heading 8"/>
-    <w:basedOn w:val="660"/>
-    <w:next w:val="660"/>
-    <w:link w:val="680"/>
+    <w:basedOn w:val="853"/>
+    <w:next w:val="853"/>
+    <w:link w:val="873"/>
     <w:uiPriority w:val="9"/>
     <w:semiHidden/>
     <w:unhideWhenUsed/>
@@ -31946,11 +32108,11 @@
       <w:color w:val="272727" w:themeColor="text1" w:themeTint="D8"/>
     </w:rPr>
   </w:style>
-  <w:style w:type="paragraph" w:styleId="669">
+  <w:style w:type="paragraph" w:styleId="862">
     <w:name w:val="Heading 9"/>
-    <w:basedOn w:val="660"/>
-    <w:next w:val="660"/>
-    <w:link w:val="681"/>
+    <w:basedOn w:val="853"/>
+    <w:next w:val="853"/>
+    <w:link w:val="874"/>
     <w:uiPriority w:val="9"/>
     <w:semiHidden/>
     <w:unhideWhenUsed/>
@@ -31968,7 +32130,7 @@
       <w:color w:val="272727" w:themeColor="text1" w:themeTint="D8"/>
     </w:rPr>
   </w:style>
-  <w:style w:type="character" w:styleId="670" w:default="1">
+  <w:style w:type="character" w:styleId="863" w:default="1">
     <w:name w:val="Default Paragraph Font"/>
     <w:uiPriority w:val="1"/>
     <w:unhideWhenUsed/>
@@ -31978,7 +32140,7 @@
       <w:ind/>
     </w:pPr>
   </w:style>
-  <w:style w:type="table" w:styleId="671" w:default="1">
+  <w:style w:type="table" w:styleId="864" w:default="1">
     <w:name w:val="Normal Table"/>
     <w:uiPriority w:val="99"/>
     <w:semiHidden/>
@@ -32171,7 +32333,7 @@
       </w:tcPr>
     </w:tblStylePr>
   </w:style>
-  <w:style w:type="numbering" w:styleId="672" w:default="1">
+  <w:style w:type="numbering" w:styleId="865" w:default="1">
     <w:name w:val="No List"/>
     <w:uiPriority w:val="99"/>
     <w:semiHidden/>
@@ -32182,10 +32344,10 @@
       <w:ind/>
     </w:pPr>
   </w:style>
-  <w:style w:type="character" w:styleId="673" w:customStyle="1">
+  <w:style w:type="character" w:styleId="866" w:customStyle="1">
     <w:name w:val="Heading 1 Char"/>
-    <w:basedOn w:val="670"/>
-    <w:link w:val="661"/>
+    <w:basedOn w:val="863"/>
+    <w:link w:val="854"/>
     <w:uiPriority w:val="9"/>
     <w:pPr>
       <w:pBdr/>
@@ -32199,10 +32361,10 @@
       <w:szCs w:val="40"/>
     </w:rPr>
   </w:style>
-  <w:style w:type="character" w:styleId="674" w:customStyle="1">
+  <w:style w:type="character" w:styleId="867" w:customStyle="1">
     <w:name w:val="Heading 2 Char"/>
-    <w:basedOn w:val="670"/>
-    <w:link w:val="662"/>
+    <w:basedOn w:val="863"/>
+    <w:link w:val="855"/>
     <w:uiPriority w:val="9"/>
     <w:semiHidden/>
     <w:pPr>
@@ -32217,10 +32379,10 @@
       <w:szCs w:val="32"/>
     </w:rPr>
   </w:style>
-  <w:style w:type="character" w:styleId="675" w:customStyle="1">
+  <w:style w:type="character" w:styleId="868" w:customStyle="1">
     <w:name w:val="Heading 3 Char"/>
-    <w:basedOn w:val="670"/>
-    <w:link w:val="663"/>
+    <w:basedOn w:val="863"/>
+    <w:link w:val="856"/>
     <w:uiPriority w:val="9"/>
     <w:semiHidden/>
     <w:pPr>
@@ -32235,10 +32397,10 @@
       <w:szCs w:val="28"/>
     </w:rPr>
   </w:style>
-  <w:style w:type="character" w:styleId="676" w:customStyle="1">
+  <w:style w:type="character" w:styleId="869" w:customStyle="1">
     <w:name w:val="Heading 4 Char"/>
-    <w:basedOn w:val="670"/>
-    <w:link w:val="664"/>
+    <w:basedOn w:val="863"/>
+    <w:link w:val="857"/>
     <w:uiPriority w:val="9"/>
     <w:semiHidden/>
     <w:pPr>
@@ -32253,10 +32415,10 @@
       <w:color w:val="2f5496" w:themeColor="accent1" w:themeShade="BF"/>
     </w:rPr>
   </w:style>
-  <w:style w:type="character" w:styleId="677" w:customStyle="1">
+  <w:style w:type="character" w:styleId="870" w:customStyle="1">
     <w:name w:val="Heading 5 Char"/>
-    <w:basedOn w:val="670"/>
-    <w:link w:val="665"/>
+    <w:basedOn w:val="863"/>
+    <w:link w:val="858"/>
     <w:uiPriority w:val="9"/>
     <w:semiHidden/>
     <w:pPr>
@@ -32269,10 +32431,10 @@
       <w:color w:val="2f5496" w:themeColor="accent1" w:themeShade="BF"/>
     </w:rPr>
   </w:style>
-  <w:style w:type="character" w:styleId="678" w:customStyle="1">
+  <w:style w:type="character" w:styleId="871" w:customStyle="1">
     <w:name w:val="Heading 6 Char"/>
-    <w:basedOn w:val="670"/>
-    <w:link w:val="666"/>
+    <w:basedOn w:val="863"/>
+    <w:link w:val="859"/>
     <w:uiPriority w:val="9"/>
     <w:semiHidden/>
     <w:pPr>
@@ -32287,10 +32449,10 @@
       <w:color w:val="595959" w:themeColor="text1" w:themeTint="A6"/>
     </w:rPr>
   </w:style>
-  <w:style w:type="character" w:styleId="679" w:customStyle="1">
+  <w:style w:type="character" w:styleId="872" w:customStyle="1">
     <w:name w:val="Heading 7 Char"/>
-    <w:basedOn w:val="670"/>
-    <w:link w:val="667"/>
+    <w:basedOn w:val="863"/>
+    <w:link w:val="860"/>
     <w:uiPriority w:val="9"/>
     <w:semiHidden/>
     <w:pPr>
@@ -32303,10 +32465,10 @@
       <w:color w:val="595959" w:themeColor="text1" w:themeTint="A6"/>
     </w:rPr>
   </w:style>
-  <w:style w:type="character" w:styleId="680" w:customStyle="1">
+  <w:style w:type="character" w:styleId="873" w:customStyle="1">
     <w:name w:val="Heading 8 Char"/>
-    <w:basedOn w:val="670"/>
-    <w:link w:val="668"/>
+    <w:basedOn w:val="863"/>
+    <w:link w:val="861"/>
     <w:uiPriority w:val="9"/>
     <w:semiHidden/>
     <w:pPr>
@@ -32321,10 +32483,10 @@
       <w:color w:val="272727" w:themeColor="text1" w:themeTint="D8"/>
     </w:rPr>
   </w:style>
-  <w:style w:type="character" w:styleId="681" w:customStyle="1">
+  <w:style w:type="character" w:styleId="874" w:customStyle="1">
     <w:name w:val="Heading 9 Char"/>
-    <w:basedOn w:val="670"/>
-    <w:link w:val="669"/>
+    <w:basedOn w:val="863"/>
+    <w:link w:val="862"/>
     <w:uiPriority w:val="9"/>
     <w:semiHidden/>
     <w:pPr>
@@ -32337,11 +32499,11 @@
       <w:color w:val="272727" w:themeColor="text1" w:themeTint="D8"/>
     </w:rPr>
   </w:style>
-  <w:style w:type="paragraph" w:styleId="682">
+  <w:style w:type="paragraph" w:styleId="875">
     <w:name w:val="Title"/>
-    <w:basedOn w:val="660"/>
-    <w:next w:val="660"/>
-    <w:link w:val="683"/>
+    <w:basedOn w:val="853"/>
+    <w:next w:val="853"/>
+    <w:link w:val="876"/>
     <w:uiPriority w:val="10"/>
     <w:qFormat/>
     <w:pPr>
@@ -32357,10 +32519,10 @@
       <w:szCs w:val="56"/>
     </w:rPr>
   </w:style>
-  <w:style w:type="character" w:styleId="683" w:customStyle="1">
+  <w:style w:type="character" w:styleId="876" w:customStyle="1">
     <w:name w:val="Title Char"/>
-    <w:basedOn w:val="670"/>
-    <w:link w:val="682"/>
+    <w:basedOn w:val="863"/>
+    <w:link w:val="875"/>
     <w:uiPriority w:val="10"/>
     <w:pPr>
       <w:pBdr/>
@@ -32374,11 +32536,11 @@
       <w:szCs w:val="56"/>
     </w:rPr>
   </w:style>
-  <w:style w:type="paragraph" w:styleId="684">
+  <w:style w:type="paragraph" w:styleId="877">
     <w:name w:val="Subtitle"/>
-    <w:basedOn w:val="660"/>
-    <w:next w:val="660"/>
-    <w:link w:val="685"/>
+    <w:basedOn w:val="853"/>
+    <w:next w:val="853"/>
+    <w:link w:val="878"/>
     <w:uiPriority w:val="11"/>
     <w:qFormat/>
     <w:pPr>
@@ -32397,10 +32559,10 @@
       <w:szCs w:val="28"/>
     </w:rPr>
   </w:style>
-  <w:style w:type="character" w:styleId="685" w:customStyle="1">
+  <w:style w:type="character" w:styleId="878" w:customStyle="1">
     <w:name w:val="Subtitle Char"/>
-    <w:basedOn w:val="670"/>
-    <w:link w:val="684"/>
+    <w:basedOn w:val="863"/>
+    <w:link w:val="877"/>
     <w:uiPriority w:val="11"/>
     <w:pPr>
       <w:pBdr/>
@@ -32415,11 +32577,11 @@
       <w:szCs w:val="28"/>
     </w:rPr>
   </w:style>
-  <w:style w:type="paragraph" w:styleId="686">
+  <w:style w:type="paragraph" w:styleId="879">
     <w:name w:val="Quote"/>
-    <w:basedOn w:val="660"/>
-    <w:next w:val="660"/>
-    <w:link w:val="687"/>
+    <w:basedOn w:val="853"/>
+    <w:next w:val="853"/>
+    <w:link w:val="880"/>
     <w:uiPriority w:val="29"/>
     <w:qFormat/>
     <w:pPr>
@@ -32434,10 +32596,10 @@
       <w:color w:val="404040" w:themeColor="text1" w:themeTint="BF"/>
     </w:rPr>
   </w:style>
-  <w:style w:type="character" w:styleId="687" w:customStyle="1">
+  <w:style w:type="character" w:styleId="880" w:customStyle="1">
     <w:name w:val="Quote Char"/>
-    <w:basedOn w:val="670"/>
-    <w:link w:val="686"/>
+    <w:basedOn w:val="863"/>
+    <w:link w:val="879"/>
     <w:uiPriority w:val="29"/>
     <w:pPr>
       <w:pBdr/>
@@ -32450,9 +32612,9 @@
       <w:color w:val="404040" w:themeColor="text1" w:themeTint="BF"/>
     </w:rPr>
   </w:style>
-  <w:style w:type="paragraph" w:styleId="688">
+  <w:style w:type="paragraph" w:styleId="881">
     <w:name w:val="List Paragraph"/>
-    <w:basedOn w:val="660"/>
+    <w:basedOn w:val="853"/>
     <w:uiPriority w:val="34"/>
     <w:qFormat/>
     <w:pPr>
@@ -32462,9 +32624,9 @@
       <w:contextualSpacing w:val="true"/>
     </w:pPr>
   </w:style>
-  <w:style w:type="character" w:styleId="689">
+  <w:style w:type="character" w:styleId="882">
     <w:name w:val="Intense Emphasis"/>
-    <w:basedOn w:val="670"/>
+    <w:basedOn w:val="863"/>
     <w:uiPriority w:val="21"/>
     <w:qFormat/>
     <w:pPr>
@@ -32478,11 +32640,11 @@
       <w:color w:val="2f5496" w:themeColor="accent1" w:themeShade="BF"/>
     </w:rPr>
   </w:style>
-  <w:style w:type="paragraph" w:styleId="690">
+  <w:style w:type="paragraph" w:styleId="883">
     <w:name w:val="Intense Quote"/>
-    <w:basedOn w:val="660"/>
-    <w:next w:val="660"/>
-    <w:link w:val="691"/>
+    <w:basedOn w:val="853"/>
+    <w:next w:val="853"/>
+    <w:link w:val="884"/>
     <w:uiPriority w:val="30"/>
     <w:qFormat/>
     <w:pPr>
@@ -32500,10 +32662,10 @@
       <w:color w:val="2f5496" w:themeColor="accent1" w:themeShade="BF"/>
     </w:rPr>
   </w:style>
-  <w:style w:type="character" w:styleId="691" w:customStyle="1">
+  <w:style w:type="character" w:styleId="884" w:customStyle="1">
     <w:name w:val="Intense Quote Char"/>
-    <w:basedOn w:val="670"/>
-    <w:link w:val="690"/>
+    <w:basedOn w:val="863"/>
+    <w:link w:val="883"/>
     <w:uiPriority w:val="30"/>
     <w:pPr>
       <w:pBdr/>
@@ -32516,9 +32678,9 @@
       <w:color w:val="2f5496" w:themeColor="accent1" w:themeShade="BF"/>
     </w:rPr>
   </w:style>
-  <w:style w:type="character" w:styleId="692">
+  <w:style w:type="character" w:styleId="885">
     <w:name w:val="Intense Reference"/>
-    <w:basedOn w:val="670"/>
+    <w:basedOn w:val="863"/>
     <w:uiPriority w:val="32"/>
     <w:qFormat/>
     <w:pPr>
